--- a/LeSaS1/full_model_summary.docx
+++ b/LeSaS1/full_model_summary.docx
@@ -9,16 +9,21 @@
         <w:tblLook w:firstColumn="1" w:firstRow="1" w:lastColumn="0" w:lastRow="0" w:noHBand="0" w:noVBand="1" w:val="04A0"/>
       </w:tblPr>
       <w:tblGrid>
-        <w:gridCol w:w="1728"/>
-        <w:gridCol w:w="1728"/>
-        <w:gridCol w:w="1728"/>
-        <w:gridCol w:w="1728"/>
-        <w:gridCol w:w="1728"/>
+        <w:gridCol w:w="864"/>
+        <w:gridCol w:w="864"/>
+        <w:gridCol w:w="864"/>
+        <w:gridCol w:w="864"/>
+        <w:gridCol w:w="864"/>
+        <w:gridCol w:w="864"/>
+        <w:gridCol w:w="864"/>
+        <w:gridCol w:w="864"/>
+        <w:gridCol w:w="864"/>
+        <w:gridCol w:w="864"/>
       </w:tblGrid>
       <w:tr>
         <w:tc>
           <w:tcPr>
-            <w:tcW w:type="dxa" w:w="1728"/>
+            <w:tcW w:type="dxa" w:w="864"/>
           </w:tcPr>
           <w:p>
             <w:r>
@@ -28,7 +33,7 @@
         </w:tc>
         <w:tc>
           <w:tcPr>
-            <w:tcW w:type="dxa" w:w="1728"/>
+            <w:tcW w:type="dxa" w:w="864"/>
           </w:tcPr>
           <w:p>
             <w:r>
@@ -38,7 +43,7 @@
         </w:tc>
         <w:tc>
           <w:tcPr>
-            <w:tcW w:type="dxa" w:w="1728"/>
+            <w:tcW w:type="dxa" w:w="864"/>
           </w:tcPr>
           <w:p>
             <w:r>
@@ -48,7 +53,7 @@
         </w:tc>
         <w:tc>
           <w:tcPr>
-            <w:tcW w:type="dxa" w:w="1728"/>
+            <w:tcW w:type="dxa" w:w="864"/>
           </w:tcPr>
           <w:p>
             <w:r>
@@ -58,11 +63,61 @@
         </w:tc>
         <w:tc>
           <w:tcPr>
-            <w:tcW w:type="dxa" w:w="1728"/>
+            <w:tcW w:type="dxa" w:w="864"/>
           </w:tcPr>
           <w:p>
             <w:r>
               <w:t>N Best Fit</w:t>
+            </w:r>
+          </w:p>
+        </w:tc>
+        <w:tc>
+          <w:tcPr>
+            <w:tcW w:type="dxa" w:w="864"/>
+          </w:tcPr>
+          <w:p>
+            <w:r>
+              <w:t>BIC Weight</w:t>
+            </w:r>
+          </w:p>
+        </w:tc>
+        <w:tc>
+          <w:tcPr>
+            <w:tcW w:type="dxa" w:w="864"/>
+          </w:tcPr>
+          <w:p>
+            <w:r>
+              <w:t>Bayes Factor</w:t>
+            </w:r>
+          </w:p>
+        </w:tc>
+        <w:tc>
+          <w:tcPr>
+            <w:tcW w:type="dxa" w:w="864"/>
+          </w:tcPr>
+          <w:p>
+            <w:r>
+              <w:t>Alpha</w:t>
+            </w:r>
+          </w:p>
+        </w:tc>
+        <w:tc>
+          <w:tcPr>
+            <w:tcW w:type="dxa" w:w="864"/>
+          </w:tcPr>
+          <w:p>
+            <w:r>
+              <w:t>Model Frequency</w:t>
+            </w:r>
+          </w:p>
+        </w:tc>
+        <w:tc>
+          <w:tcPr>
+            <w:tcW w:type="dxa" w:w="864"/>
+          </w:tcPr>
+          <w:p>
+            <w:r>
+              <w:t>Exceedance Probability</w:t>
             </w:r>
           </w:p>
         </w:tc>
@@ -70,7 +125,7 @@
       <w:tr>
         <w:tc>
           <w:tcPr>
-            <w:tcW w:type="dxa" w:w="1728"/>
+            <w:tcW w:type="dxa" w:w="864"/>
           </w:tcPr>
           <w:p>
             <w:r>
@@ -80,7 +135,7 @@
         </w:tc>
         <w:tc>
           <w:tcPr>
-            <w:tcW w:type="dxa" w:w="1728"/>
+            <w:tcW w:type="dxa" w:w="864"/>
           </w:tcPr>
           <w:p>
             <w:r/>
@@ -88,7 +143,7 @@
         </w:tc>
         <w:tc>
           <w:tcPr>
-            <w:tcW w:type="dxa" w:w="1728"/>
+            <w:tcW w:type="dxa" w:w="864"/>
           </w:tcPr>
           <w:p>
             <w:r/>
@@ -96,7 +151,7 @@
         </w:tc>
         <w:tc>
           <w:tcPr>
-            <w:tcW w:type="dxa" w:w="1728"/>
+            <w:tcW w:type="dxa" w:w="864"/>
           </w:tcPr>
           <w:p>
             <w:r/>
@@ -104,7 +159,47 @@
         </w:tc>
         <w:tc>
           <w:tcPr>
-            <w:tcW w:type="dxa" w:w="1728"/>
+            <w:tcW w:type="dxa" w:w="864"/>
+          </w:tcPr>
+          <w:p>
+            <w:r/>
+          </w:p>
+        </w:tc>
+        <w:tc>
+          <w:tcPr>
+            <w:tcW w:type="dxa" w:w="864"/>
+          </w:tcPr>
+          <w:p>
+            <w:r/>
+          </w:p>
+        </w:tc>
+        <w:tc>
+          <w:tcPr>
+            <w:tcW w:type="dxa" w:w="864"/>
+          </w:tcPr>
+          <w:p>
+            <w:r/>
+          </w:p>
+        </w:tc>
+        <w:tc>
+          <w:tcPr>
+            <w:tcW w:type="dxa" w:w="864"/>
+          </w:tcPr>
+          <w:p>
+            <w:r/>
+          </w:p>
+        </w:tc>
+        <w:tc>
+          <w:tcPr>
+            <w:tcW w:type="dxa" w:w="864"/>
+          </w:tcPr>
+          <w:p>
+            <w:r/>
+          </w:p>
+        </w:tc>
+        <w:tc>
+          <w:tcPr>
+            <w:tcW w:type="dxa" w:w="864"/>
           </w:tcPr>
           <w:p>
             <w:r/>
@@ -114,7 +209,7 @@
       <w:tr>
         <w:tc>
           <w:tcPr>
-            <w:tcW w:type="dxa" w:w="1728"/>
+            <w:tcW w:type="dxa" w:w="864"/>
           </w:tcPr>
           <w:p>
             <w:r>
@@ -126,7 +221,5922 @@
         </w:tc>
         <w:tc>
           <w:tcPr>
-            <w:tcW w:type="dxa" w:w="1728"/>
+            <w:tcW w:type="dxa" w:w="864"/>
+          </w:tcPr>
+          <w:p>
+            <w:r>
+              <w:rPr>
+                <w:highlight w:val="yellow"/>
+              </w:rPr>
+              <w:t>color_decay</w:t>
+            </w:r>
+          </w:p>
+        </w:tc>
+        <w:tc>
+          <w:tcPr>
+            <w:tcW w:type="dxa" w:w="864"/>
+          </w:tcPr>
+          <w:p>
+            <w:r>
+              <w:rPr>
+                <w:highlight w:val="yellow"/>
+              </w:rPr>
+              <w:t>309.71</w:t>
+            </w:r>
+          </w:p>
+        </w:tc>
+        <w:tc>
+          <w:tcPr>
+            <w:tcW w:type="dxa" w:w="864"/>
+          </w:tcPr>
+          <w:p>
+            <w:r>
+              <w:rPr>
+                <w:highlight w:val="yellow"/>
+              </w:rPr>
+              <w:t>316.90</w:t>
+            </w:r>
+          </w:p>
+        </w:tc>
+        <w:tc>
+          <w:tcPr>
+            <w:tcW w:type="dxa" w:w="864"/>
+          </w:tcPr>
+          <w:p>
+            <w:r>
+              <w:rPr>
+                <w:highlight w:val="yellow"/>
+              </w:rPr>
+              <w:t>9</w:t>
+            </w:r>
+          </w:p>
+        </w:tc>
+        <w:tc>
+          <w:tcPr>
+            <w:tcW w:type="dxa" w:w="864"/>
+          </w:tcPr>
+          <w:p>
+            <w:r>
+              <w:rPr>
+                <w:highlight w:val="yellow"/>
+              </w:rPr>
+              <w:t>0.53</w:t>
+            </w:r>
+          </w:p>
+        </w:tc>
+        <w:tc>
+          <w:tcPr>
+            <w:tcW w:type="dxa" w:w="864"/>
+          </w:tcPr>
+          <w:p>
+            <w:r>
+              <w:rPr>
+                <w:highlight w:val="yellow"/>
+              </w:rPr>
+              <w:t>1.00</w:t>
+            </w:r>
+          </w:p>
+        </w:tc>
+        <w:tc>
+          <w:tcPr>
+            <w:tcW w:type="dxa" w:w="864"/>
+          </w:tcPr>
+          <w:p>
+            <w:r>
+              <w:rPr>
+                <w:highlight w:val="yellow"/>
+              </w:rPr>
+              <w:t>11.067</w:t>
+            </w:r>
+          </w:p>
+        </w:tc>
+        <w:tc>
+          <w:tcPr>
+            <w:tcW w:type="dxa" w:w="864"/>
+          </w:tcPr>
+          <w:p>
+            <w:r>
+              <w:rPr>
+                <w:highlight w:val="yellow"/>
+              </w:rPr>
+              <w:t>0.123</w:t>
+            </w:r>
+          </w:p>
+        </w:tc>
+        <w:tc>
+          <w:tcPr>
+            <w:tcW w:type="dxa" w:w="864"/>
+          </w:tcPr>
+          <w:p>
+            <w:r>
+              <w:rPr>
+                <w:highlight w:val="yellow"/>
+              </w:rPr>
+              <w:t>0.226</w:t>
+            </w:r>
+          </w:p>
+        </w:tc>
+      </w:tr>
+      <w:tr>
+        <w:tc>
+          <w:tcPr>
+            <w:tcW w:type="dxa" w:w="864"/>
+          </w:tcPr>
+          <w:p>
+            <w:r/>
+          </w:p>
+        </w:tc>
+        <w:tc>
+          <w:tcPr>
+            <w:tcW w:type="dxa" w:w="864"/>
+          </w:tcPr>
+          <w:p>
+            <w:r>
+              <w:t>color_decay_RPUT</w:t>
+            </w:r>
+          </w:p>
+        </w:tc>
+        <w:tc>
+          <w:tcPr>
+            <w:tcW w:type="dxa" w:w="864"/>
+          </w:tcPr>
+          <w:p>
+            <w:r>
+              <w:t>313.57</w:t>
+            </w:r>
+          </w:p>
+        </w:tc>
+        <w:tc>
+          <w:tcPr>
+            <w:tcW w:type="dxa" w:w="864"/>
+          </w:tcPr>
+          <w:p>
+            <w:r>
+              <w:t>320.75</w:t>
+            </w:r>
+          </w:p>
+        </w:tc>
+        <w:tc>
+          <w:tcPr>
+            <w:tcW w:type="dxa" w:w="864"/>
+          </w:tcPr>
+          <w:p>
+            <w:r>
+              <w:t>4</w:t>
+            </w:r>
+          </w:p>
+        </w:tc>
+        <w:tc>
+          <w:tcPr>
+            <w:tcW w:type="dxa" w:w="864"/>
+          </w:tcPr>
+          <w:p>
+            <w:r>
+              <w:t>0.08</w:t>
+            </w:r>
+          </w:p>
+        </w:tc>
+        <w:tc>
+          <w:tcPr>
+            <w:tcW w:type="dxa" w:w="864"/>
+          </w:tcPr>
+          <w:p>
+            <w:r>
+              <w:t>6.86</w:t>
+            </w:r>
+          </w:p>
+        </w:tc>
+        <w:tc>
+          <w:tcPr>
+            <w:tcW w:type="dxa" w:w="864"/>
+          </w:tcPr>
+          <w:p>
+            <w:r>
+              <w:t>3.313</w:t>
+            </w:r>
+          </w:p>
+        </w:tc>
+        <w:tc>
+          <w:tcPr>
+            <w:tcW w:type="dxa" w:w="864"/>
+          </w:tcPr>
+          <w:p>
+            <w:r>
+              <w:t>0.037</w:t>
+            </w:r>
+          </w:p>
+        </w:tc>
+        <w:tc>
+          <w:tcPr>
+            <w:tcW w:type="dxa" w:w="864"/>
+          </w:tcPr>
+          <w:p>
+            <w:r>
+              <w:t>&lt; .001</w:t>
+            </w:r>
+          </w:p>
+        </w:tc>
+      </w:tr>
+      <w:tr>
+        <w:tc>
+          <w:tcPr>
+            <w:tcW w:type="dxa" w:w="864"/>
+          </w:tcPr>
+          <w:p>
+            <w:r/>
+          </w:p>
+        </w:tc>
+        <w:tc>
+          <w:tcPr>
+            <w:tcW w:type="dxa" w:w="864"/>
+          </w:tcPr>
+          <w:p>
+            <w:r>
+              <w:t>color_decay_RPUT_unc</w:t>
+            </w:r>
+          </w:p>
+        </w:tc>
+        <w:tc>
+          <w:tcPr>
+            <w:tcW w:type="dxa" w:w="864"/>
+          </w:tcPr>
+          <w:p>
+            <w:r>
+              <w:t>311.81</w:t>
+            </w:r>
+          </w:p>
+        </w:tc>
+        <w:tc>
+          <w:tcPr>
+            <w:tcW w:type="dxa" w:w="864"/>
+          </w:tcPr>
+          <w:p>
+            <w:r>
+              <w:t>322.59</w:t>
+            </w:r>
+          </w:p>
+        </w:tc>
+        <w:tc>
+          <w:tcPr>
+            <w:tcW w:type="dxa" w:w="864"/>
+          </w:tcPr>
+          <w:p>
+            <w:r>
+              <w:t>2</w:t>
+            </w:r>
+          </w:p>
+        </w:tc>
+        <w:tc>
+          <w:tcPr>
+            <w:tcW w:type="dxa" w:w="864"/>
+          </w:tcPr>
+          <w:p>
+            <w:r>
+              <w:t>0.03</w:t>
+            </w:r>
+          </w:p>
+        </w:tc>
+        <w:tc>
+          <w:tcPr>
+            <w:tcW w:type="dxa" w:w="864"/>
+          </w:tcPr>
+          <w:p>
+            <w:r>
+              <w:t>17.21</w:t>
+            </w:r>
+          </w:p>
+        </w:tc>
+        <w:tc>
+          <w:tcPr>
+            <w:tcW w:type="dxa" w:w="864"/>
+          </w:tcPr>
+          <w:p>
+            <w:r>
+              <w:t>2.508</w:t>
+            </w:r>
+          </w:p>
+        </w:tc>
+        <w:tc>
+          <w:tcPr>
+            <w:tcW w:type="dxa" w:w="864"/>
+          </w:tcPr>
+          <w:p>
+            <w:r>
+              <w:t>0.028</w:t>
+            </w:r>
+          </w:p>
+        </w:tc>
+        <w:tc>
+          <w:tcPr>
+            <w:tcW w:type="dxa" w:w="864"/>
+          </w:tcPr>
+          <w:p>
+            <w:r>
+              <w:t>&lt; .001</w:t>
+            </w:r>
+          </w:p>
+        </w:tc>
+      </w:tr>
+      <w:tr>
+        <w:tc>
+          <w:tcPr>
+            <w:tcW w:type="dxa" w:w="864"/>
+          </w:tcPr>
+          <w:p>
+            <w:r/>
+          </w:p>
+        </w:tc>
+        <w:tc>
+          <w:tcPr>
+            <w:tcW w:type="dxa" w:w="864"/>
+          </w:tcPr>
+          <w:p>
+            <w:r>
+              <w:t>color_delta</w:t>
+            </w:r>
+          </w:p>
+        </w:tc>
+        <w:tc>
+          <w:tcPr>
+            <w:tcW w:type="dxa" w:w="864"/>
+          </w:tcPr>
+          <w:p>
+            <w:r>
+              <w:t>349.40</w:t>
+            </w:r>
+          </w:p>
+        </w:tc>
+        <w:tc>
+          <w:tcPr>
+            <w:tcW w:type="dxa" w:w="864"/>
+          </w:tcPr>
+          <w:p>
+            <w:r>
+              <w:t>356.59</w:t>
+            </w:r>
+          </w:p>
+        </w:tc>
+        <w:tc>
+          <w:tcPr>
+            <w:tcW w:type="dxa" w:w="864"/>
+          </w:tcPr>
+          <w:p>
+            <w:r>
+              <w:t>0</w:t>
+            </w:r>
+          </w:p>
+        </w:tc>
+        <w:tc>
+          <w:tcPr>
+            <w:tcW w:type="dxa" w:w="864"/>
+          </w:tcPr>
+          <w:p>
+            <w:r>
+              <w:t>&lt; .001</w:t>
+            </w:r>
+          </w:p>
+        </w:tc>
+        <w:tc>
+          <w:tcPr>
+            <w:tcW w:type="dxa" w:w="864"/>
+          </w:tcPr>
+          <w:p>
+            <w:r>
+              <w:t>4.15×10^8</w:t>
+            </w:r>
+          </w:p>
+        </w:tc>
+        <w:tc>
+          <w:tcPr>
+            <w:tcW w:type="dxa" w:w="864"/>
+          </w:tcPr>
+          <w:p>
+            <w:r>
+              <w:t>1.029</w:t>
+            </w:r>
+          </w:p>
+        </w:tc>
+        <w:tc>
+          <w:tcPr>
+            <w:tcW w:type="dxa" w:w="864"/>
+          </w:tcPr>
+          <w:p>
+            <w:r>
+              <w:t>0.011</w:t>
+            </w:r>
+          </w:p>
+        </w:tc>
+        <w:tc>
+          <w:tcPr>
+            <w:tcW w:type="dxa" w:w="864"/>
+          </w:tcPr>
+          <w:p>
+            <w:r>
+              <w:t>&lt; .001</w:t>
+            </w:r>
+          </w:p>
+        </w:tc>
+      </w:tr>
+      <w:tr>
+        <w:tc>
+          <w:tcPr>
+            <w:tcW w:type="dxa" w:w="864"/>
+          </w:tcPr>
+          <w:p>
+            <w:r/>
+          </w:p>
+        </w:tc>
+        <w:tc>
+          <w:tcPr>
+            <w:tcW w:type="dxa" w:w="864"/>
+          </w:tcPr>
+          <w:p>
+            <w:r>
+              <w:t>color_delta_RPUT</w:t>
+            </w:r>
+          </w:p>
+        </w:tc>
+        <w:tc>
+          <w:tcPr>
+            <w:tcW w:type="dxa" w:w="864"/>
+          </w:tcPr>
+          <w:p>
+            <w:r>
+              <w:t>339.58</w:t>
+            </w:r>
+          </w:p>
+        </w:tc>
+        <w:tc>
+          <w:tcPr>
+            <w:tcW w:type="dxa" w:w="864"/>
+          </w:tcPr>
+          <w:p>
+            <w:r>
+              <w:t>346.77</w:t>
+            </w:r>
+          </w:p>
+        </w:tc>
+        <w:tc>
+          <w:tcPr>
+            <w:tcW w:type="dxa" w:w="864"/>
+          </w:tcPr>
+          <w:p>
+            <w:r>
+              <w:t>0</w:t>
+            </w:r>
+          </w:p>
+        </w:tc>
+        <w:tc>
+          <w:tcPr>
+            <w:tcW w:type="dxa" w:w="864"/>
+          </w:tcPr>
+          <w:p>
+            <w:r>
+              <w:t>&lt; .001</w:t>
+            </w:r>
+          </w:p>
+        </w:tc>
+        <w:tc>
+          <w:tcPr>
+            <w:tcW w:type="dxa" w:w="864"/>
+          </w:tcPr>
+          <w:p>
+            <w:r>
+              <w:t>3.06×10^6</w:t>
+            </w:r>
+          </w:p>
+        </w:tc>
+        <w:tc>
+          <w:tcPr>
+            <w:tcW w:type="dxa" w:w="864"/>
+          </w:tcPr>
+          <w:p>
+            <w:r>
+              <w:t>1.093</w:t>
+            </w:r>
+          </w:p>
+        </w:tc>
+        <w:tc>
+          <w:tcPr>
+            <w:tcW w:type="dxa" w:w="864"/>
+          </w:tcPr>
+          <w:p>
+            <w:r>
+              <w:t>0.012</w:t>
+            </w:r>
+          </w:p>
+        </w:tc>
+        <w:tc>
+          <w:tcPr>
+            <w:tcW w:type="dxa" w:w="864"/>
+          </w:tcPr>
+          <w:p>
+            <w:r>
+              <w:t>&lt; .001</w:t>
+            </w:r>
+          </w:p>
+        </w:tc>
+      </w:tr>
+      <w:tr>
+        <w:tc>
+          <w:tcPr>
+            <w:tcW w:type="dxa" w:w="864"/>
+          </w:tcPr>
+          <w:p>
+            <w:r/>
+          </w:p>
+        </w:tc>
+        <w:tc>
+          <w:tcPr>
+            <w:tcW w:type="dxa" w:w="864"/>
+          </w:tcPr>
+          <w:p>
+            <w:r>
+              <w:t>color_delta_RPUT_unc</w:t>
+            </w:r>
+          </w:p>
+        </w:tc>
+        <w:tc>
+          <w:tcPr>
+            <w:tcW w:type="dxa" w:w="864"/>
+          </w:tcPr>
+          <w:p>
+            <w:r>
+              <w:t>328.64</w:t>
+            </w:r>
+          </w:p>
+        </w:tc>
+        <w:tc>
+          <w:tcPr>
+            <w:tcW w:type="dxa" w:w="864"/>
+          </w:tcPr>
+          <w:p>
+            <w:r>
+              <w:t>339.42</w:t>
+            </w:r>
+          </w:p>
+        </w:tc>
+        <w:tc>
+          <w:tcPr>
+            <w:tcW w:type="dxa" w:w="864"/>
+          </w:tcPr>
+          <w:p>
+            <w:r>
+              <w:t>0</w:t>
+            </w:r>
+          </w:p>
+        </w:tc>
+        <w:tc>
+          <w:tcPr>
+            <w:tcW w:type="dxa" w:w="864"/>
+          </w:tcPr>
+          <w:p>
+            <w:r>
+              <w:t>&lt; .001</w:t>
+            </w:r>
+          </w:p>
+        </w:tc>
+        <w:tc>
+          <w:tcPr>
+            <w:tcW w:type="dxa" w:w="864"/>
+          </w:tcPr>
+          <w:p>
+            <w:r>
+              <w:t>7.77×10^4</w:t>
+            </w:r>
+          </w:p>
+        </w:tc>
+        <w:tc>
+          <w:tcPr>
+            <w:tcW w:type="dxa" w:w="864"/>
+          </w:tcPr>
+          <w:p>
+            <w:r>
+              <w:t>1.010</w:t>
+            </w:r>
+          </w:p>
+        </w:tc>
+        <w:tc>
+          <w:tcPr>
+            <w:tcW w:type="dxa" w:w="864"/>
+          </w:tcPr>
+          <w:p>
+            <w:r>
+              <w:t>0.011</w:t>
+            </w:r>
+          </w:p>
+        </w:tc>
+        <w:tc>
+          <w:tcPr>
+            <w:tcW w:type="dxa" w:w="864"/>
+          </w:tcPr>
+          <w:p>
+            <w:r>
+              <w:t>&lt; .001</w:t>
+            </w:r>
+          </w:p>
+        </w:tc>
+      </w:tr>
+      <w:tr>
+        <w:tc>
+          <w:tcPr>
+            <w:tcW w:type="dxa" w:w="864"/>
+          </w:tcPr>
+          <w:p>
+            <w:r/>
+          </w:p>
+        </w:tc>
+        <w:tc>
+          <w:tcPr>
+            <w:tcW w:type="dxa" w:w="864"/>
+          </w:tcPr>
+          <w:p>
+            <w:r>
+              <w:t>color_hybrid_decay_decay</w:t>
+            </w:r>
+          </w:p>
+        </w:tc>
+        <w:tc>
+          <w:tcPr>
+            <w:tcW w:type="dxa" w:w="864"/>
+          </w:tcPr>
+          <w:p>
+            <w:r>
+              <w:t>312.42</w:t>
+            </w:r>
+          </w:p>
+        </w:tc>
+        <w:tc>
+          <w:tcPr>
+            <w:tcW w:type="dxa" w:w="864"/>
+          </w:tcPr>
+          <w:p>
+            <w:r>
+              <w:t>326.80</w:t>
+            </w:r>
+          </w:p>
+        </w:tc>
+        <w:tc>
+          <w:tcPr>
+            <w:tcW w:type="dxa" w:w="864"/>
+          </w:tcPr>
+          <w:p>
+            <w:r>
+              <w:t>0</w:t>
+            </w:r>
+          </w:p>
+        </w:tc>
+        <w:tc>
+          <w:tcPr>
+            <w:tcW w:type="dxa" w:w="864"/>
+          </w:tcPr>
+          <w:p>
+            <w:r>
+              <w:t>0.00</w:t>
+            </w:r>
+          </w:p>
+        </w:tc>
+        <w:tc>
+          <w:tcPr>
+            <w:tcW w:type="dxa" w:w="864"/>
+          </w:tcPr>
+          <w:p>
+            <w:r>
+              <w:t>140.89</w:t>
+            </w:r>
+          </w:p>
+        </w:tc>
+        <w:tc>
+          <w:tcPr>
+            <w:tcW w:type="dxa" w:w="864"/>
+          </w:tcPr>
+          <w:p>
+            <w:r>
+              <w:t>1.008</w:t>
+            </w:r>
+          </w:p>
+        </w:tc>
+        <w:tc>
+          <w:tcPr>
+            <w:tcW w:type="dxa" w:w="864"/>
+          </w:tcPr>
+          <w:p>
+            <w:r>
+              <w:t>0.011</w:t>
+            </w:r>
+          </w:p>
+        </w:tc>
+        <w:tc>
+          <w:tcPr>
+            <w:tcW w:type="dxa" w:w="864"/>
+          </w:tcPr>
+          <w:p>
+            <w:r>
+              <w:t>&lt; .001</w:t>
+            </w:r>
+          </w:p>
+        </w:tc>
+      </w:tr>
+      <w:tr>
+        <w:tc>
+          <w:tcPr>
+            <w:tcW w:type="dxa" w:w="864"/>
+          </w:tcPr>
+          <w:p>
+            <w:r/>
+          </w:p>
+        </w:tc>
+        <w:tc>
+          <w:tcPr>
+            <w:tcW w:type="dxa" w:w="864"/>
+          </w:tcPr>
+          <w:p>
+            <w:r>
+              <w:t>color_hybrid_decay_delta</w:t>
+            </w:r>
+          </w:p>
+        </w:tc>
+        <w:tc>
+          <w:tcPr>
+            <w:tcW w:type="dxa" w:w="864"/>
+          </w:tcPr>
+          <w:p>
+            <w:r>
+              <w:t>310.49</w:t>
+            </w:r>
+          </w:p>
+        </w:tc>
+        <w:tc>
+          <w:tcPr>
+            <w:tcW w:type="dxa" w:w="864"/>
+          </w:tcPr>
+          <w:p>
+            <w:r>
+              <w:t>324.86</w:t>
+            </w:r>
+          </w:p>
+        </w:tc>
+        <w:tc>
+          <w:tcPr>
+            <w:tcW w:type="dxa" w:w="864"/>
+          </w:tcPr>
+          <w:p>
+            <w:r>
+              <w:t>0</w:t>
+            </w:r>
+          </w:p>
+        </w:tc>
+        <w:tc>
+          <w:tcPr>
+            <w:tcW w:type="dxa" w:w="864"/>
+          </w:tcPr>
+          <w:p>
+            <w:r>
+              <w:t>0.01</w:t>
+            </w:r>
+          </w:p>
+        </w:tc>
+        <w:tc>
+          <w:tcPr>
+            <w:tcW w:type="dxa" w:w="864"/>
+          </w:tcPr>
+          <w:p>
+            <w:r>
+              <w:t>53.48</w:t>
+            </w:r>
+          </w:p>
+        </w:tc>
+        <w:tc>
+          <w:tcPr>
+            <w:tcW w:type="dxa" w:w="864"/>
+          </w:tcPr>
+          <w:p>
+            <w:r>
+              <w:t>1.040</w:t>
+            </w:r>
+          </w:p>
+        </w:tc>
+        <w:tc>
+          <w:tcPr>
+            <w:tcW w:type="dxa" w:w="864"/>
+          </w:tcPr>
+          <w:p>
+            <w:r>
+              <w:t>0.012</w:t>
+            </w:r>
+          </w:p>
+        </w:tc>
+        <w:tc>
+          <w:tcPr>
+            <w:tcW w:type="dxa" w:w="864"/>
+          </w:tcPr>
+          <w:p>
+            <w:r>
+              <w:t>&lt; .001</w:t>
+            </w:r>
+          </w:p>
+        </w:tc>
+      </w:tr>
+      <w:tr>
+        <w:tc>
+          <w:tcPr>
+            <w:tcW w:type="dxa" w:w="864"/>
+          </w:tcPr>
+          <w:p>
+            <w:r/>
+          </w:p>
+        </w:tc>
+        <w:tc>
+          <w:tcPr>
+            <w:tcW w:type="dxa" w:w="864"/>
+          </w:tcPr>
+          <w:p>
+            <w:r>
+              <w:t>color_hybrid_delta_delta</w:t>
+            </w:r>
+          </w:p>
+        </w:tc>
+        <w:tc>
+          <w:tcPr>
+            <w:tcW w:type="dxa" w:w="864"/>
+          </w:tcPr>
+          <w:p>
+            <w:r>
+              <w:t>324.11</w:t>
+            </w:r>
+          </w:p>
+        </w:tc>
+        <w:tc>
+          <w:tcPr>
+            <w:tcW w:type="dxa" w:w="864"/>
+          </w:tcPr>
+          <w:p>
+            <w:r>
+              <w:t>338.49</w:t>
+            </w:r>
+          </w:p>
+        </w:tc>
+        <w:tc>
+          <w:tcPr>
+            <w:tcW w:type="dxa" w:w="864"/>
+          </w:tcPr>
+          <w:p>
+            <w:r>
+              <w:t>0</w:t>
+            </w:r>
+          </w:p>
+        </w:tc>
+        <w:tc>
+          <w:tcPr>
+            <w:tcW w:type="dxa" w:w="864"/>
+          </w:tcPr>
+          <w:p>
+            <w:r>
+              <w:t>&lt; .001</w:t>
+            </w:r>
+          </w:p>
+        </w:tc>
+        <w:tc>
+          <w:tcPr>
+            <w:tcW w:type="dxa" w:w="864"/>
+          </w:tcPr>
+          <w:p>
+            <w:r>
+              <w:t>4.87×10^4</w:t>
+            </w:r>
+          </w:p>
+        </w:tc>
+        <w:tc>
+          <w:tcPr>
+            <w:tcW w:type="dxa" w:w="864"/>
+          </w:tcPr>
+          <w:p>
+            <w:r>
+              <w:t>1.074</w:t>
+            </w:r>
+          </w:p>
+        </w:tc>
+        <w:tc>
+          <w:tcPr>
+            <w:tcW w:type="dxa" w:w="864"/>
+          </w:tcPr>
+          <w:p>
+            <w:r>
+              <w:t>0.012</w:t>
+            </w:r>
+          </w:p>
+        </w:tc>
+        <w:tc>
+          <w:tcPr>
+            <w:tcW w:type="dxa" w:w="864"/>
+          </w:tcPr>
+          <w:p>
+            <w:r>
+              <w:t>&lt; .001</w:t>
+            </w:r>
+          </w:p>
+        </w:tc>
+      </w:tr>
+      <w:tr>
+        <w:tc>
+          <w:tcPr>
+            <w:tcW w:type="dxa" w:w="864"/>
+          </w:tcPr>
+          <w:p>
+            <w:r/>
+          </w:p>
+        </w:tc>
+        <w:tc>
+          <w:tcPr>
+            <w:tcW w:type="dxa" w:w="864"/>
+          </w:tcPr>
+          <w:p>
+            <w:r>
+              <w:t>color_kalman_filter</w:t>
+            </w:r>
+          </w:p>
+        </w:tc>
+        <w:tc>
+          <w:tcPr>
+            <w:tcW w:type="dxa" w:w="864"/>
+          </w:tcPr>
+          <w:p>
+            <w:r>
+              <w:t>349.03</w:t>
+            </w:r>
+          </w:p>
+        </w:tc>
+        <w:tc>
+          <w:tcPr>
+            <w:tcW w:type="dxa" w:w="864"/>
+          </w:tcPr>
+          <w:p>
+            <w:r>
+              <w:t>356.21</w:t>
+            </w:r>
+          </w:p>
+        </w:tc>
+        <w:tc>
+          <w:tcPr>
+            <w:tcW w:type="dxa" w:w="864"/>
+          </w:tcPr>
+          <w:p>
+            <w:r>
+              <w:t>0</w:t>
+            </w:r>
+          </w:p>
+        </w:tc>
+        <w:tc>
+          <w:tcPr>
+            <w:tcW w:type="dxa" w:w="864"/>
+          </w:tcPr>
+          <w:p>
+            <w:r>
+              <w:t>&lt; .001</w:t>
+            </w:r>
+          </w:p>
+        </w:tc>
+        <w:tc>
+          <w:tcPr>
+            <w:tcW w:type="dxa" w:w="864"/>
+          </w:tcPr>
+          <w:p>
+            <w:r>
+              <w:t>3.44×10^8</w:t>
+            </w:r>
+          </w:p>
+        </w:tc>
+        <w:tc>
+          <w:tcPr>
+            <w:tcW w:type="dxa" w:w="864"/>
+          </w:tcPr>
+          <w:p>
+            <w:r>
+              <w:t>1.013</w:t>
+            </w:r>
+          </w:p>
+        </w:tc>
+        <w:tc>
+          <w:tcPr>
+            <w:tcW w:type="dxa" w:w="864"/>
+          </w:tcPr>
+          <w:p>
+            <w:r>
+              <w:t>0.011</w:t>
+            </w:r>
+          </w:p>
+        </w:tc>
+        <w:tc>
+          <w:tcPr>
+            <w:tcW w:type="dxa" w:w="864"/>
+          </w:tcPr>
+          <w:p>
+            <w:r>
+              <w:t>&lt; .001</w:t>
+            </w:r>
+          </w:p>
+        </w:tc>
+      </w:tr>
+      <w:tr>
+        <w:tc>
+          <w:tcPr>
+            <w:tcW w:type="dxa" w:w="864"/>
+          </w:tcPr>
+          <w:p>
+            <w:r/>
+          </w:p>
+        </w:tc>
+        <w:tc>
+          <w:tcPr>
+            <w:tcW w:type="dxa" w:w="864"/>
+          </w:tcPr>
+          <w:p>
+            <w:r>
+              <w:t>color_mean_var_delta</w:t>
+            </w:r>
+          </w:p>
+        </w:tc>
+        <w:tc>
+          <w:tcPr>
+            <w:tcW w:type="dxa" w:w="864"/>
+          </w:tcPr>
+          <w:p>
+            <w:r>
+              <w:t>326.84</w:t>
+            </w:r>
+          </w:p>
+        </w:tc>
+        <w:tc>
+          <w:tcPr>
+            <w:tcW w:type="dxa" w:w="864"/>
+          </w:tcPr>
+          <w:p>
+            <w:r>
+              <w:t>337.62</w:t>
+            </w:r>
+          </w:p>
+        </w:tc>
+        <w:tc>
+          <w:tcPr>
+            <w:tcW w:type="dxa" w:w="864"/>
+          </w:tcPr>
+          <w:p>
+            <w:r>
+              <w:t>1</w:t>
+            </w:r>
+          </w:p>
+        </w:tc>
+        <w:tc>
+          <w:tcPr>
+            <w:tcW w:type="dxa" w:w="864"/>
+          </w:tcPr>
+          <w:p>
+            <w:r>
+              <w:t>&lt; .001</w:t>
+            </w:r>
+          </w:p>
+        </w:tc>
+        <w:tc>
+          <w:tcPr>
+            <w:tcW w:type="dxa" w:w="864"/>
+          </w:tcPr>
+          <w:p>
+            <w:r>
+              <w:t>3.16×10^4</w:t>
+            </w:r>
+          </w:p>
+        </w:tc>
+        <w:tc>
+          <w:tcPr>
+            <w:tcW w:type="dxa" w:w="864"/>
+          </w:tcPr>
+          <w:p>
+            <w:r>
+              <w:t>2.064</w:t>
+            </w:r>
+          </w:p>
+        </w:tc>
+        <w:tc>
+          <w:tcPr>
+            <w:tcW w:type="dxa" w:w="864"/>
+          </w:tcPr>
+          <w:p>
+            <w:r>
+              <w:t>0.023</w:t>
+            </w:r>
+          </w:p>
+        </w:tc>
+        <w:tc>
+          <w:tcPr>
+            <w:tcW w:type="dxa" w:w="864"/>
+          </w:tcPr>
+          <w:p>
+            <w:r>
+              <w:t>&lt; .001</w:t>
+            </w:r>
+          </w:p>
+        </w:tc>
+      </w:tr>
+      <w:tr>
+        <w:tc>
+          <w:tcPr>
+            <w:tcW w:type="dxa" w:w="864"/>
+          </w:tcPr>
+          <w:p>
+            <w:r/>
+          </w:p>
+        </w:tc>
+        <w:tc>
+          <w:tcPr>
+            <w:tcW w:type="dxa" w:w="864"/>
+          </w:tcPr>
+          <w:p>
+            <w:r>
+              <w:t>color_mean_var</w:t>
+            </w:r>
+          </w:p>
+        </w:tc>
+        <w:tc>
+          <w:tcPr>
+            <w:tcW w:type="dxa" w:w="864"/>
+          </w:tcPr>
+          <w:p>
+            <w:r>
+              <w:t>348.66</w:t>
+            </w:r>
+          </w:p>
+        </w:tc>
+        <w:tc>
+          <w:tcPr>
+            <w:tcW w:type="dxa" w:w="864"/>
+          </w:tcPr>
+          <w:p>
+            <w:r>
+              <w:t>355.84</w:t>
+            </w:r>
+          </w:p>
+        </w:tc>
+        <w:tc>
+          <w:tcPr>
+            <w:tcW w:type="dxa" w:w="864"/>
+          </w:tcPr>
+          <w:p>
+            <w:r>
+              <w:t>1</w:t>
+            </w:r>
+          </w:p>
+        </w:tc>
+        <w:tc>
+          <w:tcPr>
+            <w:tcW w:type="dxa" w:w="864"/>
+          </w:tcPr>
+          <w:p>
+            <w:r>
+              <w:t>&lt; .001</w:t>
+            </w:r>
+          </w:p>
+        </w:tc>
+        <w:tc>
+          <w:tcPr>
+            <w:tcW w:type="dxa" w:w="864"/>
+          </w:tcPr>
+          <w:p>
+            <w:r>
+              <w:t>2.86×10^8</w:t>
+            </w:r>
+          </w:p>
+        </w:tc>
+        <w:tc>
+          <w:tcPr>
+            <w:tcW w:type="dxa" w:w="864"/>
+          </w:tcPr>
+          <w:p>
+            <w:r>
+              <w:t>1.159</w:t>
+            </w:r>
+          </w:p>
+        </w:tc>
+        <w:tc>
+          <w:tcPr>
+            <w:tcW w:type="dxa" w:w="864"/>
+          </w:tcPr>
+          <w:p>
+            <w:r>
+              <w:t>0.013</w:t>
+            </w:r>
+          </w:p>
+        </w:tc>
+        <w:tc>
+          <w:tcPr>
+            <w:tcW w:type="dxa" w:w="864"/>
+          </w:tcPr>
+          <w:p>
+            <w:r>
+              <w:t>&lt; .001</w:t>
+            </w:r>
+          </w:p>
+        </w:tc>
+      </w:tr>
+      <w:tr>
+        <w:tc>
+          <w:tcPr>
+            <w:tcW w:type="dxa" w:w="864"/>
+          </w:tcPr>
+          <w:p>
+            <w:r/>
+          </w:p>
+        </w:tc>
+        <w:tc>
+          <w:tcPr>
+            <w:tcW w:type="dxa" w:w="864"/>
+          </w:tcPr>
+          <w:p>
+            <w:r>
+              <w:t>color_mean_var_unc</w:t>
+            </w:r>
+          </w:p>
+        </w:tc>
+        <w:tc>
+          <w:tcPr>
+            <w:tcW w:type="dxa" w:w="864"/>
+          </w:tcPr>
+          <w:p>
+            <w:r>
+              <w:t>308.70</w:t>
+            </w:r>
+          </w:p>
+        </w:tc>
+        <w:tc>
+          <w:tcPr>
+            <w:tcW w:type="dxa" w:w="864"/>
+          </w:tcPr>
+          <w:p>
+            <w:r>
+              <w:t>319.48</w:t>
+            </w:r>
+          </w:p>
+        </w:tc>
+        <w:tc>
+          <w:tcPr>
+            <w:tcW w:type="dxa" w:w="864"/>
+          </w:tcPr>
+          <w:p>
+            <w:r>
+              <w:t>1</w:t>
+            </w:r>
+          </w:p>
+        </w:tc>
+        <w:tc>
+          <w:tcPr>
+            <w:tcW w:type="dxa" w:w="864"/>
+          </w:tcPr>
+          <w:p>
+            <w:r>
+              <w:t>0.15</w:t>
+            </w:r>
+          </w:p>
+        </w:tc>
+        <w:tc>
+          <w:tcPr>
+            <w:tcW w:type="dxa" w:w="864"/>
+          </w:tcPr>
+          <w:p>
+            <w:r>
+              <w:t>3.64</w:t>
+            </w:r>
+          </w:p>
+        </w:tc>
+        <w:tc>
+          <w:tcPr>
+            <w:tcW w:type="dxa" w:w="864"/>
+          </w:tcPr>
+          <w:p>
+            <w:r>
+              <w:t>2.493</w:t>
+            </w:r>
+          </w:p>
+        </w:tc>
+        <w:tc>
+          <w:tcPr>
+            <w:tcW w:type="dxa" w:w="864"/>
+          </w:tcPr>
+          <w:p>
+            <w:r>
+              <w:t>0.028</w:t>
+            </w:r>
+          </w:p>
+        </w:tc>
+        <w:tc>
+          <w:tcPr>
+            <w:tcW w:type="dxa" w:w="864"/>
+          </w:tcPr>
+          <w:p>
+            <w:r>
+              <w:t>&lt; .001</w:t>
+            </w:r>
+          </w:p>
+        </w:tc>
+      </w:tr>
+      <w:tr>
+        <w:tc>
+          <w:tcPr>
+            <w:tcW w:type="dxa" w:w="864"/>
+          </w:tcPr>
+          <w:p>
+            <w:r/>
+          </w:p>
+        </w:tc>
+        <w:tc>
+          <w:tcPr>
+            <w:tcW w:type="dxa" w:w="864"/>
+          </w:tcPr>
+          <w:p>
+            <w:r>
+              <w:t>color_perseveration</w:t>
+            </w:r>
+          </w:p>
+        </w:tc>
+        <w:tc>
+          <w:tcPr>
+            <w:tcW w:type="dxa" w:w="864"/>
+          </w:tcPr>
+          <w:p>
+            <w:r>
+              <w:t>320.21</w:t>
+            </w:r>
+          </w:p>
+        </w:tc>
+        <w:tc>
+          <w:tcPr>
+            <w:tcW w:type="dxa" w:w="864"/>
+          </w:tcPr>
+          <w:p>
+            <w:r>
+              <w:t>323.80</w:t>
+            </w:r>
+          </w:p>
+        </w:tc>
+        <w:tc>
+          <w:tcPr>
+            <w:tcW w:type="dxa" w:w="864"/>
+          </w:tcPr>
+          <w:p>
+            <w:r>
+              <w:t>1</w:t>
+            </w:r>
+          </w:p>
+        </w:tc>
+        <w:tc>
+          <w:tcPr>
+            <w:tcW w:type="dxa" w:w="864"/>
+          </w:tcPr>
+          <w:p>
+            <w:r>
+              <w:t>0.02</w:t>
+            </w:r>
+          </w:p>
+        </w:tc>
+        <w:tc>
+          <w:tcPr>
+            <w:tcW w:type="dxa" w:w="864"/>
+          </w:tcPr>
+          <w:p>
+            <w:r>
+              <w:t>31.55</w:t>
+            </w:r>
+          </w:p>
+        </w:tc>
+        <w:tc>
+          <w:tcPr>
+            <w:tcW w:type="dxa" w:w="864"/>
+          </w:tcPr>
+          <w:p>
+            <w:r>
+              <w:t>1.279</w:t>
+            </w:r>
+          </w:p>
+        </w:tc>
+        <w:tc>
+          <w:tcPr>
+            <w:tcW w:type="dxa" w:w="864"/>
+          </w:tcPr>
+          <w:p>
+            <w:r>
+              <w:t>0.014</w:t>
+            </w:r>
+          </w:p>
+        </w:tc>
+        <w:tc>
+          <w:tcPr>
+            <w:tcW w:type="dxa" w:w="864"/>
+          </w:tcPr>
+          <w:p>
+            <w:r>
+              <w:t>&lt; .001</w:t>
+            </w:r>
+          </w:p>
+        </w:tc>
+      </w:tr>
+      <w:tr>
+        <w:tc>
+          <w:tcPr>
+            <w:tcW w:type="dxa" w:w="864"/>
+          </w:tcPr>
+          <w:p>
+            <w:r/>
+          </w:p>
+        </w:tc>
+        <w:tc>
+          <w:tcPr>
+            <w:tcW w:type="dxa" w:w="864"/>
+          </w:tcPr>
+          <w:p>
+            <w:r>
+              <w:t>color_random</w:t>
+            </w:r>
+          </w:p>
+        </w:tc>
+        <w:tc>
+          <w:tcPr>
+            <w:tcW w:type="dxa" w:w="864"/>
+          </w:tcPr>
+          <w:p>
+            <w:r>
+              <w:t>374.80</w:t>
+            </w:r>
+          </w:p>
+        </w:tc>
+        <w:tc>
+          <w:tcPr>
+            <w:tcW w:type="dxa" w:w="864"/>
+          </w:tcPr>
+          <w:p>
+            <w:r>
+              <w:t>374.80</w:t>
+            </w:r>
+          </w:p>
+        </w:tc>
+        <w:tc>
+          <w:tcPr>
+            <w:tcW w:type="dxa" w:w="864"/>
+          </w:tcPr>
+          <w:p>
+            <w:r>
+              <w:t>12</w:t>
+            </w:r>
+          </w:p>
+        </w:tc>
+        <w:tc>
+          <w:tcPr>
+            <w:tcW w:type="dxa" w:w="864"/>
+          </w:tcPr>
+          <w:p>
+            <w:r>
+              <w:t>&lt; .001</w:t>
+            </w:r>
+          </w:p>
+        </w:tc>
+        <w:tc>
+          <w:tcPr>
+            <w:tcW w:type="dxa" w:w="864"/>
+          </w:tcPr>
+          <w:p>
+            <w:r>
+              <w:t>3.74×10^12</w:t>
+            </w:r>
+          </w:p>
+        </w:tc>
+        <w:tc>
+          <w:tcPr>
+            <w:tcW w:type="dxa" w:w="864"/>
+          </w:tcPr>
+          <w:p>
+            <w:r>
+              <w:t>8.066</w:t>
+            </w:r>
+          </w:p>
+        </w:tc>
+        <w:tc>
+          <w:tcPr>
+            <w:tcW w:type="dxa" w:w="864"/>
+          </w:tcPr>
+          <w:p>
+            <w:r>
+              <w:t>0.090</w:t>
+            </w:r>
+          </w:p>
+        </w:tc>
+        <w:tc>
+          <w:tcPr>
+            <w:tcW w:type="dxa" w:w="864"/>
+          </w:tcPr>
+          <w:p>
+            <w:r>
+              <w:t>0.051</w:t>
+            </w:r>
+          </w:p>
+        </w:tc>
+      </w:tr>
+      <w:tr>
+        <w:tc>
+          <w:tcPr>
+            <w:tcW w:type="dxa" w:w="864"/>
+          </w:tcPr>
+          <w:p>
+            <w:r/>
+          </w:p>
+        </w:tc>
+        <w:tc>
+          <w:tcPr>
+            <w:tcW w:type="dxa" w:w="864"/>
+          </w:tcPr>
+          <w:p>
+            <w:r>
+              <w:t>color_RT_decay</w:t>
+            </w:r>
+          </w:p>
+        </w:tc>
+        <w:tc>
+          <w:tcPr>
+            <w:tcW w:type="dxa" w:w="864"/>
+          </w:tcPr>
+          <w:p>
+            <w:r>
+              <w:t>314.90</w:t>
+            </w:r>
+          </w:p>
+        </w:tc>
+        <w:tc>
+          <w:tcPr>
+            <w:tcW w:type="dxa" w:w="864"/>
+          </w:tcPr>
+          <w:p>
+            <w:r>
+              <w:t>325.68</w:t>
+            </w:r>
+          </w:p>
+        </w:tc>
+        <w:tc>
+          <w:tcPr>
+            <w:tcW w:type="dxa" w:w="864"/>
+          </w:tcPr>
+          <w:p>
+            <w:r>
+              <w:t>0</w:t>
+            </w:r>
+          </w:p>
+        </w:tc>
+        <w:tc>
+          <w:tcPr>
+            <w:tcW w:type="dxa" w:w="864"/>
+          </w:tcPr>
+          <w:p>
+            <w:r>
+              <w:t>0.01</w:t>
+            </w:r>
+          </w:p>
+        </w:tc>
+        <w:tc>
+          <w:tcPr>
+            <w:tcW w:type="dxa" w:w="864"/>
+          </w:tcPr>
+          <w:p>
+            <w:r>
+              <w:t>80.66</w:t>
+            </w:r>
+          </w:p>
+        </w:tc>
+        <w:tc>
+          <w:tcPr>
+            <w:tcW w:type="dxa" w:w="864"/>
+          </w:tcPr>
+          <w:p>
+            <w:r>
+              <w:t>1.122</w:t>
+            </w:r>
+          </w:p>
+        </w:tc>
+        <w:tc>
+          <w:tcPr>
+            <w:tcW w:type="dxa" w:w="864"/>
+          </w:tcPr>
+          <w:p>
+            <w:r>
+              <w:t>0.012</w:t>
+            </w:r>
+          </w:p>
+        </w:tc>
+        <w:tc>
+          <w:tcPr>
+            <w:tcW w:type="dxa" w:w="864"/>
+          </w:tcPr>
+          <w:p>
+            <w:r>
+              <w:t>&lt; .001</w:t>
+            </w:r>
+          </w:p>
+        </w:tc>
+      </w:tr>
+      <w:tr>
+        <w:tc>
+          <w:tcPr>
+            <w:tcW w:type="dxa" w:w="864"/>
+          </w:tcPr>
+          <w:p>
+            <w:r/>
+          </w:p>
+        </w:tc>
+        <w:tc>
+          <w:tcPr>
+            <w:tcW w:type="dxa" w:w="864"/>
+          </w:tcPr>
+          <w:p>
+            <w:r>
+              <w:t>color_RT_delta</w:t>
+            </w:r>
+          </w:p>
+        </w:tc>
+        <w:tc>
+          <w:tcPr>
+            <w:tcW w:type="dxa" w:w="864"/>
+          </w:tcPr>
+          <w:p>
+            <w:r>
+              <w:t>344.51</w:t>
+            </w:r>
+          </w:p>
+        </w:tc>
+        <w:tc>
+          <w:tcPr>
+            <w:tcW w:type="dxa" w:w="864"/>
+          </w:tcPr>
+          <w:p>
+            <w:r>
+              <w:t>355.29</w:t>
+            </w:r>
+          </w:p>
+        </w:tc>
+        <w:tc>
+          <w:tcPr>
+            <w:tcW w:type="dxa" w:w="864"/>
+          </w:tcPr>
+          <w:p>
+            <w:r>
+              <w:t>0</w:t>
+            </w:r>
+          </w:p>
+        </w:tc>
+        <w:tc>
+          <w:tcPr>
+            <w:tcW w:type="dxa" w:w="864"/>
+          </w:tcPr>
+          <w:p>
+            <w:r>
+              <w:t>&lt; .001</w:t>
+            </w:r>
+          </w:p>
+        </w:tc>
+        <w:tc>
+          <w:tcPr>
+            <w:tcW w:type="dxa" w:w="864"/>
+          </w:tcPr>
+          <w:p>
+            <w:r>
+              <w:t>2.16×10^8</w:t>
+            </w:r>
+          </w:p>
+        </w:tc>
+        <w:tc>
+          <w:tcPr>
+            <w:tcW w:type="dxa" w:w="864"/>
+          </w:tcPr>
+          <w:p>
+            <w:r>
+              <w:t>1.002</w:t>
+            </w:r>
+          </w:p>
+        </w:tc>
+        <w:tc>
+          <w:tcPr>
+            <w:tcW w:type="dxa" w:w="864"/>
+          </w:tcPr>
+          <w:p>
+            <w:r>
+              <w:t>0.011</w:t>
+            </w:r>
+          </w:p>
+        </w:tc>
+        <w:tc>
+          <w:tcPr>
+            <w:tcW w:type="dxa" w:w="864"/>
+          </w:tcPr>
+          <w:p>
+            <w:r>
+              <w:t>&lt; .001</w:t>
+            </w:r>
+          </w:p>
+        </w:tc>
+      </w:tr>
+      <w:tr>
+        <w:tc>
+          <w:tcPr>
+            <w:tcW w:type="dxa" w:w="864"/>
+          </w:tcPr>
+          <w:p>
+            <w:r/>
+          </w:p>
+        </w:tc>
+        <w:tc>
+          <w:tcPr>
+            <w:tcW w:type="dxa" w:w="864"/>
+          </w:tcPr>
+          <w:p>
+            <w:r>
+              <w:t>color_WSLS_delta</w:t>
+            </w:r>
+          </w:p>
+        </w:tc>
+        <w:tc>
+          <w:tcPr>
+            <w:tcW w:type="dxa" w:w="864"/>
+          </w:tcPr>
+          <w:p>
+            <w:r>
+              <w:t>318.64</w:t>
+            </w:r>
+          </w:p>
+        </w:tc>
+        <w:tc>
+          <w:tcPr>
+            <w:tcW w:type="dxa" w:w="864"/>
+          </w:tcPr>
+          <w:p>
+            <w:r>
+              <w:t>329.42</w:t>
+            </w:r>
+          </w:p>
+        </w:tc>
+        <w:tc>
+          <w:tcPr>
+            <w:tcW w:type="dxa" w:w="864"/>
+          </w:tcPr>
+          <w:p>
+            <w:r>
+              <w:t>0</w:t>
+            </w:r>
+          </w:p>
+        </w:tc>
+        <w:tc>
+          <w:tcPr>
+            <w:tcW w:type="dxa" w:w="864"/>
+          </w:tcPr>
+          <w:p>
+            <w:r>
+              <w:t>0.00</w:t>
+            </w:r>
+          </w:p>
+        </w:tc>
+        <w:tc>
+          <w:tcPr>
+            <w:tcW w:type="dxa" w:w="864"/>
+          </w:tcPr>
+          <w:p>
+            <w:r>
+              <w:t>523.32</w:t>
+            </w:r>
+          </w:p>
+        </w:tc>
+        <w:tc>
+          <w:tcPr>
+            <w:tcW w:type="dxa" w:w="864"/>
+          </w:tcPr>
+          <w:p>
+            <w:r>
+              <w:t>1.049</w:t>
+            </w:r>
+          </w:p>
+        </w:tc>
+        <w:tc>
+          <w:tcPr>
+            <w:tcW w:type="dxa" w:w="864"/>
+          </w:tcPr>
+          <w:p>
+            <w:r>
+              <w:t>0.012</w:t>
+            </w:r>
+          </w:p>
+        </w:tc>
+        <w:tc>
+          <w:tcPr>
+            <w:tcW w:type="dxa" w:w="864"/>
+          </w:tcPr>
+          <w:p>
+            <w:r>
+              <w:t>&lt; .001</w:t>
+            </w:r>
+          </w:p>
+        </w:tc>
+      </w:tr>
+      <w:tr>
+        <w:tc>
+          <w:tcPr>
+            <w:tcW w:type="dxa" w:w="864"/>
+          </w:tcPr>
+          <w:p>
+            <w:r/>
+          </w:p>
+        </w:tc>
+        <w:tc>
+          <w:tcPr>
+            <w:tcW w:type="dxa" w:w="864"/>
+          </w:tcPr>
+          <w:p>
+            <w:r>
+              <w:t>decay</w:t>
+            </w:r>
+          </w:p>
+        </w:tc>
+        <w:tc>
+          <w:tcPr>
+            <w:tcW w:type="dxa" w:w="864"/>
+          </w:tcPr>
+          <w:p>
+            <w:r>
+              <w:t>319.18</w:t>
+            </w:r>
+          </w:p>
+        </w:tc>
+        <w:tc>
+          <w:tcPr>
+            <w:tcW w:type="dxa" w:w="864"/>
+          </w:tcPr>
+          <w:p>
+            <w:r>
+              <w:t>326.36</w:t>
+            </w:r>
+          </w:p>
+        </w:tc>
+        <w:tc>
+          <w:tcPr>
+            <w:tcW w:type="dxa" w:w="864"/>
+          </w:tcPr>
+          <w:p>
+            <w:r>
+              <w:t>8</w:t>
+            </w:r>
+          </w:p>
+        </w:tc>
+        <w:tc>
+          <w:tcPr>
+            <w:tcW w:type="dxa" w:w="864"/>
+          </w:tcPr>
+          <w:p>
+            <w:r>
+              <w:t>0.00</w:t>
+            </w:r>
+          </w:p>
+        </w:tc>
+        <w:tc>
+          <w:tcPr>
+            <w:tcW w:type="dxa" w:w="864"/>
+          </w:tcPr>
+          <w:p>
+            <w:r>
+              <w:t>113.35</w:t>
+            </w:r>
+          </w:p>
+        </w:tc>
+        <w:tc>
+          <w:tcPr>
+            <w:tcW w:type="dxa" w:w="864"/>
+          </w:tcPr>
+          <w:p>
+            <w:r>
+              <w:t>14.244</w:t>
+            </w:r>
+          </w:p>
+        </w:tc>
+        <w:tc>
+          <w:tcPr>
+            <w:tcW w:type="dxa" w:w="864"/>
+          </w:tcPr>
+          <w:p>
+            <w:r>
+              <w:t>0.158</w:t>
+            </w:r>
+          </w:p>
+        </w:tc>
+        <w:tc>
+          <w:tcPr>
+            <w:tcW w:type="dxa" w:w="864"/>
+          </w:tcPr>
+          <w:p>
+            <w:r>
+              <w:t>0.671</w:t>
+            </w:r>
+          </w:p>
+        </w:tc>
+      </w:tr>
+      <w:tr>
+        <w:tc>
+          <w:tcPr>
+            <w:tcW w:type="dxa" w:w="864"/>
+          </w:tcPr>
+          <w:p>
+            <w:r/>
+          </w:p>
+        </w:tc>
+        <w:tc>
+          <w:tcPr>
+            <w:tcW w:type="dxa" w:w="864"/>
+          </w:tcPr>
+          <w:p>
+            <w:r>
+              <w:t>decay_RPUT</w:t>
+            </w:r>
+          </w:p>
+        </w:tc>
+        <w:tc>
+          <w:tcPr>
+            <w:tcW w:type="dxa" w:w="864"/>
+          </w:tcPr>
+          <w:p>
+            <w:r>
+              <w:t>322.44</w:t>
+            </w:r>
+          </w:p>
+        </w:tc>
+        <w:tc>
+          <w:tcPr>
+            <w:tcW w:type="dxa" w:w="864"/>
+          </w:tcPr>
+          <w:p>
+            <w:r>
+              <w:t>329.63</w:t>
+            </w:r>
+          </w:p>
+        </w:tc>
+        <w:tc>
+          <w:tcPr>
+            <w:tcW w:type="dxa" w:w="864"/>
+          </w:tcPr>
+          <w:p>
+            <w:r>
+              <w:t>2</w:t>
+            </w:r>
+          </w:p>
+        </w:tc>
+        <w:tc>
+          <w:tcPr>
+            <w:tcW w:type="dxa" w:w="864"/>
+          </w:tcPr>
+          <w:p>
+            <w:r>
+              <w:t>&lt; .001</w:t>
+            </w:r>
+          </w:p>
+        </w:tc>
+        <w:tc>
+          <w:tcPr>
+            <w:tcW w:type="dxa" w:w="864"/>
+          </w:tcPr>
+          <w:p>
+            <w:r>
+              <w:t>579.94</w:t>
+            </w:r>
+          </w:p>
+        </w:tc>
+        <w:tc>
+          <w:tcPr>
+            <w:tcW w:type="dxa" w:w="864"/>
+          </w:tcPr>
+          <w:p>
+            <w:r>
+              <w:t>2.209</w:t>
+            </w:r>
+          </w:p>
+        </w:tc>
+        <w:tc>
+          <w:tcPr>
+            <w:tcW w:type="dxa" w:w="864"/>
+          </w:tcPr>
+          <w:p>
+            <w:r>
+              <w:t>0.025</w:t>
+            </w:r>
+          </w:p>
+        </w:tc>
+        <w:tc>
+          <w:tcPr>
+            <w:tcW w:type="dxa" w:w="864"/>
+          </w:tcPr>
+          <w:p>
+            <w:r>
+              <w:t>&lt; .001</w:t>
+            </w:r>
+          </w:p>
+        </w:tc>
+      </w:tr>
+      <w:tr>
+        <w:tc>
+          <w:tcPr>
+            <w:tcW w:type="dxa" w:w="864"/>
+          </w:tcPr>
+          <w:p>
+            <w:r/>
+          </w:p>
+        </w:tc>
+        <w:tc>
+          <w:tcPr>
+            <w:tcW w:type="dxa" w:w="864"/>
+          </w:tcPr>
+          <w:p>
+            <w:r>
+              <w:t>decay_RPUT_unc</w:t>
+            </w:r>
+          </w:p>
+        </w:tc>
+        <w:tc>
+          <w:tcPr>
+            <w:tcW w:type="dxa" w:w="864"/>
+          </w:tcPr>
+          <w:p>
+            <w:r>
+              <w:t>319.90</w:t>
+            </w:r>
+          </w:p>
+        </w:tc>
+        <w:tc>
+          <w:tcPr>
+            <w:tcW w:type="dxa" w:w="864"/>
+          </w:tcPr>
+          <w:p>
+            <w:r>
+              <w:t>330.67</w:t>
+            </w:r>
+          </w:p>
+        </w:tc>
+        <w:tc>
+          <w:tcPr>
+            <w:tcW w:type="dxa" w:w="864"/>
+          </w:tcPr>
+          <w:p>
+            <w:r>
+              <w:t>0</w:t>
+            </w:r>
+          </w:p>
+        </w:tc>
+        <w:tc>
+          <w:tcPr>
+            <w:tcW w:type="dxa" w:w="864"/>
+          </w:tcPr>
+          <w:p>
+            <w:r>
+              <w:t>&lt; .001</w:t>
+            </w:r>
+          </w:p>
+        </w:tc>
+        <w:tc>
+          <w:tcPr>
+            <w:tcW w:type="dxa" w:w="864"/>
+          </w:tcPr>
+          <w:p>
+            <w:r>
+              <w:t>979.16</w:t>
+            </w:r>
+          </w:p>
+        </w:tc>
+        <w:tc>
+          <w:tcPr>
+            <w:tcW w:type="dxa" w:w="864"/>
+          </w:tcPr>
+          <w:p>
+            <w:r>
+              <w:t>1.152</w:t>
+            </w:r>
+          </w:p>
+        </w:tc>
+        <w:tc>
+          <w:tcPr>
+            <w:tcW w:type="dxa" w:w="864"/>
+          </w:tcPr>
+          <w:p>
+            <w:r>
+              <w:t>0.013</w:t>
+            </w:r>
+          </w:p>
+        </w:tc>
+        <w:tc>
+          <w:tcPr>
+            <w:tcW w:type="dxa" w:w="864"/>
+          </w:tcPr>
+          <w:p>
+            <w:r>
+              <w:t>&lt; .001</w:t>
+            </w:r>
+          </w:p>
+        </w:tc>
+      </w:tr>
+      <w:tr>
+        <w:tc>
+          <w:tcPr>
+            <w:tcW w:type="dxa" w:w="864"/>
+          </w:tcPr>
+          <w:p>
+            <w:r/>
+          </w:p>
+        </w:tc>
+        <w:tc>
+          <w:tcPr>
+            <w:tcW w:type="dxa" w:w="864"/>
+          </w:tcPr>
+          <w:p>
+            <w:r>
+              <w:t>delta</w:t>
+            </w:r>
+          </w:p>
+        </w:tc>
+        <w:tc>
+          <w:tcPr>
+            <w:tcW w:type="dxa" w:w="864"/>
+          </w:tcPr>
+          <w:p>
+            <w:r>
+              <w:t>329.50</w:t>
+            </w:r>
+          </w:p>
+        </w:tc>
+        <w:tc>
+          <w:tcPr>
+            <w:tcW w:type="dxa" w:w="864"/>
+          </w:tcPr>
+          <w:p>
+            <w:r>
+              <w:t>336.68</w:t>
+            </w:r>
+          </w:p>
+        </w:tc>
+        <w:tc>
+          <w:tcPr>
+            <w:tcW w:type="dxa" w:w="864"/>
+          </w:tcPr>
+          <w:p>
+            <w:r>
+              <w:t>2</w:t>
+            </w:r>
+          </w:p>
+        </w:tc>
+        <w:tc>
+          <w:tcPr>
+            <w:tcW w:type="dxa" w:w="864"/>
+          </w:tcPr>
+          <w:p>
+            <w:r>
+              <w:t>&lt; .001</w:t>
+            </w:r>
+          </w:p>
+        </w:tc>
+        <w:tc>
+          <w:tcPr>
+            <w:tcW w:type="dxa" w:w="864"/>
+          </w:tcPr>
+          <w:p>
+            <w:r>
+              <w:t>1.97×10^4</w:t>
+            </w:r>
+          </w:p>
+        </w:tc>
+        <w:tc>
+          <w:tcPr>
+            <w:tcW w:type="dxa" w:w="864"/>
+          </w:tcPr>
+          <w:p>
+            <w:r>
+              <w:t>1.410</w:t>
+            </w:r>
+          </w:p>
+        </w:tc>
+        <w:tc>
+          <w:tcPr>
+            <w:tcW w:type="dxa" w:w="864"/>
+          </w:tcPr>
+          <w:p>
+            <w:r>
+              <w:t>0.016</w:t>
+            </w:r>
+          </w:p>
+        </w:tc>
+        <w:tc>
+          <w:tcPr>
+            <w:tcW w:type="dxa" w:w="864"/>
+          </w:tcPr>
+          <w:p>
+            <w:r>
+              <w:t>&lt; .001</w:t>
+            </w:r>
+          </w:p>
+        </w:tc>
+      </w:tr>
+      <w:tr>
+        <w:tc>
+          <w:tcPr>
+            <w:tcW w:type="dxa" w:w="864"/>
+          </w:tcPr>
+          <w:p>
+            <w:r/>
+          </w:p>
+        </w:tc>
+        <w:tc>
+          <w:tcPr>
+            <w:tcW w:type="dxa" w:w="864"/>
+          </w:tcPr>
+          <w:p>
+            <w:r>
+              <w:t>delta_RPUT</w:t>
+            </w:r>
+          </w:p>
+        </w:tc>
+        <w:tc>
+          <w:tcPr>
+            <w:tcW w:type="dxa" w:w="864"/>
+          </w:tcPr>
+          <w:p>
+            <w:r>
+              <w:t>330.27</w:t>
+            </w:r>
+          </w:p>
+        </w:tc>
+        <w:tc>
+          <w:tcPr>
+            <w:tcW w:type="dxa" w:w="864"/>
+          </w:tcPr>
+          <w:p>
+            <w:r>
+              <w:t>337.46</w:t>
+            </w:r>
+          </w:p>
+        </w:tc>
+        <w:tc>
+          <w:tcPr>
+            <w:tcW w:type="dxa" w:w="864"/>
+          </w:tcPr>
+          <w:p>
+            <w:r>
+              <w:t>1</w:t>
+            </w:r>
+          </w:p>
+        </w:tc>
+        <w:tc>
+          <w:tcPr>
+            <w:tcW w:type="dxa" w:w="864"/>
+          </w:tcPr>
+          <w:p>
+            <w:r>
+              <w:t>&lt; .001</w:t>
+            </w:r>
+          </w:p>
+        </w:tc>
+        <w:tc>
+          <w:tcPr>
+            <w:tcW w:type="dxa" w:w="864"/>
+          </w:tcPr>
+          <w:p>
+            <w:r>
+              <w:t>2.91×10^4</w:t>
+            </w:r>
+          </w:p>
+        </w:tc>
+        <w:tc>
+          <w:tcPr>
+            <w:tcW w:type="dxa" w:w="864"/>
+          </w:tcPr>
+          <w:p>
+            <w:r>
+              <w:t>1.484</w:t>
+            </w:r>
+          </w:p>
+        </w:tc>
+        <w:tc>
+          <w:tcPr>
+            <w:tcW w:type="dxa" w:w="864"/>
+          </w:tcPr>
+          <w:p>
+            <w:r>
+              <w:t>0.016</w:t>
+            </w:r>
+          </w:p>
+        </w:tc>
+        <w:tc>
+          <w:tcPr>
+            <w:tcW w:type="dxa" w:w="864"/>
+          </w:tcPr>
+          <w:p>
+            <w:r>
+              <w:t>&lt; .001</w:t>
+            </w:r>
+          </w:p>
+        </w:tc>
+      </w:tr>
+      <w:tr>
+        <w:tc>
+          <w:tcPr>
+            <w:tcW w:type="dxa" w:w="864"/>
+          </w:tcPr>
+          <w:p>
+            <w:r/>
+          </w:p>
+        </w:tc>
+        <w:tc>
+          <w:tcPr>
+            <w:tcW w:type="dxa" w:w="864"/>
+          </w:tcPr>
+          <w:p>
+            <w:r>
+              <w:t>delta_RPUT_unc</w:t>
+            </w:r>
+          </w:p>
+        </w:tc>
+        <w:tc>
+          <w:tcPr>
+            <w:tcW w:type="dxa" w:w="864"/>
+          </w:tcPr>
+          <w:p>
+            <w:r>
+              <w:t>327.94</w:t>
+            </w:r>
+          </w:p>
+        </w:tc>
+        <w:tc>
+          <w:tcPr>
+            <w:tcW w:type="dxa" w:w="864"/>
+          </w:tcPr>
+          <w:p>
+            <w:r>
+              <w:t>338.72</w:t>
+            </w:r>
+          </w:p>
+        </w:tc>
+        <w:tc>
+          <w:tcPr>
+            <w:tcW w:type="dxa" w:w="864"/>
+          </w:tcPr>
+          <w:p>
+            <w:r>
+              <w:t>0</w:t>
+            </w:r>
+          </w:p>
+        </w:tc>
+        <w:tc>
+          <w:tcPr>
+            <w:tcW w:type="dxa" w:w="864"/>
+          </w:tcPr>
+          <w:p>
+            <w:r>
+              <w:t>&lt; .001</w:t>
+            </w:r>
+          </w:p>
+        </w:tc>
+        <w:tc>
+          <w:tcPr>
+            <w:tcW w:type="dxa" w:w="864"/>
+          </w:tcPr>
+          <w:p>
+            <w:r>
+              <w:t>5.46×10^4</w:t>
+            </w:r>
+          </w:p>
+        </w:tc>
+        <w:tc>
+          <w:tcPr>
+            <w:tcW w:type="dxa" w:w="864"/>
+          </w:tcPr>
+          <w:p>
+            <w:r>
+              <w:t>1.197</w:t>
+            </w:r>
+          </w:p>
+        </w:tc>
+        <w:tc>
+          <w:tcPr>
+            <w:tcW w:type="dxa" w:w="864"/>
+          </w:tcPr>
+          <w:p>
+            <w:r>
+              <w:t>0.013</w:t>
+            </w:r>
+          </w:p>
+        </w:tc>
+        <w:tc>
+          <w:tcPr>
+            <w:tcW w:type="dxa" w:w="864"/>
+          </w:tcPr>
+          <w:p>
+            <w:r>
+              <w:t>&lt; .001</w:t>
+            </w:r>
+          </w:p>
+        </w:tc>
+      </w:tr>
+      <w:tr>
+        <w:tc>
+          <w:tcPr>
+            <w:tcW w:type="dxa" w:w="864"/>
+          </w:tcPr>
+          <w:p>
+            <w:r/>
+          </w:p>
+        </w:tc>
+        <w:tc>
+          <w:tcPr>
+            <w:tcW w:type="dxa" w:w="864"/>
+          </w:tcPr>
+          <w:p>
+            <w:r>
+              <w:t>hybrid_decay_decay</w:t>
+            </w:r>
+          </w:p>
+        </w:tc>
+        <w:tc>
+          <w:tcPr>
+            <w:tcW w:type="dxa" w:w="864"/>
+          </w:tcPr>
+          <w:p>
+            <w:r>
+              <w:t>321.88</w:t>
+            </w:r>
+          </w:p>
+        </w:tc>
+        <w:tc>
+          <w:tcPr>
+            <w:tcW w:type="dxa" w:w="864"/>
+          </w:tcPr>
+          <w:p>
+            <w:r>
+              <w:t>336.26</w:t>
+            </w:r>
+          </w:p>
+        </w:tc>
+        <w:tc>
+          <w:tcPr>
+            <w:tcW w:type="dxa" w:w="864"/>
+          </w:tcPr>
+          <w:p>
+            <w:r>
+              <w:t>0</w:t>
+            </w:r>
+          </w:p>
+        </w:tc>
+        <w:tc>
+          <w:tcPr>
+            <w:tcW w:type="dxa" w:w="864"/>
+          </w:tcPr>
+          <w:p>
+            <w:r>
+              <w:t>&lt; .001</w:t>
+            </w:r>
+          </w:p>
+        </w:tc>
+        <w:tc>
+          <w:tcPr>
+            <w:tcW w:type="dxa" w:w="864"/>
+          </w:tcPr>
+          <w:p>
+            <w:r>
+              <w:t>1.60×10^4</w:t>
+            </w:r>
+          </w:p>
+        </w:tc>
+        <w:tc>
+          <w:tcPr>
+            <w:tcW w:type="dxa" w:w="864"/>
+          </w:tcPr>
+          <w:p>
+            <w:r>
+              <w:t>1.002</w:t>
+            </w:r>
+          </w:p>
+        </w:tc>
+        <w:tc>
+          <w:tcPr>
+            <w:tcW w:type="dxa" w:w="864"/>
+          </w:tcPr>
+          <w:p>
+            <w:r>
+              <w:t>0.011</w:t>
+            </w:r>
+          </w:p>
+        </w:tc>
+        <w:tc>
+          <w:tcPr>
+            <w:tcW w:type="dxa" w:w="864"/>
+          </w:tcPr>
+          <w:p>
+            <w:r>
+              <w:t>&lt; .001</w:t>
+            </w:r>
+          </w:p>
+        </w:tc>
+      </w:tr>
+      <w:tr>
+        <w:tc>
+          <w:tcPr>
+            <w:tcW w:type="dxa" w:w="864"/>
+          </w:tcPr>
+          <w:p>
+            <w:r/>
+          </w:p>
+        </w:tc>
+        <w:tc>
+          <w:tcPr>
+            <w:tcW w:type="dxa" w:w="864"/>
+          </w:tcPr>
+          <w:p>
+            <w:r>
+              <w:t>hybrid_decay_delta</w:t>
+            </w:r>
+          </w:p>
+        </w:tc>
+        <w:tc>
+          <w:tcPr>
+            <w:tcW w:type="dxa" w:w="864"/>
+          </w:tcPr>
+          <w:p>
+            <w:r>
+              <w:t>320.18</w:t>
+            </w:r>
+          </w:p>
+        </w:tc>
+        <w:tc>
+          <w:tcPr>
+            <w:tcW w:type="dxa" w:w="864"/>
+          </w:tcPr>
+          <w:p>
+            <w:r>
+              <w:t>334.55</w:t>
+            </w:r>
+          </w:p>
+        </w:tc>
+        <w:tc>
+          <w:tcPr>
+            <w:tcW w:type="dxa" w:w="864"/>
+          </w:tcPr>
+          <w:p>
+            <w:r>
+              <w:t>0</w:t>
+            </w:r>
+          </w:p>
+        </w:tc>
+        <w:tc>
+          <w:tcPr>
+            <w:tcW w:type="dxa" w:w="864"/>
+          </w:tcPr>
+          <w:p>
+            <w:r>
+              <w:t>&lt; .001</w:t>
+            </w:r>
+          </w:p>
+        </w:tc>
+        <w:tc>
+          <w:tcPr>
+            <w:tcW w:type="dxa" w:w="864"/>
+          </w:tcPr>
+          <w:p>
+            <w:r>
+              <w:t>6.82×10^3</w:t>
+            </w:r>
+          </w:p>
+        </w:tc>
+        <w:tc>
+          <w:tcPr>
+            <w:tcW w:type="dxa" w:w="864"/>
+          </w:tcPr>
+          <w:p>
+            <w:r>
+              <w:t>1.010</w:t>
+            </w:r>
+          </w:p>
+        </w:tc>
+        <w:tc>
+          <w:tcPr>
+            <w:tcW w:type="dxa" w:w="864"/>
+          </w:tcPr>
+          <w:p>
+            <w:r>
+              <w:t>0.011</w:t>
+            </w:r>
+          </w:p>
+        </w:tc>
+        <w:tc>
+          <w:tcPr>
+            <w:tcW w:type="dxa" w:w="864"/>
+          </w:tcPr>
+          <w:p>
+            <w:r>
+              <w:t>&lt; .001</w:t>
+            </w:r>
+          </w:p>
+        </w:tc>
+      </w:tr>
+      <w:tr>
+        <w:tc>
+          <w:tcPr>
+            <w:tcW w:type="dxa" w:w="864"/>
+          </w:tcPr>
+          <w:p>
+            <w:r/>
+          </w:p>
+        </w:tc>
+        <w:tc>
+          <w:tcPr>
+            <w:tcW w:type="dxa" w:w="864"/>
+          </w:tcPr>
+          <w:p>
+            <w:r>
+              <w:t>hybrid_delta_delta</w:t>
+            </w:r>
+          </w:p>
+        </w:tc>
+        <w:tc>
+          <w:tcPr>
+            <w:tcW w:type="dxa" w:w="864"/>
+          </w:tcPr>
+          <w:p>
+            <w:r>
+              <w:t>326.26</w:t>
+            </w:r>
+          </w:p>
+        </w:tc>
+        <w:tc>
+          <w:tcPr>
+            <w:tcW w:type="dxa" w:w="864"/>
+          </w:tcPr>
+          <w:p>
+            <w:r>
+              <w:t>340.64</w:t>
+            </w:r>
+          </w:p>
+        </w:tc>
+        <w:tc>
+          <w:tcPr>
+            <w:tcW w:type="dxa" w:w="864"/>
+          </w:tcPr>
+          <w:p>
+            <w:r>
+              <w:t>0</w:t>
+            </w:r>
+          </w:p>
+        </w:tc>
+        <w:tc>
+          <w:tcPr>
+            <w:tcW w:type="dxa" w:w="864"/>
+          </w:tcPr>
+          <w:p>
+            <w:r>
+              <w:t>&lt; .001</w:t>
+            </w:r>
+          </w:p>
+        </w:tc>
+        <w:tc>
+          <w:tcPr>
+            <w:tcW w:type="dxa" w:w="864"/>
+          </w:tcPr>
+          <w:p>
+            <w:r>
+              <w:t>1.43×10^5</w:t>
+            </w:r>
+          </w:p>
+        </w:tc>
+        <w:tc>
+          <w:tcPr>
+            <w:tcW w:type="dxa" w:w="864"/>
+          </w:tcPr>
+          <w:p>
+            <w:r>
+              <w:t>1.046</w:t>
+            </w:r>
+          </w:p>
+        </w:tc>
+        <w:tc>
+          <w:tcPr>
+            <w:tcW w:type="dxa" w:w="864"/>
+          </w:tcPr>
+          <w:p>
+            <w:r>
+              <w:t>0.012</w:t>
+            </w:r>
+          </w:p>
+        </w:tc>
+        <w:tc>
+          <w:tcPr>
+            <w:tcW w:type="dxa" w:w="864"/>
+          </w:tcPr>
+          <w:p>
+            <w:r>
+              <w:t>&lt; .001</w:t>
+            </w:r>
+          </w:p>
+        </w:tc>
+      </w:tr>
+      <w:tr>
+        <w:tc>
+          <w:tcPr>
+            <w:tcW w:type="dxa" w:w="864"/>
+          </w:tcPr>
+          <w:p>
+            <w:r/>
+          </w:p>
+        </w:tc>
+        <w:tc>
+          <w:tcPr>
+            <w:tcW w:type="dxa" w:w="864"/>
+          </w:tcPr>
+          <w:p>
+            <w:r>
+              <w:t>kalman_filter</w:t>
+            </w:r>
+          </w:p>
+        </w:tc>
+        <w:tc>
+          <w:tcPr>
+            <w:tcW w:type="dxa" w:w="864"/>
+          </w:tcPr>
+          <w:p>
+            <w:r>
+              <w:t>333.41</w:t>
+            </w:r>
+          </w:p>
+        </w:tc>
+        <w:tc>
+          <w:tcPr>
+            <w:tcW w:type="dxa" w:w="864"/>
+          </w:tcPr>
+          <w:p>
+            <w:r>
+              <w:t>340.59</w:t>
+            </w:r>
+          </w:p>
+        </w:tc>
+        <w:tc>
+          <w:tcPr>
+            <w:tcW w:type="dxa" w:w="864"/>
+          </w:tcPr>
+          <w:p>
+            <w:r>
+              <w:t>0</w:t>
+            </w:r>
+          </w:p>
+        </w:tc>
+        <w:tc>
+          <w:tcPr>
+            <w:tcW w:type="dxa" w:w="864"/>
+          </w:tcPr>
+          <w:p>
+            <w:r>
+              <w:t>&lt; .001</w:t>
+            </w:r>
+          </w:p>
+        </w:tc>
+        <w:tc>
+          <w:tcPr>
+            <w:tcW w:type="dxa" w:w="864"/>
+          </w:tcPr>
+          <w:p>
+            <w:r>
+              <w:t>1.39×10^5</w:t>
+            </w:r>
+          </w:p>
+        </w:tc>
+        <w:tc>
+          <w:tcPr>
+            <w:tcW w:type="dxa" w:w="864"/>
+          </w:tcPr>
+          <w:p>
+            <w:r>
+              <w:t>1.100</w:t>
+            </w:r>
+          </w:p>
+        </w:tc>
+        <w:tc>
+          <w:tcPr>
+            <w:tcW w:type="dxa" w:w="864"/>
+          </w:tcPr>
+          <w:p>
+            <w:r>
+              <w:t>0.012</w:t>
+            </w:r>
+          </w:p>
+        </w:tc>
+        <w:tc>
+          <w:tcPr>
+            <w:tcW w:type="dxa" w:w="864"/>
+          </w:tcPr>
+          <w:p>
+            <w:r>
+              <w:t>&lt; .001</w:t>
+            </w:r>
+          </w:p>
+        </w:tc>
+      </w:tr>
+      <w:tr>
+        <w:tc>
+          <w:tcPr>
+            <w:tcW w:type="dxa" w:w="864"/>
+          </w:tcPr>
+          <w:p>
+            <w:r/>
+          </w:p>
+        </w:tc>
+        <w:tc>
+          <w:tcPr>
+            <w:tcW w:type="dxa" w:w="864"/>
+          </w:tcPr>
+          <w:p>
+            <w:r>
+              <w:t>mean_var_decay</w:t>
+            </w:r>
+          </w:p>
+        </w:tc>
+        <w:tc>
+          <w:tcPr>
+            <w:tcW w:type="dxa" w:w="864"/>
+          </w:tcPr>
+          <w:p>
+            <w:r>
+              <w:t>317.55</w:t>
+            </w:r>
+          </w:p>
+        </w:tc>
+        <w:tc>
+          <w:tcPr>
+            <w:tcW w:type="dxa" w:w="864"/>
+          </w:tcPr>
+          <w:p>
+            <w:r>
+              <w:t>328.33</w:t>
+            </w:r>
+          </w:p>
+        </w:tc>
+        <w:tc>
+          <w:tcPr>
+            <w:tcW w:type="dxa" w:w="864"/>
+          </w:tcPr>
+          <w:p>
+            <w:r>
+              <w:t>1</w:t>
+            </w:r>
+          </w:p>
+        </w:tc>
+        <w:tc>
+          <w:tcPr>
+            <w:tcW w:type="dxa" w:w="864"/>
+          </w:tcPr>
+          <w:p>
+            <w:r>
+              <w:t>0.00</w:t>
+            </w:r>
+          </w:p>
+        </w:tc>
+        <w:tc>
+          <w:tcPr>
+            <w:tcW w:type="dxa" w:w="864"/>
+          </w:tcPr>
+          <w:p>
+            <w:r>
+              <w:t>303.19</w:t>
+            </w:r>
+          </w:p>
+        </w:tc>
+        <w:tc>
+          <w:tcPr>
+            <w:tcW w:type="dxa" w:w="864"/>
+          </w:tcPr>
+          <w:p>
+            <w:r>
+              <w:t>1.285</w:t>
+            </w:r>
+          </w:p>
+        </w:tc>
+        <w:tc>
+          <w:tcPr>
+            <w:tcW w:type="dxa" w:w="864"/>
+          </w:tcPr>
+          <w:p>
+            <w:r>
+              <w:t>0.014</w:t>
+            </w:r>
+          </w:p>
+        </w:tc>
+        <w:tc>
+          <w:tcPr>
+            <w:tcW w:type="dxa" w:w="864"/>
+          </w:tcPr>
+          <w:p>
+            <w:r>
+              <w:t>&lt; .001</w:t>
+            </w:r>
+          </w:p>
+        </w:tc>
+      </w:tr>
+      <w:tr>
+        <w:tc>
+          <w:tcPr>
+            <w:tcW w:type="dxa" w:w="864"/>
+          </w:tcPr>
+          <w:p>
+            <w:r/>
+          </w:p>
+        </w:tc>
+        <w:tc>
+          <w:tcPr>
+            <w:tcW w:type="dxa" w:w="864"/>
+          </w:tcPr>
+          <w:p>
+            <w:r>
+              <w:t>mean_var_delta</w:t>
+            </w:r>
+          </w:p>
+        </w:tc>
+        <w:tc>
+          <w:tcPr>
+            <w:tcW w:type="dxa" w:w="864"/>
+          </w:tcPr>
+          <w:p>
+            <w:r>
+              <w:t>326.35</w:t>
+            </w:r>
+          </w:p>
+        </w:tc>
+        <w:tc>
+          <w:tcPr>
+            <w:tcW w:type="dxa" w:w="864"/>
+          </w:tcPr>
+          <w:p>
+            <w:r>
+              <w:t>337.13</w:t>
+            </w:r>
+          </w:p>
+        </w:tc>
+        <w:tc>
+          <w:tcPr>
+            <w:tcW w:type="dxa" w:w="864"/>
+          </w:tcPr>
+          <w:p>
+            <w:r>
+              <w:t>0</w:t>
+            </w:r>
+          </w:p>
+        </w:tc>
+        <w:tc>
+          <w:tcPr>
+            <w:tcW w:type="dxa" w:w="864"/>
+          </w:tcPr>
+          <w:p>
+            <w:r>
+              <w:t>&lt; .001</w:t>
+            </w:r>
+          </w:p>
+        </w:tc>
+        <w:tc>
+          <w:tcPr>
+            <w:tcW w:type="dxa" w:w="864"/>
+          </w:tcPr>
+          <w:p>
+            <w:r>
+              <w:t>2.47×10^4</w:t>
+            </w:r>
+          </w:p>
+        </w:tc>
+        <w:tc>
+          <w:tcPr>
+            <w:tcW w:type="dxa" w:w="864"/>
+          </w:tcPr>
+          <w:p>
+            <w:r>
+              <w:t>1.117</w:t>
+            </w:r>
+          </w:p>
+        </w:tc>
+        <w:tc>
+          <w:tcPr>
+            <w:tcW w:type="dxa" w:w="864"/>
+          </w:tcPr>
+          <w:p>
+            <w:r>
+              <w:t>0.012</w:t>
+            </w:r>
+          </w:p>
+        </w:tc>
+        <w:tc>
+          <w:tcPr>
+            <w:tcW w:type="dxa" w:w="864"/>
+          </w:tcPr>
+          <w:p>
+            <w:r>
+              <w:t>&lt; .001</w:t>
+            </w:r>
+          </w:p>
+        </w:tc>
+      </w:tr>
+      <w:tr>
+        <w:tc>
+          <w:tcPr>
+            <w:tcW w:type="dxa" w:w="864"/>
+          </w:tcPr>
+          <w:p>
+            <w:r/>
+          </w:p>
+        </w:tc>
+        <w:tc>
+          <w:tcPr>
+            <w:tcW w:type="dxa" w:w="864"/>
+          </w:tcPr>
+          <w:p>
+            <w:r>
+              <w:t>mean_var</w:t>
+            </w:r>
+          </w:p>
+        </w:tc>
+        <w:tc>
+          <w:tcPr>
+            <w:tcW w:type="dxa" w:w="864"/>
+          </w:tcPr>
+          <w:p>
+            <w:r>
+              <w:t>332.77</w:t>
+            </w:r>
+          </w:p>
+        </w:tc>
+        <w:tc>
+          <w:tcPr>
+            <w:tcW w:type="dxa" w:w="864"/>
+          </w:tcPr>
+          <w:p>
+            <w:r>
+              <w:t>339.96</w:t>
+            </w:r>
+          </w:p>
+        </w:tc>
+        <w:tc>
+          <w:tcPr>
+            <w:tcW w:type="dxa" w:w="864"/>
+          </w:tcPr>
+          <w:p>
+            <w:r>
+              <w:t>1</w:t>
+            </w:r>
+          </w:p>
+        </w:tc>
+        <w:tc>
+          <w:tcPr>
+            <w:tcW w:type="dxa" w:w="864"/>
+          </w:tcPr>
+          <w:p>
+            <w:r>
+              <w:t>&lt; .001</w:t>
+            </w:r>
+          </w:p>
+        </w:tc>
+        <w:tc>
+          <w:tcPr>
+            <w:tcW w:type="dxa" w:w="864"/>
+          </w:tcPr>
+          <w:p>
+            <w:r>
+              <w:t>1.02×10^5</w:t>
+            </w:r>
+          </w:p>
+        </w:tc>
+        <w:tc>
+          <w:tcPr>
+            <w:tcW w:type="dxa" w:w="864"/>
+          </w:tcPr>
+          <w:p>
+            <w:r>
+              <w:t>1.117</w:t>
+            </w:r>
+          </w:p>
+        </w:tc>
+        <w:tc>
+          <w:tcPr>
+            <w:tcW w:type="dxa" w:w="864"/>
+          </w:tcPr>
+          <w:p>
+            <w:r>
+              <w:t>0.012</w:t>
+            </w:r>
+          </w:p>
+        </w:tc>
+        <w:tc>
+          <w:tcPr>
+            <w:tcW w:type="dxa" w:w="864"/>
+          </w:tcPr>
+          <w:p>
+            <w:r>
+              <w:t>&lt; .001</w:t>
+            </w:r>
+          </w:p>
+        </w:tc>
+      </w:tr>
+      <w:tr>
+        <w:tc>
+          <w:tcPr>
+            <w:tcW w:type="dxa" w:w="864"/>
+          </w:tcPr>
+          <w:p>
+            <w:r/>
+          </w:p>
+        </w:tc>
+        <w:tc>
+          <w:tcPr>
+            <w:tcW w:type="dxa" w:w="864"/>
+          </w:tcPr>
+          <w:p>
+            <w:r>
+              <w:t>mean_var_unc</w:t>
+            </w:r>
+          </w:p>
+        </w:tc>
+        <w:tc>
+          <w:tcPr>
+            <w:tcW w:type="dxa" w:w="864"/>
+          </w:tcPr>
+          <w:p>
+            <w:r>
+              <w:t>318.15</w:t>
+            </w:r>
+          </w:p>
+        </w:tc>
+        <w:tc>
+          <w:tcPr>
+            <w:tcW w:type="dxa" w:w="864"/>
+          </w:tcPr>
+          <w:p>
+            <w:r>
+              <w:t>328.93</w:t>
+            </w:r>
+          </w:p>
+        </w:tc>
+        <w:tc>
+          <w:tcPr>
+            <w:tcW w:type="dxa" w:w="864"/>
+          </w:tcPr>
+          <w:p>
+            <w:r>
+              <w:t>1</w:t>
+            </w:r>
+          </w:p>
+        </w:tc>
+        <w:tc>
+          <w:tcPr>
+            <w:tcW w:type="dxa" w:w="864"/>
+          </w:tcPr>
+          <w:p>
+            <w:r>
+              <w:t>0.00</w:t>
+            </w:r>
+          </w:p>
+        </w:tc>
+        <w:tc>
+          <w:tcPr>
+            <w:tcW w:type="dxa" w:w="864"/>
+          </w:tcPr>
+          <w:p>
+            <w:r>
+              <w:t>409.74</w:t>
+            </w:r>
+          </w:p>
+        </w:tc>
+        <w:tc>
+          <w:tcPr>
+            <w:tcW w:type="dxa" w:w="864"/>
+          </w:tcPr>
+          <w:p>
+            <w:r>
+              <w:t>1.408</w:t>
+            </w:r>
+          </w:p>
+        </w:tc>
+        <w:tc>
+          <w:tcPr>
+            <w:tcW w:type="dxa" w:w="864"/>
+          </w:tcPr>
+          <w:p>
+            <w:r>
+              <w:t>0.016</w:t>
+            </w:r>
+          </w:p>
+        </w:tc>
+        <w:tc>
+          <w:tcPr>
+            <w:tcW w:type="dxa" w:w="864"/>
+          </w:tcPr>
+          <w:p>
+            <w:r>
+              <w:t>&lt; .001</w:t>
+            </w:r>
+          </w:p>
+        </w:tc>
+      </w:tr>
+      <w:tr>
+        <w:tc>
+          <w:tcPr>
+            <w:tcW w:type="dxa" w:w="864"/>
+          </w:tcPr>
+          <w:p>
+            <w:r/>
+          </w:p>
+        </w:tc>
+        <w:tc>
+          <w:tcPr>
+            <w:tcW w:type="dxa" w:w="864"/>
+          </w:tcPr>
+          <w:p>
+            <w:r>
+              <w:t>perseveration</w:t>
+            </w:r>
+          </w:p>
+        </w:tc>
+        <w:tc>
+          <w:tcPr>
+            <w:tcW w:type="dxa" w:w="864"/>
+          </w:tcPr>
+          <w:p>
+            <w:r>
+              <w:t>335.86</w:t>
+            </w:r>
+          </w:p>
+        </w:tc>
+        <w:tc>
+          <w:tcPr>
+            <w:tcW w:type="dxa" w:w="864"/>
+          </w:tcPr>
+          <w:p>
+            <w:r>
+              <w:t>339.45</w:t>
+            </w:r>
+          </w:p>
+        </w:tc>
+        <w:tc>
+          <w:tcPr>
+            <w:tcW w:type="dxa" w:w="864"/>
+          </w:tcPr>
+          <w:p>
+            <w:r>
+              <w:t>0</w:t>
+            </w:r>
+          </w:p>
+        </w:tc>
+        <w:tc>
+          <w:tcPr>
+            <w:tcW w:type="dxa" w:w="864"/>
+          </w:tcPr>
+          <w:p>
+            <w:r>
+              <w:t>&lt; .001</w:t>
+            </w:r>
+          </w:p>
+        </w:tc>
+        <w:tc>
+          <w:tcPr>
+            <w:tcW w:type="dxa" w:w="864"/>
+          </w:tcPr>
+          <w:p>
+            <w:r>
+              <w:t>7.90×10^4</w:t>
+            </w:r>
+          </w:p>
+        </w:tc>
+        <w:tc>
+          <w:tcPr>
+            <w:tcW w:type="dxa" w:w="864"/>
+          </w:tcPr>
+          <w:p>
+            <w:r>
+              <w:t>1.020</w:t>
+            </w:r>
+          </w:p>
+        </w:tc>
+        <w:tc>
+          <w:tcPr>
+            <w:tcW w:type="dxa" w:w="864"/>
+          </w:tcPr>
+          <w:p>
+            <w:r>
+              <w:t>0.011</w:t>
+            </w:r>
+          </w:p>
+        </w:tc>
+        <w:tc>
+          <w:tcPr>
+            <w:tcW w:type="dxa" w:w="864"/>
+          </w:tcPr>
+          <w:p>
+            <w:r>
+              <w:t>&lt; .001</w:t>
+            </w:r>
+          </w:p>
+        </w:tc>
+      </w:tr>
+      <w:tr>
+        <w:tc>
+          <w:tcPr>
+            <w:tcW w:type="dxa" w:w="864"/>
+          </w:tcPr>
+          <w:p>
+            <w:r/>
+          </w:p>
+        </w:tc>
+        <w:tc>
+          <w:tcPr>
+            <w:tcW w:type="dxa" w:w="864"/>
+          </w:tcPr>
+          <w:p>
+            <w:r>
+              <w:t>random</w:t>
+            </w:r>
+          </w:p>
+        </w:tc>
+        <w:tc>
+          <w:tcPr>
+            <w:tcW w:type="dxa" w:w="864"/>
+          </w:tcPr>
+          <w:p>
+            <w:r>
+              <w:t>374.80</w:t>
+            </w:r>
+          </w:p>
+        </w:tc>
+        <w:tc>
+          <w:tcPr>
+            <w:tcW w:type="dxa" w:w="864"/>
+          </w:tcPr>
+          <w:p>
+            <w:r>
+              <w:t>374.80</w:t>
+            </w:r>
+          </w:p>
+        </w:tc>
+        <w:tc>
+          <w:tcPr>
+            <w:tcW w:type="dxa" w:w="864"/>
+          </w:tcPr>
+          <w:p>
+            <w:r>
+              <w:t>0</w:t>
+            </w:r>
+          </w:p>
+        </w:tc>
+        <w:tc>
+          <w:tcPr>
+            <w:tcW w:type="dxa" w:w="864"/>
+          </w:tcPr>
+          <w:p>
+            <w:r>
+              <w:t>&lt; .001</w:t>
+            </w:r>
+          </w:p>
+        </w:tc>
+        <w:tc>
+          <w:tcPr>
+            <w:tcW w:type="dxa" w:w="864"/>
+          </w:tcPr>
+          <w:p>
+            <w:r>
+              <w:t>3.74×10^12</w:t>
+            </w:r>
+          </w:p>
+        </w:tc>
+        <w:tc>
+          <w:tcPr>
+            <w:tcW w:type="dxa" w:w="864"/>
+          </w:tcPr>
+          <w:p>
+            <w:r>
+              <w:t>8.066</w:t>
+            </w:r>
+          </w:p>
+        </w:tc>
+        <w:tc>
+          <w:tcPr>
+            <w:tcW w:type="dxa" w:w="864"/>
+          </w:tcPr>
+          <w:p>
+            <w:r>
+              <w:t>0.090</w:t>
+            </w:r>
+          </w:p>
+        </w:tc>
+        <w:tc>
+          <w:tcPr>
+            <w:tcW w:type="dxa" w:w="864"/>
+          </w:tcPr>
+          <w:p>
+            <w:r>
+              <w:t>0.051</w:t>
+            </w:r>
+          </w:p>
+        </w:tc>
+      </w:tr>
+      <w:tr>
+        <w:tc>
+          <w:tcPr>
+            <w:tcW w:type="dxa" w:w="864"/>
+          </w:tcPr>
+          <w:p>
+            <w:r/>
+          </w:p>
+        </w:tc>
+        <w:tc>
+          <w:tcPr>
+            <w:tcW w:type="dxa" w:w="864"/>
+          </w:tcPr>
+          <w:p>
+            <w:r>
+              <w:t>RT_decay</w:t>
+            </w:r>
+          </w:p>
+        </w:tc>
+        <w:tc>
+          <w:tcPr>
+            <w:tcW w:type="dxa" w:w="864"/>
+          </w:tcPr>
+          <w:p>
+            <w:r>
+              <w:t>323.66</w:t>
+            </w:r>
+          </w:p>
+        </w:tc>
+        <w:tc>
+          <w:tcPr>
+            <w:tcW w:type="dxa" w:w="864"/>
+          </w:tcPr>
+          <w:p>
+            <w:r>
+              <w:t>334.44</w:t>
+            </w:r>
+          </w:p>
+        </w:tc>
+        <w:tc>
+          <w:tcPr>
+            <w:tcW w:type="dxa" w:w="864"/>
+          </w:tcPr>
+          <w:p>
+            <w:r>
+              <w:t>0</w:t>
+            </w:r>
+          </w:p>
+        </w:tc>
+        <w:tc>
+          <w:tcPr>
+            <w:tcW w:type="dxa" w:w="864"/>
+          </w:tcPr>
+          <w:p>
+            <w:r>
+              <w:t>&lt; .001</w:t>
+            </w:r>
+          </w:p>
+        </w:tc>
+        <w:tc>
+          <w:tcPr>
+            <w:tcW w:type="dxa" w:w="864"/>
+          </w:tcPr>
+          <w:p>
+            <w:r>
+              <w:t>6.44×10^3</w:t>
+            </w:r>
+          </w:p>
+        </w:tc>
+        <w:tc>
+          <w:tcPr>
+            <w:tcW w:type="dxa" w:w="864"/>
+          </w:tcPr>
+          <w:p>
+            <w:r>
+              <w:t>1.015</w:t>
+            </w:r>
+          </w:p>
+        </w:tc>
+        <w:tc>
+          <w:tcPr>
+            <w:tcW w:type="dxa" w:w="864"/>
+          </w:tcPr>
+          <w:p>
+            <w:r>
+              <w:t>0.011</w:t>
+            </w:r>
+          </w:p>
+        </w:tc>
+        <w:tc>
+          <w:tcPr>
+            <w:tcW w:type="dxa" w:w="864"/>
+          </w:tcPr>
+          <w:p>
+            <w:r>
+              <w:t>&lt; .001</w:t>
+            </w:r>
+          </w:p>
+        </w:tc>
+      </w:tr>
+      <w:tr>
+        <w:tc>
+          <w:tcPr>
+            <w:tcW w:type="dxa" w:w="864"/>
+          </w:tcPr>
+          <w:p>
+            <w:r/>
+          </w:p>
+        </w:tc>
+        <w:tc>
+          <w:tcPr>
+            <w:tcW w:type="dxa" w:w="864"/>
+          </w:tcPr>
+          <w:p>
+            <w:r>
+              <w:t>RT_delta</w:t>
+            </w:r>
+          </w:p>
+        </w:tc>
+        <w:tc>
+          <w:tcPr>
+            <w:tcW w:type="dxa" w:w="864"/>
+          </w:tcPr>
+          <w:p>
+            <w:r>
+              <w:t>348.40</w:t>
+            </w:r>
+          </w:p>
+        </w:tc>
+        <w:tc>
+          <w:tcPr>
+            <w:tcW w:type="dxa" w:w="864"/>
+          </w:tcPr>
+          <w:p>
+            <w:r>
+              <w:t>359.18</w:t>
+            </w:r>
+          </w:p>
+        </w:tc>
+        <w:tc>
+          <w:tcPr>
+            <w:tcW w:type="dxa" w:w="864"/>
+          </w:tcPr>
+          <w:p>
+            <w:r>
+              <w:t>0</w:t>
+            </w:r>
+          </w:p>
+        </w:tc>
+        <w:tc>
+          <w:tcPr>
+            <w:tcW w:type="dxa" w:w="864"/>
+          </w:tcPr>
+          <w:p>
+            <w:r>
+              <w:t>&lt; .001</w:t>
+            </w:r>
+          </w:p>
+        </w:tc>
+        <w:tc>
+          <w:tcPr>
+            <w:tcW w:type="dxa" w:w="864"/>
+          </w:tcPr>
+          <w:p>
+            <w:r>
+              <w:t>1.52×10^9</w:t>
+            </w:r>
+          </w:p>
+        </w:tc>
+        <w:tc>
+          <w:tcPr>
+            <w:tcW w:type="dxa" w:w="864"/>
+          </w:tcPr>
+          <w:p>
+            <w:r>
+              <w:t>1.001</w:t>
+            </w:r>
+          </w:p>
+        </w:tc>
+        <w:tc>
+          <w:tcPr>
+            <w:tcW w:type="dxa" w:w="864"/>
+          </w:tcPr>
+          <w:p>
+            <w:r>
+              <w:t>0.011</w:t>
+            </w:r>
+          </w:p>
+        </w:tc>
+        <w:tc>
+          <w:tcPr>
+            <w:tcW w:type="dxa" w:w="864"/>
+          </w:tcPr>
+          <w:p>
+            <w:r>
+              <w:t>&lt; .001</w:t>
+            </w:r>
+          </w:p>
+        </w:tc>
+      </w:tr>
+      <w:tr>
+        <w:tc>
+          <w:tcPr>
+            <w:tcW w:type="dxa" w:w="864"/>
+          </w:tcPr>
+          <w:p>
+            <w:r/>
+          </w:p>
+        </w:tc>
+        <w:tc>
+          <w:tcPr>
+            <w:tcW w:type="dxa" w:w="864"/>
+          </w:tcPr>
+          <w:p>
+            <w:r>
+              <w:t>stim_decay</w:t>
+            </w:r>
+          </w:p>
+        </w:tc>
+        <w:tc>
+          <w:tcPr>
+            <w:tcW w:type="dxa" w:w="864"/>
+          </w:tcPr>
+          <w:p>
+            <w:r>
+              <w:t>312.14</w:t>
+            </w:r>
+          </w:p>
+        </w:tc>
+        <w:tc>
+          <w:tcPr>
+            <w:tcW w:type="dxa" w:w="864"/>
+          </w:tcPr>
+          <w:p>
+            <w:r>
+              <w:t>319.33</w:t>
+            </w:r>
+          </w:p>
+        </w:tc>
+        <w:tc>
+          <w:tcPr>
+            <w:tcW w:type="dxa" w:w="864"/>
+          </w:tcPr>
+          <w:p>
+            <w:r>
+              <w:t>3</w:t>
+            </w:r>
+          </w:p>
+        </w:tc>
+        <w:tc>
+          <w:tcPr>
+            <w:tcW w:type="dxa" w:w="864"/>
+          </w:tcPr>
+          <w:p>
+            <w:r>
+              <w:t>0.16</w:t>
+            </w:r>
+          </w:p>
+        </w:tc>
+        <w:tc>
+          <w:tcPr>
+            <w:tcW w:type="dxa" w:w="864"/>
+          </w:tcPr>
+          <w:p>
+            <w:r>
+              <w:t>3.36</w:t>
+            </w:r>
+          </w:p>
+        </w:tc>
+        <w:tc>
+          <w:tcPr>
+            <w:tcW w:type="dxa" w:w="864"/>
+          </w:tcPr>
+          <w:p>
+            <w:r>
+              <w:t>2.595</w:t>
+            </w:r>
+          </w:p>
+        </w:tc>
+        <w:tc>
+          <w:tcPr>
+            <w:tcW w:type="dxa" w:w="864"/>
+          </w:tcPr>
+          <w:p>
+            <w:r>
+              <w:t>0.029</w:t>
+            </w:r>
+          </w:p>
+        </w:tc>
+        <w:tc>
+          <w:tcPr>
+            <w:tcW w:type="dxa" w:w="864"/>
+          </w:tcPr>
+          <w:p>
+            <w:r>
+              <w:t>&lt; .001</w:t>
+            </w:r>
+          </w:p>
+        </w:tc>
+      </w:tr>
+      <w:tr>
+        <w:tc>
+          <w:tcPr>
+            <w:tcW w:type="dxa" w:w="864"/>
+          </w:tcPr>
+          <w:p>
+            <w:r/>
+          </w:p>
+        </w:tc>
+        <w:tc>
+          <w:tcPr>
+            <w:tcW w:type="dxa" w:w="864"/>
+          </w:tcPr>
+          <w:p>
+            <w:r>
+              <w:t>stim_delta</w:t>
+            </w:r>
+          </w:p>
+        </w:tc>
+        <w:tc>
+          <w:tcPr>
+            <w:tcW w:type="dxa" w:w="864"/>
+          </w:tcPr>
+          <w:p>
+            <w:r>
+              <w:t>336.97</w:t>
+            </w:r>
+          </w:p>
+        </w:tc>
+        <w:tc>
+          <w:tcPr>
+            <w:tcW w:type="dxa" w:w="864"/>
+          </w:tcPr>
+          <w:p>
+            <w:r>
+              <w:t>344.16</w:t>
+            </w:r>
+          </w:p>
+        </w:tc>
+        <w:tc>
+          <w:tcPr>
+            <w:tcW w:type="dxa" w:w="864"/>
+          </w:tcPr>
+          <w:p>
+            <w:r>
+              <w:t>0</w:t>
+            </w:r>
+          </w:p>
+        </w:tc>
+        <w:tc>
+          <w:tcPr>
+            <w:tcW w:type="dxa" w:w="864"/>
+          </w:tcPr>
+          <w:p>
+            <w:r>
+              <w:t>&lt; .001</w:t>
+            </w:r>
+          </w:p>
+        </w:tc>
+        <w:tc>
+          <w:tcPr>
+            <w:tcW w:type="dxa" w:w="864"/>
+          </w:tcPr>
+          <w:p>
+            <w:r>
+              <w:t>8.29×10^5</w:t>
+            </w:r>
+          </w:p>
+        </w:tc>
+        <w:tc>
+          <w:tcPr>
+            <w:tcW w:type="dxa" w:w="864"/>
+          </w:tcPr>
+          <w:p>
+            <w:r>
+              <w:t>1.103</w:t>
+            </w:r>
+          </w:p>
+        </w:tc>
+        <w:tc>
+          <w:tcPr>
+            <w:tcW w:type="dxa" w:w="864"/>
+          </w:tcPr>
+          <w:p>
+            <w:r>
+              <w:t>0.012</w:t>
+            </w:r>
+          </w:p>
+        </w:tc>
+        <w:tc>
+          <w:tcPr>
+            <w:tcW w:type="dxa" w:w="864"/>
+          </w:tcPr>
+          <w:p>
+            <w:r>
+              <w:t>&lt; .001</w:t>
+            </w:r>
+          </w:p>
+        </w:tc>
+      </w:tr>
+      <w:tr>
+        <w:tc>
+          <w:tcPr>
+            <w:tcW w:type="dxa" w:w="864"/>
+          </w:tcPr>
+          <w:p>
+            <w:r/>
+          </w:p>
+        </w:tc>
+        <w:tc>
+          <w:tcPr>
+            <w:tcW w:type="dxa" w:w="864"/>
+          </w:tcPr>
+          <w:p>
+            <w:r>
+              <w:t>stim_RT_delta</w:t>
+            </w:r>
+          </w:p>
+        </w:tc>
+        <w:tc>
+          <w:tcPr>
+            <w:tcW w:type="dxa" w:w="864"/>
+          </w:tcPr>
+          <w:p>
+            <w:r>
+              <w:t>318.32</w:t>
+            </w:r>
+          </w:p>
+        </w:tc>
+        <w:tc>
+          <w:tcPr>
+            <w:tcW w:type="dxa" w:w="864"/>
+          </w:tcPr>
+          <w:p>
+            <w:r>
+              <w:t>325.50</w:t>
+            </w:r>
+          </w:p>
+        </w:tc>
+        <w:tc>
+          <w:tcPr>
+            <w:tcW w:type="dxa" w:w="864"/>
+          </w:tcPr>
+          <w:p>
+            <w:r>
+              <w:t>0</w:t>
+            </w:r>
+          </w:p>
+        </w:tc>
+        <w:tc>
+          <w:tcPr>
+            <w:tcW w:type="dxa" w:w="864"/>
+          </w:tcPr>
+          <w:p>
+            <w:r>
+              <w:t>0.01</w:t>
+            </w:r>
+          </w:p>
+        </w:tc>
+        <w:tc>
+          <w:tcPr>
+            <w:tcW w:type="dxa" w:w="864"/>
+          </w:tcPr>
+          <w:p>
+            <w:r>
+              <w:t>73.73</w:t>
+            </w:r>
+          </w:p>
+        </w:tc>
+        <w:tc>
+          <w:tcPr>
+            <w:tcW w:type="dxa" w:w="864"/>
+          </w:tcPr>
+          <w:p>
+            <w:r>
+              <w:t>1.015</w:t>
+            </w:r>
+          </w:p>
+        </w:tc>
+        <w:tc>
+          <w:tcPr>
+            <w:tcW w:type="dxa" w:w="864"/>
+          </w:tcPr>
+          <w:p>
+            <w:r>
+              <w:t>0.011</w:t>
+            </w:r>
+          </w:p>
+        </w:tc>
+        <w:tc>
+          <w:tcPr>
+            <w:tcW w:type="dxa" w:w="864"/>
+          </w:tcPr>
+          <w:p>
+            <w:r>
+              <w:t>&lt; .001</w:t>
+            </w:r>
+          </w:p>
+        </w:tc>
+      </w:tr>
+      <w:tr>
+        <w:tc>
+          <w:tcPr>
+            <w:tcW w:type="dxa" w:w="864"/>
+          </w:tcPr>
+          <w:p>
+            <w:r/>
+          </w:p>
+        </w:tc>
+        <w:tc>
+          <w:tcPr>
+            <w:tcW w:type="dxa" w:w="864"/>
+          </w:tcPr>
+          <w:p>
+            <w:r>
+              <w:t>WSLS_delta</w:t>
+            </w:r>
+          </w:p>
+        </w:tc>
+        <w:tc>
+          <w:tcPr>
+            <w:tcW w:type="dxa" w:w="864"/>
+          </w:tcPr>
+          <w:p>
+            <w:r>
+              <w:t>330.65</w:t>
+            </w:r>
+          </w:p>
+        </w:tc>
+        <w:tc>
+          <w:tcPr>
+            <w:tcW w:type="dxa" w:w="864"/>
+          </w:tcPr>
+          <w:p>
+            <w:r>
+              <w:t>341.43</w:t>
+            </w:r>
+          </w:p>
+        </w:tc>
+        <w:tc>
+          <w:tcPr>
+            <w:tcW w:type="dxa" w:w="864"/>
+          </w:tcPr>
+          <w:p>
+            <w:r>
+              <w:t>0</w:t>
+            </w:r>
+          </w:p>
+        </w:tc>
+        <w:tc>
+          <w:tcPr>
+            <w:tcW w:type="dxa" w:w="864"/>
+          </w:tcPr>
+          <w:p>
+            <w:r>
+              <w:t>&lt; .001</w:t>
+            </w:r>
+          </w:p>
+        </w:tc>
+        <w:tc>
+          <w:tcPr>
+            <w:tcW w:type="dxa" w:w="864"/>
+          </w:tcPr>
+          <w:p>
+            <w:r>
+              <w:t>2.12×10^5</w:t>
+            </w:r>
+          </w:p>
+        </w:tc>
+        <w:tc>
+          <w:tcPr>
+            <w:tcW w:type="dxa" w:w="864"/>
+          </w:tcPr>
+          <w:p>
+            <w:r>
+              <w:t>1.017</w:t>
+            </w:r>
+          </w:p>
+        </w:tc>
+        <w:tc>
+          <w:tcPr>
+            <w:tcW w:type="dxa" w:w="864"/>
+          </w:tcPr>
+          <w:p>
+            <w:r>
+              <w:t>0.011</w:t>
+            </w:r>
+          </w:p>
+        </w:tc>
+        <w:tc>
+          <w:tcPr>
+            <w:tcW w:type="dxa" w:w="864"/>
+          </w:tcPr>
+          <w:p>
+            <w:r>
+              <w:t>&lt; .001</w:t>
+            </w:r>
+          </w:p>
+        </w:tc>
+      </w:tr>
+      <w:tr>
+        <w:tc>
+          <w:tcPr>
+            <w:tcW w:type="dxa" w:w="864"/>
+          </w:tcPr>
+          <w:p>
+            <w:r>
+              <w:t>Low-Reward-Optimal</w:t>
+            </w:r>
+          </w:p>
+        </w:tc>
+        <w:tc>
+          <w:tcPr>
+            <w:tcW w:type="dxa" w:w="864"/>
+          </w:tcPr>
+          <w:p>
+            <w:r/>
+          </w:p>
+        </w:tc>
+        <w:tc>
+          <w:tcPr>
+            <w:tcW w:type="dxa" w:w="864"/>
+          </w:tcPr>
+          <w:p>
+            <w:r/>
+          </w:p>
+        </w:tc>
+        <w:tc>
+          <w:tcPr>
+            <w:tcW w:type="dxa" w:w="864"/>
+          </w:tcPr>
+          <w:p>
+            <w:r/>
+          </w:p>
+        </w:tc>
+        <w:tc>
+          <w:tcPr>
+            <w:tcW w:type="dxa" w:w="864"/>
+          </w:tcPr>
+          <w:p>
+            <w:r/>
+          </w:p>
+        </w:tc>
+        <w:tc>
+          <w:tcPr>
+            <w:tcW w:type="dxa" w:w="864"/>
+          </w:tcPr>
+          <w:p>
+            <w:r/>
+          </w:p>
+        </w:tc>
+        <w:tc>
+          <w:tcPr>
+            <w:tcW w:type="dxa" w:w="864"/>
+          </w:tcPr>
+          <w:p>
+            <w:r/>
+          </w:p>
+        </w:tc>
+        <w:tc>
+          <w:tcPr>
+            <w:tcW w:type="dxa" w:w="864"/>
+          </w:tcPr>
+          <w:p>
+            <w:r/>
+          </w:p>
+        </w:tc>
+        <w:tc>
+          <w:tcPr>
+            <w:tcW w:type="dxa" w:w="864"/>
+          </w:tcPr>
+          <w:p>
+            <w:r/>
+          </w:p>
+        </w:tc>
+        <w:tc>
+          <w:tcPr>
+            <w:tcW w:type="dxa" w:w="864"/>
+          </w:tcPr>
+          <w:p>
+            <w:r/>
+          </w:p>
+        </w:tc>
+      </w:tr>
+      <w:tr>
+        <w:tc>
+          <w:tcPr>
+            <w:tcW w:type="dxa" w:w="864"/>
+          </w:tcPr>
+          <w:p>
+            <w:r/>
+          </w:p>
+        </w:tc>
+        <w:tc>
+          <w:tcPr>
+            <w:tcW w:type="dxa" w:w="864"/>
+          </w:tcPr>
+          <w:p>
+            <w:r>
+              <w:t>color_decay</w:t>
+            </w:r>
+          </w:p>
+        </w:tc>
+        <w:tc>
+          <w:tcPr>
+            <w:tcW w:type="dxa" w:w="864"/>
+          </w:tcPr>
+          <w:p>
+            <w:r>
+              <w:t>324.54</w:t>
+            </w:r>
+          </w:p>
+        </w:tc>
+        <w:tc>
+          <w:tcPr>
+            <w:tcW w:type="dxa" w:w="864"/>
+          </w:tcPr>
+          <w:p>
+            <w:r>
+              <w:t>331.75</w:t>
+            </w:r>
+          </w:p>
+        </w:tc>
+        <w:tc>
+          <w:tcPr>
+            <w:tcW w:type="dxa" w:w="864"/>
+          </w:tcPr>
+          <w:p>
+            <w:r>
+              <w:t>5</w:t>
+            </w:r>
+          </w:p>
+        </w:tc>
+        <w:tc>
+          <w:tcPr>
+            <w:tcW w:type="dxa" w:w="864"/>
+          </w:tcPr>
+          <w:p>
+            <w:r>
+              <w:t>0.01</w:t>
+            </w:r>
+          </w:p>
+        </w:tc>
+        <w:tc>
+          <w:tcPr>
+            <w:tcW w:type="dxa" w:w="864"/>
+          </w:tcPr>
+          <w:p>
+            <w:r>
+              <w:t>44.77</w:t>
+            </w:r>
+          </w:p>
+        </w:tc>
+        <w:tc>
+          <w:tcPr>
+            <w:tcW w:type="dxa" w:w="864"/>
+          </w:tcPr>
+          <w:p>
+            <w:r>
+              <w:t>7.440</w:t>
+            </w:r>
+          </w:p>
+        </w:tc>
+        <w:tc>
+          <w:tcPr>
+            <w:tcW w:type="dxa" w:w="864"/>
+          </w:tcPr>
+          <w:p>
+            <w:r>
+              <w:t>0.083</w:t>
+            </w:r>
+          </w:p>
+        </w:tc>
+        <w:tc>
+          <w:tcPr>
+            <w:tcW w:type="dxa" w:w="864"/>
+          </w:tcPr>
+          <w:p>
+            <w:r>
+              <w:t>0.061</w:t>
+            </w:r>
+          </w:p>
+        </w:tc>
+      </w:tr>
+      <w:tr>
+        <w:tc>
+          <w:tcPr>
+            <w:tcW w:type="dxa" w:w="864"/>
+          </w:tcPr>
+          <w:p>
+            <w:r/>
+          </w:p>
+        </w:tc>
+        <w:tc>
+          <w:tcPr>
+            <w:tcW w:type="dxa" w:w="864"/>
+          </w:tcPr>
+          <w:p>
+            <w:r>
+              <w:t>color_decay_RPUT</w:t>
+            </w:r>
+          </w:p>
+        </w:tc>
+        <w:tc>
+          <w:tcPr>
+            <w:tcW w:type="dxa" w:w="864"/>
+          </w:tcPr>
+          <w:p>
+            <w:r>
+              <w:t>327.64</w:t>
+            </w:r>
+          </w:p>
+        </w:tc>
+        <w:tc>
+          <w:tcPr>
+            <w:tcW w:type="dxa" w:w="864"/>
+          </w:tcPr>
+          <w:p>
+            <w:r>
+              <w:t>334.85</w:t>
+            </w:r>
+          </w:p>
+        </w:tc>
+        <w:tc>
+          <w:tcPr>
+            <w:tcW w:type="dxa" w:w="864"/>
+          </w:tcPr>
+          <w:p>
+            <w:r>
+              <w:t>1</w:t>
+            </w:r>
+          </w:p>
+        </w:tc>
+        <w:tc>
+          <w:tcPr>
+            <w:tcW w:type="dxa" w:w="864"/>
+          </w:tcPr>
+          <w:p>
+            <w:r>
+              <w:t>0.00</w:t>
+            </w:r>
+          </w:p>
+        </w:tc>
+        <w:tc>
+          <w:tcPr>
+            <w:tcW w:type="dxa" w:w="864"/>
+          </w:tcPr>
+          <w:p>
+            <w:r>
+              <w:t>210.82</w:t>
+            </w:r>
+          </w:p>
+        </w:tc>
+        <w:tc>
+          <w:tcPr>
+            <w:tcW w:type="dxa" w:w="864"/>
+          </w:tcPr>
+          <w:p>
+            <w:r>
+              <w:t>1.419</w:t>
+            </w:r>
+          </w:p>
+        </w:tc>
+        <w:tc>
+          <w:tcPr>
+            <w:tcW w:type="dxa" w:w="864"/>
+          </w:tcPr>
+          <w:p>
+            <w:r>
+              <w:t>0.016</w:t>
+            </w:r>
+          </w:p>
+        </w:tc>
+        <w:tc>
+          <w:tcPr>
+            <w:tcW w:type="dxa" w:w="864"/>
+          </w:tcPr>
+          <w:p>
+            <w:r>
+              <w:t>&lt; .001</w:t>
+            </w:r>
+          </w:p>
+        </w:tc>
+      </w:tr>
+      <w:tr>
+        <w:tc>
+          <w:tcPr>
+            <w:tcW w:type="dxa" w:w="864"/>
+          </w:tcPr>
+          <w:p>
+            <w:r/>
+          </w:p>
+        </w:tc>
+        <w:tc>
+          <w:tcPr>
+            <w:tcW w:type="dxa" w:w="864"/>
+          </w:tcPr>
+          <w:p>
+            <w:r>
+              <w:t>color_decay_RPUT_unc</w:t>
+            </w:r>
+          </w:p>
+        </w:tc>
+        <w:tc>
+          <w:tcPr>
+            <w:tcW w:type="dxa" w:w="864"/>
+          </w:tcPr>
+          <w:p>
+            <w:r>
+              <w:t>325.52</w:t>
+            </w:r>
+          </w:p>
+        </w:tc>
+        <w:tc>
+          <w:tcPr>
+            <w:tcW w:type="dxa" w:w="864"/>
+          </w:tcPr>
+          <w:p>
+            <w:r>
+              <w:t>336.33</w:t>
+            </w:r>
+          </w:p>
+        </w:tc>
+        <w:tc>
+          <w:tcPr>
+            <w:tcW w:type="dxa" w:w="864"/>
+          </w:tcPr>
+          <w:p>
+            <w:r>
+              <w:t>0</w:t>
+            </w:r>
+          </w:p>
+        </w:tc>
+        <w:tc>
+          <w:tcPr>
+            <w:tcW w:type="dxa" w:w="864"/>
+          </w:tcPr>
+          <w:p>
+            <w:r>
+              <w:t>&lt; .001</w:t>
+            </w:r>
+          </w:p>
+        </w:tc>
+        <w:tc>
+          <w:tcPr>
+            <w:tcW w:type="dxa" w:w="864"/>
+          </w:tcPr>
+          <w:p>
+            <w:r>
+              <w:t>442.28</w:t>
+            </w:r>
+          </w:p>
+        </w:tc>
+        <w:tc>
+          <w:tcPr>
+            <w:tcW w:type="dxa" w:w="864"/>
+          </w:tcPr>
+          <w:p>
+            <w:r>
+              <w:t>1.043</w:t>
+            </w:r>
+          </w:p>
+        </w:tc>
+        <w:tc>
+          <w:tcPr>
+            <w:tcW w:type="dxa" w:w="864"/>
+          </w:tcPr>
+          <w:p>
+            <w:r>
+              <w:t>0.012</w:t>
+            </w:r>
+          </w:p>
+        </w:tc>
+        <w:tc>
+          <w:tcPr>
+            <w:tcW w:type="dxa" w:w="864"/>
+          </w:tcPr>
+          <w:p>
+            <w:r>
+              <w:t>&lt; .001</w:t>
+            </w:r>
+          </w:p>
+        </w:tc>
+      </w:tr>
+      <w:tr>
+        <w:tc>
+          <w:tcPr>
+            <w:tcW w:type="dxa" w:w="864"/>
+          </w:tcPr>
+          <w:p>
+            <w:r/>
+          </w:p>
+        </w:tc>
+        <w:tc>
+          <w:tcPr>
+            <w:tcW w:type="dxa" w:w="864"/>
+          </w:tcPr>
+          <w:p>
+            <w:r>
+              <w:t>color_delta</w:t>
+            </w:r>
+          </w:p>
+        </w:tc>
+        <w:tc>
+          <w:tcPr>
+            <w:tcW w:type="dxa" w:w="864"/>
+          </w:tcPr>
+          <w:p>
+            <w:r>
+              <w:t>343.70</w:t>
+            </w:r>
+          </w:p>
+        </w:tc>
+        <w:tc>
+          <w:tcPr>
+            <w:tcW w:type="dxa" w:w="864"/>
+          </w:tcPr>
+          <w:p>
+            <w:r>
+              <w:t>350.91</w:t>
+            </w:r>
+          </w:p>
+        </w:tc>
+        <w:tc>
+          <w:tcPr>
+            <w:tcW w:type="dxa" w:w="864"/>
+          </w:tcPr>
+          <w:p>
+            <w:r>
+              <w:t>0</w:t>
+            </w:r>
+          </w:p>
+        </w:tc>
+        <w:tc>
+          <w:tcPr>
+            <w:tcW w:type="dxa" w:w="864"/>
+          </w:tcPr>
+          <w:p>
+            <w:r>
+              <w:t>&lt; .001</w:t>
+            </w:r>
+          </w:p>
+        </w:tc>
+        <w:tc>
+          <w:tcPr>
+            <w:tcW w:type="dxa" w:w="864"/>
+          </w:tcPr>
+          <w:p>
+            <w:r>
+              <w:t>6.50×10^5</w:t>
+            </w:r>
+          </w:p>
+        </w:tc>
+        <w:tc>
+          <w:tcPr>
+            <w:tcW w:type="dxa" w:w="864"/>
+          </w:tcPr>
+          <w:p>
+            <w:r>
+              <w:t>1.177</w:t>
+            </w:r>
+          </w:p>
+        </w:tc>
+        <w:tc>
+          <w:tcPr>
+            <w:tcW w:type="dxa" w:w="864"/>
+          </w:tcPr>
+          <w:p>
+            <w:r>
+              <w:t>0.013</w:t>
+            </w:r>
+          </w:p>
+        </w:tc>
+        <w:tc>
+          <w:tcPr>
+            <w:tcW w:type="dxa" w:w="864"/>
+          </w:tcPr>
+          <w:p>
+            <w:r>
+              <w:t>&lt; .001</w:t>
+            </w:r>
+          </w:p>
+        </w:tc>
+      </w:tr>
+      <w:tr>
+        <w:tc>
+          <w:tcPr>
+            <w:tcW w:type="dxa" w:w="864"/>
+          </w:tcPr>
+          <w:p>
+            <w:r/>
+          </w:p>
+        </w:tc>
+        <w:tc>
+          <w:tcPr>
+            <w:tcW w:type="dxa" w:w="864"/>
+          </w:tcPr>
+          <w:p>
+            <w:r>
+              <w:t>color_delta_RPUT</w:t>
+            </w:r>
+          </w:p>
+        </w:tc>
+        <w:tc>
+          <w:tcPr>
+            <w:tcW w:type="dxa" w:w="864"/>
+          </w:tcPr>
+          <w:p>
+            <w:r>
+              <w:t>346.34</w:t>
+            </w:r>
+          </w:p>
+        </w:tc>
+        <w:tc>
+          <w:tcPr>
+            <w:tcW w:type="dxa" w:w="864"/>
+          </w:tcPr>
+          <w:p>
+            <w:r>
+              <w:t>353.55</w:t>
+            </w:r>
+          </w:p>
+        </w:tc>
+        <w:tc>
+          <w:tcPr>
+            <w:tcW w:type="dxa" w:w="864"/>
+          </w:tcPr>
+          <w:p>
+            <w:r>
+              <w:t>0</w:t>
+            </w:r>
+          </w:p>
+        </w:tc>
+        <w:tc>
+          <w:tcPr>
+            <w:tcW w:type="dxa" w:w="864"/>
+          </w:tcPr>
+          <w:p>
+            <w:r>
+              <w:t>&lt; .001</w:t>
+            </w:r>
+          </w:p>
+        </w:tc>
+        <w:tc>
+          <w:tcPr>
+            <w:tcW w:type="dxa" w:w="864"/>
+          </w:tcPr>
+          <w:p>
+            <w:r>
+              <w:t>2.43×10^6</w:t>
+            </w:r>
+          </w:p>
+        </w:tc>
+        <w:tc>
+          <w:tcPr>
+            <w:tcW w:type="dxa" w:w="864"/>
+          </w:tcPr>
+          <w:p>
+            <w:r>
+              <w:t>1.094</w:t>
+            </w:r>
+          </w:p>
+        </w:tc>
+        <w:tc>
+          <w:tcPr>
+            <w:tcW w:type="dxa" w:w="864"/>
+          </w:tcPr>
+          <w:p>
+            <w:r>
+              <w:t>0.012</w:t>
+            </w:r>
+          </w:p>
+        </w:tc>
+        <w:tc>
+          <w:tcPr>
+            <w:tcW w:type="dxa" w:w="864"/>
+          </w:tcPr>
+          <w:p>
+            <w:r>
+              <w:t>&lt; .001</w:t>
+            </w:r>
+          </w:p>
+        </w:tc>
+      </w:tr>
+      <w:tr>
+        <w:tc>
+          <w:tcPr>
+            <w:tcW w:type="dxa" w:w="864"/>
+          </w:tcPr>
+          <w:p>
+            <w:r/>
+          </w:p>
+        </w:tc>
+        <w:tc>
+          <w:tcPr>
+            <w:tcW w:type="dxa" w:w="864"/>
+          </w:tcPr>
+          <w:p>
+            <w:r>
+              <w:t>color_delta_RPUT_unc</w:t>
+            </w:r>
+          </w:p>
+        </w:tc>
+        <w:tc>
+          <w:tcPr>
+            <w:tcW w:type="dxa" w:w="864"/>
+          </w:tcPr>
+          <w:p>
+            <w:r>
+              <w:t>340.05</w:t>
+            </w:r>
+          </w:p>
+        </w:tc>
+        <w:tc>
+          <w:tcPr>
+            <w:tcW w:type="dxa" w:w="864"/>
+          </w:tcPr>
+          <w:p>
+            <w:r>
+              <w:t>350.86</w:t>
+            </w:r>
+          </w:p>
+        </w:tc>
+        <w:tc>
+          <w:tcPr>
+            <w:tcW w:type="dxa" w:w="864"/>
+          </w:tcPr>
+          <w:p>
+            <w:r>
+              <w:t>0</w:t>
+            </w:r>
+          </w:p>
+        </w:tc>
+        <w:tc>
+          <w:tcPr>
+            <w:tcW w:type="dxa" w:w="864"/>
+          </w:tcPr>
+          <w:p>
+            <w:r>
+              <w:t>&lt; .001</w:t>
+            </w:r>
+          </w:p>
+        </w:tc>
+        <w:tc>
+          <w:tcPr>
+            <w:tcW w:type="dxa" w:w="864"/>
+          </w:tcPr>
+          <w:p>
+            <w:r>
+              <w:t>6.32×10^5</w:t>
+            </w:r>
+          </w:p>
+        </w:tc>
+        <w:tc>
+          <w:tcPr>
+            <w:tcW w:type="dxa" w:w="864"/>
+          </w:tcPr>
+          <w:p>
+            <w:r>
+              <w:t>1.015</w:t>
+            </w:r>
+          </w:p>
+        </w:tc>
+        <w:tc>
+          <w:tcPr>
+            <w:tcW w:type="dxa" w:w="864"/>
+          </w:tcPr>
+          <w:p>
+            <w:r>
+              <w:t>0.011</w:t>
+            </w:r>
+          </w:p>
+        </w:tc>
+        <w:tc>
+          <w:tcPr>
+            <w:tcW w:type="dxa" w:w="864"/>
+          </w:tcPr>
+          <w:p>
+            <w:r>
+              <w:t>&lt; .001</w:t>
+            </w:r>
+          </w:p>
+        </w:tc>
+      </w:tr>
+      <w:tr>
+        <w:tc>
+          <w:tcPr>
+            <w:tcW w:type="dxa" w:w="864"/>
+          </w:tcPr>
+          <w:p>
+            <w:r/>
+          </w:p>
+        </w:tc>
+        <w:tc>
+          <w:tcPr>
+            <w:tcW w:type="dxa" w:w="864"/>
+          </w:tcPr>
+          <w:p>
+            <w:r>
+              <w:t>color_hybrid_decay_decay</w:t>
+            </w:r>
+          </w:p>
+        </w:tc>
+        <w:tc>
+          <w:tcPr>
+            <w:tcW w:type="dxa" w:w="864"/>
+          </w:tcPr>
+          <w:p>
+            <w:r>
+              <w:t>326.94</w:t>
+            </w:r>
+          </w:p>
+        </w:tc>
+        <w:tc>
+          <w:tcPr>
+            <w:tcW w:type="dxa" w:w="864"/>
+          </w:tcPr>
+          <w:p>
+            <w:r>
+              <w:t>341.36</w:t>
+            </w:r>
+          </w:p>
+        </w:tc>
+        <w:tc>
+          <w:tcPr>
+            <w:tcW w:type="dxa" w:w="864"/>
+          </w:tcPr>
+          <w:p>
+            <w:r>
+              <w:t>0</w:t>
+            </w:r>
+          </w:p>
+        </w:tc>
+        <w:tc>
+          <w:tcPr>
+            <w:tcW w:type="dxa" w:w="864"/>
+          </w:tcPr>
+          <w:p>
+            <w:r>
+              <w:t>&lt; .001</w:t>
+            </w:r>
+          </w:p>
+        </w:tc>
+        <w:tc>
+          <w:tcPr>
+            <w:tcW w:type="dxa" w:w="864"/>
+          </w:tcPr>
+          <w:p>
+            <w:r>
+              <w:t>5.47×10^3</w:t>
+            </w:r>
+          </w:p>
+        </w:tc>
+        <w:tc>
+          <w:tcPr>
+            <w:tcW w:type="dxa" w:w="864"/>
+          </w:tcPr>
+          <w:p>
+            <w:r>
+              <w:t>1.006</w:t>
+            </w:r>
+          </w:p>
+        </w:tc>
+        <w:tc>
+          <w:tcPr>
+            <w:tcW w:type="dxa" w:w="864"/>
+          </w:tcPr>
+          <w:p>
+            <w:r>
+              <w:t>0.011</w:t>
+            </w:r>
+          </w:p>
+        </w:tc>
+        <w:tc>
+          <w:tcPr>
+            <w:tcW w:type="dxa" w:w="864"/>
+          </w:tcPr>
+          <w:p>
+            <w:r>
+              <w:t>&lt; .001</w:t>
+            </w:r>
+          </w:p>
+        </w:tc>
+      </w:tr>
+      <w:tr>
+        <w:tc>
+          <w:tcPr>
+            <w:tcW w:type="dxa" w:w="864"/>
+          </w:tcPr>
+          <w:p>
+            <w:r/>
+          </w:p>
+        </w:tc>
+        <w:tc>
+          <w:tcPr>
+            <w:tcW w:type="dxa" w:w="864"/>
+          </w:tcPr>
+          <w:p>
+            <w:r>
+              <w:t>color_hybrid_decay_delta</w:t>
+            </w:r>
+          </w:p>
+        </w:tc>
+        <w:tc>
+          <w:tcPr>
+            <w:tcW w:type="dxa" w:w="864"/>
+          </w:tcPr>
+          <w:p>
+            <w:r>
+              <w:t>325.54</w:t>
+            </w:r>
+          </w:p>
+        </w:tc>
+        <w:tc>
+          <w:tcPr>
+            <w:tcW w:type="dxa" w:w="864"/>
+          </w:tcPr>
+          <w:p>
+            <w:r>
+              <w:t>339.96</w:t>
+            </w:r>
+          </w:p>
+        </w:tc>
+        <w:tc>
+          <w:tcPr>
+            <w:tcW w:type="dxa" w:w="864"/>
+          </w:tcPr>
+          <w:p>
+            <w:r>
+              <w:t>1</w:t>
+            </w:r>
+          </w:p>
+        </w:tc>
+        <w:tc>
+          <w:tcPr>
+            <w:tcW w:type="dxa" w:w="864"/>
+          </w:tcPr>
+          <w:p>
+            <w:r>
+              <w:t>&lt; .001</w:t>
+            </w:r>
+          </w:p>
+        </w:tc>
+        <w:tc>
+          <w:tcPr>
+            <w:tcW w:type="dxa" w:w="864"/>
+          </w:tcPr>
+          <w:p>
+            <w:r>
+              <w:t>2.71×10^3</w:t>
+            </w:r>
+          </w:p>
+        </w:tc>
+        <w:tc>
+          <w:tcPr>
+            <w:tcW w:type="dxa" w:w="864"/>
+          </w:tcPr>
+          <w:p>
+            <w:r>
+              <w:t>1.516</w:t>
+            </w:r>
+          </w:p>
+        </w:tc>
+        <w:tc>
+          <w:tcPr>
+            <w:tcW w:type="dxa" w:w="864"/>
+          </w:tcPr>
+          <w:p>
+            <w:r>
+              <w:t>0.017</w:t>
+            </w:r>
+          </w:p>
+        </w:tc>
+        <w:tc>
+          <w:tcPr>
+            <w:tcW w:type="dxa" w:w="864"/>
+          </w:tcPr>
+          <w:p>
+            <w:r>
+              <w:t>&lt; .001</w:t>
+            </w:r>
+          </w:p>
+        </w:tc>
+      </w:tr>
+      <w:tr>
+        <w:tc>
+          <w:tcPr>
+            <w:tcW w:type="dxa" w:w="864"/>
+          </w:tcPr>
+          <w:p>
+            <w:r/>
+          </w:p>
+        </w:tc>
+        <w:tc>
+          <w:tcPr>
+            <w:tcW w:type="dxa" w:w="864"/>
+          </w:tcPr>
+          <w:p>
+            <w:r>
+              <w:t>color_hybrid_delta_delta</w:t>
+            </w:r>
+          </w:p>
+        </w:tc>
+        <w:tc>
+          <w:tcPr>
+            <w:tcW w:type="dxa" w:w="864"/>
+          </w:tcPr>
+          <w:p>
+            <w:r>
+              <w:t>336.10</w:t>
+            </w:r>
+          </w:p>
+        </w:tc>
+        <w:tc>
+          <w:tcPr>
+            <w:tcW w:type="dxa" w:w="864"/>
+          </w:tcPr>
+          <w:p>
+            <w:r>
+              <w:t>350.51</w:t>
+            </w:r>
+          </w:p>
+        </w:tc>
+        <w:tc>
+          <w:tcPr>
+            <w:tcW w:type="dxa" w:w="864"/>
+          </w:tcPr>
+          <w:p>
+            <w:r>
+              <w:t>0</w:t>
+            </w:r>
+          </w:p>
+        </w:tc>
+        <w:tc>
+          <w:tcPr>
+            <w:tcW w:type="dxa" w:w="864"/>
+          </w:tcPr>
+          <w:p>
+            <w:r>
+              <w:t>&lt; .001</w:t>
+            </w:r>
+          </w:p>
+        </w:tc>
+        <w:tc>
+          <w:tcPr>
+            <w:tcW w:type="dxa" w:w="864"/>
+          </w:tcPr>
+          <w:p>
+            <w:r>
+              <w:t>5.32×10^5</w:t>
+            </w:r>
+          </w:p>
+        </w:tc>
+        <w:tc>
+          <w:tcPr>
+            <w:tcW w:type="dxa" w:w="864"/>
+          </w:tcPr>
+          <w:p>
+            <w:r>
+              <w:t>1.428</w:t>
+            </w:r>
+          </w:p>
+        </w:tc>
+        <w:tc>
+          <w:tcPr>
+            <w:tcW w:type="dxa" w:w="864"/>
+          </w:tcPr>
+          <w:p>
+            <w:r>
+              <w:t>0.016</w:t>
+            </w:r>
+          </w:p>
+        </w:tc>
+        <w:tc>
+          <w:tcPr>
+            <w:tcW w:type="dxa" w:w="864"/>
+          </w:tcPr>
+          <w:p>
+            <w:r>
+              <w:t>&lt; .001</w:t>
+            </w:r>
+          </w:p>
+        </w:tc>
+      </w:tr>
+      <w:tr>
+        <w:tc>
+          <w:tcPr>
+            <w:tcW w:type="dxa" w:w="864"/>
+          </w:tcPr>
+          <w:p>
+            <w:r/>
+          </w:p>
+        </w:tc>
+        <w:tc>
+          <w:tcPr>
+            <w:tcW w:type="dxa" w:w="864"/>
+          </w:tcPr>
+          <w:p>
+            <w:r>
+              <w:t>color_kalman_filter</w:t>
+            </w:r>
+          </w:p>
+        </w:tc>
+        <w:tc>
+          <w:tcPr>
+            <w:tcW w:type="dxa" w:w="864"/>
+          </w:tcPr>
+          <w:p>
+            <w:r>
+              <w:t>343.52</w:t>
+            </w:r>
+          </w:p>
+        </w:tc>
+        <w:tc>
+          <w:tcPr>
+            <w:tcW w:type="dxa" w:w="864"/>
+          </w:tcPr>
+          <w:p>
+            <w:r>
+              <w:t>350.72</w:t>
+            </w:r>
+          </w:p>
+        </w:tc>
+        <w:tc>
+          <w:tcPr>
+            <w:tcW w:type="dxa" w:w="864"/>
+          </w:tcPr>
+          <w:p>
+            <w:r>
+              <w:t>0</w:t>
+            </w:r>
+          </w:p>
+        </w:tc>
+        <w:tc>
+          <w:tcPr>
+            <w:tcW w:type="dxa" w:w="864"/>
+          </w:tcPr>
+          <w:p>
+            <w:r>
+              <w:t>&lt; .001</w:t>
+            </w:r>
+          </w:p>
+        </w:tc>
+        <w:tc>
+          <w:tcPr>
+            <w:tcW w:type="dxa" w:w="864"/>
+          </w:tcPr>
+          <w:p>
+            <w:r>
+              <w:t>5.91×10^5</w:t>
+            </w:r>
+          </w:p>
+        </w:tc>
+        <w:tc>
+          <w:tcPr>
+            <w:tcW w:type="dxa" w:w="864"/>
+          </w:tcPr>
+          <w:p>
+            <w:r>
+              <w:t>1.018</w:t>
+            </w:r>
+          </w:p>
+        </w:tc>
+        <w:tc>
+          <w:tcPr>
+            <w:tcW w:type="dxa" w:w="864"/>
+          </w:tcPr>
+          <w:p>
+            <w:r>
+              <w:t>0.011</w:t>
+            </w:r>
+          </w:p>
+        </w:tc>
+        <w:tc>
+          <w:tcPr>
+            <w:tcW w:type="dxa" w:w="864"/>
+          </w:tcPr>
+          <w:p>
+            <w:r>
+              <w:t>&lt; .001</w:t>
+            </w:r>
+          </w:p>
+        </w:tc>
+      </w:tr>
+      <w:tr>
+        <w:tc>
+          <w:tcPr>
+            <w:tcW w:type="dxa" w:w="864"/>
+          </w:tcPr>
+          <w:p>
+            <w:r/>
+          </w:p>
+        </w:tc>
+        <w:tc>
+          <w:tcPr>
+            <w:tcW w:type="dxa" w:w="864"/>
+          </w:tcPr>
+          <w:p>
+            <w:r>
+              <w:t>color_mean_var_delta</w:t>
+            </w:r>
+          </w:p>
+        </w:tc>
+        <w:tc>
+          <w:tcPr>
+            <w:tcW w:type="dxa" w:w="864"/>
+          </w:tcPr>
+          <w:p>
+            <w:r>
+              <w:t>338.65</w:t>
+            </w:r>
+          </w:p>
+        </w:tc>
+        <w:tc>
+          <w:tcPr>
+            <w:tcW w:type="dxa" w:w="864"/>
+          </w:tcPr>
+          <w:p>
+            <w:r>
+              <w:t>349.46</w:t>
+            </w:r>
+          </w:p>
+        </w:tc>
+        <w:tc>
+          <w:tcPr>
+            <w:tcW w:type="dxa" w:w="864"/>
+          </w:tcPr>
+          <w:p>
+            <w:r>
+              <w:t>0</w:t>
+            </w:r>
+          </w:p>
+        </w:tc>
+        <w:tc>
+          <w:tcPr>
+            <w:tcW w:type="dxa" w:w="864"/>
+          </w:tcPr>
+          <w:p>
+            <w:r>
+              <w:t>&lt; .001</w:t>
+            </w:r>
+          </w:p>
+        </w:tc>
+        <w:tc>
+          <w:tcPr>
+            <w:tcW w:type="dxa" w:w="864"/>
+          </w:tcPr>
+          <w:p>
+            <w:r>
+              <w:t>3.15×10^5</w:t>
+            </w:r>
+          </w:p>
+        </w:tc>
+        <w:tc>
+          <w:tcPr>
+            <w:tcW w:type="dxa" w:w="864"/>
+          </w:tcPr>
+          <w:p>
+            <w:r>
+              <w:t>1.034</w:t>
+            </w:r>
+          </w:p>
+        </w:tc>
+        <w:tc>
+          <w:tcPr>
+            <w:tcW w:type="dxa" w:w="864"/>
+          </w:tcPr>
+          <w:p>
+            <w:r>
+              <w:t>0.011</w:t>
+            </w:r>
+          </w:p>
+        </w:tc>
+        <w:tc>
+          <w:tcPr>
+            <w:tcW w:type="dxa" w:w="864"/>
+          </w:tcPr>
+          <w:p>
+            <w:r>
+              <w:t>&lt; .001</w:t>
+            </w:r>
+          </w:p>
+        </w:tc>
+      </w:tr>
+      <w:tr>
+        <w:tc>
+          <w:tcPr>
+            <w:tcW w:type="dxa" w:w="864"/>
+          </w:tcPr>
+          <w:p>
+            <w:r/>
+          </w:p>
+        </w:tc>
+        <w:tc>
+          <w:tcPr>
+            <w:tcW w:type="dxa" w:w="864"/>
+          </w:tcPr>
+          <w:p>
+            <w:r>
+              <w:t>color_mean_var</w:t>
+            </w:r>
+          </w:p>
+        </w:tc>
+        <w:tc>
+          <w:tcPr>
+            <w:tcW w:type="dxa" w:w="864"/>
+          </w:tcPr>
+          <w:p>
+            <w:r>
+              <w:t>341.60</w:t>
+            </w:r>
+          </w:p>
+        </w:tc>
+        <w:tc>
+          <w:tcPr>
+            <w:tcW w:type="dxa" w:w="864"/>
+          </w:tcPr>
+          <w:p>
+            <w:r>
+              <w:t>348.81</w:t>
+            </w:r>
+          </w:p>
+        </w:tc>
+        <w:tc>
+          <w:tcPr>
+            <w:tcW w:type="dxa" w:w="864"/>
+          </w:tcPr>
+          <w:p>
+            <w:r>
+              <w:t>3</w:t>
+            </w:r>
+          </w:p>
+        </w:tc>
+        <w:tc>
+          <w:tcPr>
+            <w:tcW w:type="dxa" w:w="864"/>
+          </w:tcPr>
+          <w:p>
+            <w:r>
+              <w:t>&lt; .001</w:t>
+            </w:r>
+          </w:p>
+        </w:tc>
+        <w:tc>
+          <w:tcPr>
+            <w:tcW w:type="dxa" w:w="864"/>
+          </w:tcPr>
+          <w:p>
+            <w:r>
+              <w:t>2.26×10^5</w:t>
+            </w:r>
+          </w:p>
+        </w:tc>
+        <w:tc>
+          <w:tcPr>
+            <w:tcW w:type="dxa" w:w="864"/>
+          </w:tcPr>
+          <w:p>
+            <w:r>
+              <w:t>2.786</w:t>
+            </w:r>
+          </w:p>
+        </w:tc>
+        <w:tc>
+          <w:tcPr>
+            <w:tcW w:type="dxa" w:w="864"/>
+          </w:tcPr>
+          <w:p>
+            <w:r>
+              <w:t>0.031</w:t>
+            </w:r>
+          </w:p>
+        </w:tc>
+        <w:tc>
+          <w:tcPr>
+            <w:tcW w:type="dxa" w:w="864"/>
+          </w:tcPr>
+          <w:p>
+            <w:r>
+              <w:t>&lt; .001</w:t>
+            </w:r>
+          </w:p>
+        </w:tc>
+      </w:tr>
+      <w:tr>
+        <w:tc>
+          <w:tcPr>
+            <w:tcW w:type="dxa" w:w="864"/>
+          </w:tcPr>
+          <w:p>
+            <w:r/>
+          </w:p>
+        </w:tc>
+        <w:tc>
+          <w:tcPr>
+            <w:tcW w:type="dxa" w:w="864"/>
+          </w:tcPr>
+          <w:p>
+            <w:r>
+              <w:t>color_mean_var_unc</w:t>
+            </w:r>
+          </w:p>
+        </w:tc>
+        <w:tc>
+          <w:tcPr>
+            <w:tcW w:type="dxa" w:w="864"/>
+          </w:tcPr>
+          <w:p>
+            <w:r>
+              <w:t>322.37</w:t>
+            </w:r>
+          </w:p>
+        </w:tc>
+        <w:tc>
+          <w:tcPr>
+            <w:tcW w:type="dxa" w:w="864"/>
+          </w:tcPr>
+          <w:p>
+            <w:r>
+              <w:t>333.18</w:t>
+            </w:r>
+          </w:p>
+        </w:tc>
+        <w:tc>
+          <w:tcPr>
+            <w:tcW w:type="dxa" w:w="864"/>
+          </w:tcPr>
+          <w:p>
+            <w:r>
+              <w:t>0</w:t>
+            </w:r>
+          </w:p>
+        </w:tc>
+        <w:tc>
+          <w:tcPr>
+            <w:tcW w:type="dxa" w:w="864"/>
+          </w:tcPr>
+          <w:p>
+            <w:r>
+              <w:t>0.00</w:t>
+            </w:r>
+          </w:p>
+        </w:tc>
+        <w:tc>
+          <w:tcPr>
+            <w:tcW w:type="dxa" w:w="864"/>
+          </w:tcPr>
+          <w:p>
+            <w:r>
+              <w:t>91.60</w:t>
+            </w:r>
+          </w:p>
+        </w:tc>
+        <w:tc>
+          <w:tcPr>
+            <w:tcW w:type="dxa" w:w="864"/>
+          </w:tcPr>
+          <w:p>
+            <w:r>
+              <w:t>1.084</w:t>
+            </w:r>
+          </w:p>
+        </w:tc>
+        <w:tc>
+          <w:tcPr>
+            <w:tcW w:type="dxa" w:w="864"/>
+          </w:tcPr>
+          <w:p>
+            <w:r>
+              <w:t>0.012</w:t>
+            </w:r>
+          </w:p>
+        </w:tc>
+        <w:tc>
+          <w:tcPr>
+            <w:tcW w:type="dxa" w:w="864"/>
+          </w:tcPr>
+          <w:p>
+            <w:r>
+              <w:t>&lt; .001</w:t>
+            </w:r>
+          </w:p>
+        </w:tc>
+      </w:tr>
+      <w:tr>
+        <w:tc>
+          <w:tcPr>
+            <w:tcW w:type="dxa" w:w="864"/>
+          </w:tcPr>
+          <w:p>
+            <w:r/>
+          </w:p>
+        </w:tc>
+        <w:tc>
+          <w:tcPr>
+            <w:tcW w:type="dxa" w:w="864"/>
+          </w:tcPr>
+          <w:p>
+            <w:r>
+              <w:t>color_perseveration</w:t>
+            </w:r>
+          </w:p>
+        </w:tc>
+        <w:tc>
+          <w:tcPr>
+            <w:tcW w:type="dxa" w:w="864"/>
+          </w:tcPr>
+          <w:p>
+            <w:r>
+              <w:t>329.15</w:t>
+            </w:r>
+          </w:p>
+        </w:tc>
+        <w:tc>
+          <w:tcPr>
+            <w:tcW w:type="dxa" w:w="864"/>
+          </w:tcPr>
+          <w:p>
+            <w:r>
+              <w:t>332.76</w:t>
+            </w:r>
+          </w:p>
+        </w:tc>
+        <w:tc>
+          <w:tcPr>
+            <w:tcW w:type="dxa" w:w="864"/>
+          </w:tcPr>
+          <w:p>
+            <w:r>
+              <w:t>2</w:t>
+            </w:r>
+          </w:p>
+        </w:tc>
+        <w:tc>
+          <w:tcPr>
+            <w:tcW w:type="dxa" w:w="864"/>
+          </w:tcPr>
+          <w:p>
+            <w:r>
+              <w:t>0.00</w:t>
+            </w:r>
+          </w:p>
+        </w:tc>
+        <w:tc>
+          <w:tcPr>
+            <w:tcW w:type="dxa" w:w="864"/>
+          </w:tcPr>
+          <w:p>
+            <w:r>
+              <w:t>74.07</w:t>
+            </w:r>
+          </w:p>
+        </w:tc>
+        <w:tc>
+          <w:tcPr>
+            <w:tcW w:type="dxa" w:w="864"/>
+          </w:tcPr>
+          <w:p>
+            <w:r>
+              <w:t>2.716</w:t>
+            </w:r>
+          </w:p>
+        </w:tc>
+        <w:tc>
+          <w:tcPr>
+            <w:tcW w:type="dxa" w:w="864"/>
+          </w:tcPr>
+          <w:p>
+            <w:r>
+              <w:t>0.030</w:t>
+            </w:r>
+          </w:p>
+        </w:tc>
+        <w:tc>
+          <w:tcPr>
+            <w:tcW w:type="dxa" w:w="864"/>
+          </w:tcPr>
+          <w:p>
+            <w:r>
+              <w:t>&lt; .001</w:t>
+            </w:r>
+          </w:p>
+        </w:tc>
+      </w:tr>
+      <w:tr>
+        <w:tc>
+          <w:tcPr>
+            <w:tcW w:type="dxa" w:w="864"/>
+          </w:tcPr>
+          <w:p>
+            <w:r/>
+          </w:p>
+        </w:tc>
+        <w:tc>
+          <w:tcPr>
+            <w:tcW w:type="dxa" w:w="864"/>
+          </w:tcPr>
+          <w:p>
+            <w:r>
+              <w:t>color_random</w:t>
+            </w:r>
+          </w:p>
+        </w:tc>
+        <w:tc>
+          <w:tcPr>
+            <w:tcW w:type="dxa" w:w="864"/>
+          </w:tcPr>
+          <w:p>
+            <w:r>
+              <w:t>379.07</w:t>
+            </w:r>
+          </w:p>
+        </w:tc>
+        <w:tc>
+          <w:tcPr>
+            <w:tcW w:type="dxa" w:w="864"/>
+          </w:tcPr>
+          <w:p>
+            <w:r>
+              <w:t>379.07</w:t>
+            </w:r>
+          </w:p>
+        </w:tc>
+        <w:tc>
+          <w:tcPr>
+            <w:tcW w:type="dxa" w:w="864"/>
+          </w:tcPr>
+          <w:p>
+            <w:r>
+              <w:t>10</w:t>
+            </w:r>
+          </w:p>
+        </w:tc>
+        <w:tc>
+          <w:tcPr>
+            <w:tcW w:type="dxa" w:w="864"/>
+          </w:tcPr>
+          <w:p>
+            <w:r>
+              <w:t>&lt; .001</w:t>
+            </w:r>
+          </w:p>
+        </w:tc>
+        <w:tc>
+          <w:tcPr>
+            <w:tcW w:type="dxa" w:w="864"/>
+          </w:tcPr>
+          <w:p>
+            <w:r>
+              <w:t>8.44×10^11</w:t>
+            </w:r>
+          </w:p>
+        </w:tc>
+        <w:tc>
+          <w:tcPr>
+            <w:tcW w:type="dxa" w:w="864"/>
+          </w:tcPr>
+          <w:p>
+            <w:r>
+              <w:t>6.165</w:t>
+            </w:r>
+          </w:p>
+        </w:tc>
+        <w:tc>
+          <w:tcPr>
+            <w:tcW w:type="dxa" w:w="864"/>
+          </w:tcPr>
+          <w:p>
+            <w:r>
+              <w:t>0.069</w:t>
+            </w:r>
+          </w:p>
+        </w:tc>
+        <w:tc>
+          <w:tcPr>
+            <w:tcW w:type="dxa" w:w="864"/>
+          </w:tcPr>
+          <w:p>
+            <w:r>
+              <w:t>0.026</w:t>
+            </w:r>
+          </w:p>
+        </w:tc>
+      </w:tr>
+      <w:tr>
+        <w:tc>
+          <w:tcPr>
+            <w:tcW w:type="dxa" w:w="864"/>
+          </w:tcPr>
+          <w:p>
+            <w:r/>
+          </w:p>
+        </w:tc>
+        <w:tc>
+          <w:tcPr>
+            <w:tcW w:type="dxa" w:w="864"/>
+          </w:tcPr>
+          <w:p>
+            <w:r>
+              <w:t>color_RT_decay</w:t>
+            </w:r>
+          </w:p>
+        </w:tc>
+        <w:tc>
+          <w:tcPr>
+            <w:tcW w:type="dxa" w:w="864"/>
+          </w:tcPr>
+          <w:p>
+            <w:r>
+              <w:t>325.18</w:t>
+            </w:r>
+          </w:p>
+        </w:tc>
+        <w:tc>
+          <w:tcPr>
+            <w:tcW w:type="dxa" w:w="864"/>
+          </w:tcPr>
+          <w:p>
+            <w:r>
+              <w:t>336.00</w:t>
+            </w:r>
+          </w:p>
+        </w:tc>
+        <w:tc>
+          <w:tcPr>
+            <w:tcW w:type="dxa" w:w="864"/>
+          </w:tcPr>
+          <w:p>
+            <w:r>
+              <w:t>0</w:t>
+            </w:r>
+          </w:p>
+        </w:tc>
+        <w:tc>
+          <w:tcPr>
+            <w:tcW w:type="dxa" w:w="864"/>
+          </w:tcPr>
+          <w:p>
+            <w:r>
+              <w:t>&lt; .001</w:t>
+            </w:r>
+          </w:p>
+        </w:tc>
+        <w:tc>
+          <w:tcPr>
+            <w:tcW w:type="dxa" w:w="864"/>
+          </w:tcPr>
+          <w:p>
+            <w:r>
+              <w:t>374.13</w:t>
+            </w:r>
+          </w:p>
+        </w:tc>
+        <w:tc>
+          <w:tcPr>
+            <w:tcW w:type="dxa" w:w="864"/>
+          </w:tcPr>
+          <w:p>
+            <w:r>
+              <w:t>1.268</w:t>
+            </w:r>
+          </w:p>
+        </w:tc>
+        <w:tc>
+          <w:tcPr>
+            <w:tcW w:type="dxa" w:w="864"/>
+          </w:tcPr>
+          <w:p>
+            <w:r>
+              <w:t>0.014</w:t>
+            </w:r>
+          </w:p>
+        </w:tc>
+        <w:tc>
+          <w:tcPr>
+            <w:tcW w:type="dxa" w:w="864"/>
+          </w:tcPr>
+          <w:p>
+            <w:r>
+              <w:t>&lt; .001</w:t>
+            </w:r>
+          </w:p>
+        </w:tc>
+      </w:tr>
+      <w:tr>
+        <w:tc>
+          <w:tcPr>
+            <w:tcW w:type="dxa" w:w="864"/>
+          </w:tcPr>
+          <w:p>
+            <w:r/>
+          </w:p>
+        </w:tc>
+        <w:tc>
+          <w:tcPr>
+            <w:tcW w:type="dxa" w:w="864"/>
+          </w:tcPr>
+          <w:p>
+            <w:r>
+              <w:t>color_RT_delta</w:t>
+            </w:r>
+          </w:p>
+        </w:tc>
+        <w:tc>
+          <w:tcPr>
+            <w:tcW w:type="dxa" w:w="864"/>
+          </w:tcPr>
+          <w:p>
+            <w:r>
+              <w:t>350.14</w:t>
+            </w:r>
+          </w:p>
+        </w:tc>
+        <w:tc>
+          <w:tcPr>
+            <w:tcW w:type="dxa" w:w="864"/>
+          </w:tcPr>
+          <w:p>
+            <w:r>
+              <w:t>360.96</w:t>
+            </w:r>
+          </w:p>
+        </w:tc>
+        <w:tc>
+          <w:tcPr>
+            <w:tcW w:type="dxa" w:w="864"/>
+          </w:tcPr>
+          <w:p>
+            <w:r>
+              <w:t>0</w:t>
+            </w:r>
+          </w:p>
+        </w:tc>
+        <w:tc>
+          <w:tcPr>
+            <w:tcW w:type="dxa" w:w="864"/>
+          </w:tcPr>
+          <w:p>
+            <w:r>
+              <w:t>&lt; .001</w:t>
+            </w:r>
+          </w:p>
+        </w:tc>
+        <w:tc>
+          <w:tcPr>
+            <w:tcW w:type="dxa" w:w="864"/>
+          </w:tcPr>
+          <w:p>
+            <w:r>
+              <w:t>9.85×10^7</w:t>
+            </w:r>
+          </w:p>
+        </w:tc>
+        <w:tc>
+          <w:tcPr>
+            <w:tcW w:type="dxa" w:w="864"/>
+          </w:tcPr>
+          <w:p>
+            <w:r>
+              <w:t>1.002</w:t>
+            </w:r>
+          </w:p>
+        </w:tc>
+        <w:tc>
+          <w:tcPr>
+            <w:tcW w:type="dxa" w:w="864"/>
+          </w:tcPr>
+          <w:p>
+            <w:r>
+              <w:t>0.011</w:t>
+            </w:r>
+          </w:p>
+        </w:tc>
+        <w:tc>
+          <w:tcPr>
+            <w:tcW w:type="dxa" w:w="864"/>
+          </w:tcPr>
+          <w:p>
+            <w:r>
+              <w:t>&lt; .001</w:t>
+            </w:r>
+          </w:p>
+        </w:tc>
+      </w:tr>
+      <w:tr>
+        <w:tc>
+          <w:tcPr>
+            <w:tcW w:type="dxa" w:w="864"/>
+          </w:tcPr>
+          <w:p>
+            <w:r/>
+          </w:p>
+        </w:tc>
+        <w:tc>
+          <w:tcPr>
+            <w:tcW w:type="dxa" w:w="864"/>
+          </w:tcPr>
+          <w:p>
+            <w:r>
+              <w:t>color_WSLS_delta</w:t>
+            </w:r>
+          </w:p>
+        </w:tc>
+        <w:tc>
+          <w:tcPr>
+            <w:tcW w:type="dxa" w:w="864"/>
+          </w:tcPr>
+          <w:p>
+            <w:r>
+              <w:t>328.01</w:t>
+            </w:r>
+          </w:p>
+        </w:tc>
+        <w:tc>
+          <w:tcPr>
+            <w:tcW w:type="dxa" w:w="864"/>
+          </w:tcPr>
+          <w:p>
+            <w:r>
+              <w:t>338.83</w:t>
+            </w:r>
+          </w:p>
+        </w:tc>
+        <w:tc>
+          <w:tcPr>
+            <w:tcW w:type="dxa" w:w="864"/>
+          </w:tcPr>
+          <w:p>
+            <w:r>
+              <w:t>0</w:t>
+            </w:r>
+          </w:p>
+        </w:tc>
+        <w:tc>
+          <w:tcPr>
+            <w:tcW w:type="dxa" w:w="864"/>
+          </w:tcPr>
+          <w:p>
+            <w:r>
+              <w:t>&lt; .001</w:t>
+            </w:r>
+          </w:p>
+        </w:tc>
+        <w:tc>
+          <w:tcPr>
+            <w:tcW w:type="dxa" w:w="864"/>
+          </w:tcPr>
+          <w:p>
+            <w:r>
+              <w:t>1.54×10^3</w:t>
+            </w:r>
+          </w:p>
+        </w:tc>
+        <w:tc>
+          <w:tcPr>
+            <w:tcW w:type="dxa" w:w="864"/>
+          </w:tcPr>
+          <w:p>
+            <w:r>
+              <w:t>1.019</w:t>
+            </w:r>
+          </w:p>
+        </w:tc>
+        <w:tc>
+          <w:tcPr>
+            <w:tcW w:type="dxa" w:w="864"/>
+          </w:tcPr>
+          <w:p>
+            <w:r>
+              <w:t>0.011</w:t>
+            </w:r>
+          </w:p>
+        </w:tc>
+        <w:tc>
+          <w:tcPr>
+            <w:tcW w:type="dxa" w:w="864"/>
+          </w:tcPr>
+          <w:p>
+            <w:r>
+              <w:t>&lt; .001</w:t>
+            </w:r>
+          </w:p>
+        </w:tc>
+      </w:tr>
+      <w:tr>
+        <w:tc>
+          <w:tcPr>
+            <w:tcW w:type="dxa" w:w="864"/>
+          </w:tcPr>
+          <w:p>
+            <w:r>
+              <w:rPr>
+                <w:highlight w:val="yellow"/>
+              </w:rPr>
+            </w:r>
+          </w:p>
+        </w:tc>
+        <w:tc>
+          <w:tcPr>
+            <w:tcW w:type="dxa" w:w="864"/>
           </w:tcPr>
           <w:p>
             <w:r>
@@ -139,967 +6149,7 @@
         </w:tc>
         <w:tc>
           <w:tcPr>
-            <w:tcW w:type="dxa" w:w="1728"/>
-          </w:tcPr>
-          <w:p>
-            <w:r>
-              <w:rPr>
-                <w:highlight w:val="yellow"/>
-              </w:rPr>
-              <w:t>319.18</w:t>
-            </w:r>
-          </w:p>
-        </w:tc>
-        <w:tc>
-          <w:tcPr>
-            <w:tcW w:type="dxa" w:w="1728"/>
-          </w:tcPr>
-          <w:p>
-            <w:r>
-              <w:rPr>
-                <w:highlight w:val="yellow"/>
-              </w:rPr>
-              <w:t>326.36</w:t>
-            </w:r>
-          </w:p>
-        </w:tc>
-        <w:tc>
-          <w:tcPr>
-            <w:tcW w:type="dxa" w:w="1728"/>
-          </w:tcPr>
-          <w:p>
-            <w:r>
-              <w:rPr>
-                <w:highlight w:val="yellow"/>
-              </w:rPr>
-              <w:t>13</w:t>
-            </w:r>
-          </w:p>
-        </w:tc>
-      </w:tr>
-      <w:tr>
-        <w:tc>
-          <w:tcPr>
-            <w:tcW w:type="dxa" w:w="1728"/>
-          </w:tcPr>
-          <w:p>
-            <w:r/>
-          </w:p>
-        </w:tc>
-        <w:tc>
-          <w:tcPr>
-            <w:tcW w:type="dxa" w:w="1728"/>
-          </w:tcPr>
-          <w:p>
-            <w:r>
-              <w:t>decay_RPUT</w:t>
-            </w:r>
-          </w:p>
-        </w:tc>
-        <w:tc>
-          <w:tcPr>
-            <w:tcW w:type="dxa" w:w="1728"/>
-          </w:tcPr>
-          <w:p>
-            <w:r>
-              <w:t>322.44</w:t>
-            </w:r>
-          </w:p>
-        </w:tc>
-        <w:tc>
-          <w:tcPr>
-            <w:tcW w:type="dxa" w:w="1728"/>
-          </w:tcPr>
-          <w:p>
-            <w:r>
-              <w:t>329.63</w:t>
-            </w:r>
-          </w:p>
-        </w:tc>
-        <w:tc>
-          <w:tcPr>
-            <w:tcW w:type="dxa" w:w="1728"/>
-          </w:tcPr>
-          <w:p>
-            <w:r>
-              <w:t>2</w:t>
-            </w:r>
-          </w:p>
-        </w:tc>
-      </w:tr>
-      <w:tr>
-        <w:tc>
-          <w:tcPr>
-            <w:tcW w:type="dxa" w:w="1728"/>
-          </w:tcPr>
-          <w:p>
-            <w:r/>
-          </w:p>
-        </w:tc>
-        <w:tc>
-          <w:tcPr>
-            <w:tcW w:type="dxa" w:w="1728"/>
-          </w:tcPr>
-          <w:p>
-            <w:r>
-              <w:t>decay_RPUT_unc</w:t>
-            </w:r>
-          </w:p>
-        </w:tc>
-        <w:tc>
-          <w:tcPr>
-            <w:tcW w:type="dxa" w:w="1728"/>
-          </w:tcPr>
-          <w:p>
-            <w:r>
-              <w:t>319.90</w:t>
-            </w:r>
-          </w:p>
-        </w:tc>
-        <w:tc>
-          <w:tcPr>
-            <w:tcW w:type="dxa" w:w="1728"/>
-          </w:tcPr>
-          <w:p>
-            <w:r>
-              <w:t>330.67</w:t>
-            </w:r>
-          </w:p>
-        </w:tc>
-        <w:tc>
-          <w:tcPr>
-            <w:tcW w:type="dxa" w:w="1728"/>
-          </w:tcPr>
-          <w:p>
-            <w:r>
-              <w:t>0</w:t>
-            </w:r>
-          </w:p>
-        </w:tc>
-      </w:tr>
-      <w:tr>
-        <w:tc>
-          <w:tcPr>
-            <w:tcW w:type="dxa" w:w="1728"/>
-          </w:tcPr>
-          <w:p>
-            <w:r/>
-          </w:p>
-        </w:tc>
-        <w:tc>
-          <w:tcPr>
-            <w:tcW w:type="dxa" w:w="1728"/>
-          </w:tcPr>
-          <w:p>
-            <w:r>
-              <w:t>delta</w:t>
-            </w:r>
-          </w:p>
-        </w:tc>
-        <w:tc>
-          <w:tcPr>
-            <w:tcW w:type="dxa" w:w="1728"/>
-          </w:tcPr>
-          <w:p>
-            <w:r>
-              <w:t>329.50</w:t>
-            </w:r>
-          </w:p>
-        </w:tc>
-        <w:tc>
-          <w:tcPr>
-            <w:tcW w:type="dxa" w:w="1728"/>
-          </w:tcPr>
-          <w:p>
-            <w:r>
-              <w:t>336.68</w:t>
-            </w:r>
-          </w:p>
-        </w:tc>
-        <w:tc>
-          <w:tcPr>
-            <w:tcW w:type="dxa" w:w="1728"/>
-          </w:tcPr>
-          <w:p>
-            <w:r>
-              <w:t>2</w:t>
-            </w:r>
-          </w:p>
-        </w:tc>
-      </w:tr>
-      <w:tr>
-        <w:tc>
-          <w:tcPr>
-            <w:tcW w:type="dxa" w:w="1728"/>
-          </w:tcPr>
-          <w:p>
-            <w:r/>
-          </w:p>
-        </w:tc>
-        <w:tc>
-          <w:tcPr>
-            <w:tcW w:type="dxa" w:w="1728"/>
-          </w:tcPr>
-          <w:p>
-            <w:r>
-              <w:t>delta_RPUT</w:t>
-            </w:r>
-          </w:p>
-        </w:tc>
-        <w:tc>
-          <w:tcPr>
-            <w:tcW w:type="dxa" w:w="1728"/>
-          </w:tcPr>
-          <w:p>
-            <w:r>
-              <w:t>330.27</w:t>
-            </w:r>
-          </w:p>
-        </w:tc>
-        <w:tc>
-          <w:tcPr>
-            <w:tcW w:type="dxa" w:w="1728"/>
-          </w:tcPr>
-          <w:p>
-            <w:r>
-              <w:t>337.46</w:t>
-            </w:r>
-          </w:p>
-        </w:tc>
-        <w:tc>
-          <w:tcPr>
-            <w:tcW w:type="dxa" w:w="1728"/>
-          </w:tcPr>
-          <w:p>
-            <w:r>
-              <w:t>1</w:t>
-            </w:r>
-          </w:p>
-        </w:tc>
-      </w:tr>
-      <w:tr>
-        <w:tc>
-          <w:tcPr>
-            <w:tcW w:type="dxa" w:w="1728"/>
-          </w:tcPr>
-          <w:p>
-            <w:r/>
-          </w:p>
-        </w:tc>
-        <w:tc>
-          <w:tcPr>
-            <w:tcW w:type="dxa" w:w="1728"/>
-          </w:tcPr>
-          <w:p>
-            <w:r>
-              <w:t>delta_RPUT_unc</w:t>
-            </w:r>
-          </w:p>
-        </w:tc>
-        <w:tc>
-          <w:tcPr>
-            <w:tcW w:type="dxa" w:w="1728"/>
-          </w:tcPr>
-          <w:p>
-            <w:r>
-              <w:t>327.94</w:t>
-            </w:r>
-          </w:p>
-        </w:tc>
-        <w:tc>
-          <w:tcPr>
-            <w:tcW w:type="dxa" w:w="1728"/>
-          </w:tcPr>
-          <w:p>
-            <w:r>
-              <w:t>338.72</w:t>
-            </w:r>
-          </w:p>
-        </w:tc>
-        <w:tc>
-          <w:tcPr>
-            <w:tcW w:type="dxa" w:w="1728"/>
-          </w:tcPr>
-          <w:p>
-            <w:r>
-              <w:t>0</w:t>
-            </w:r>
-          </w:p>
-        </w:tc>
-      </w:tr>
-      <w:tr>
-        <w:tc>
-          <w:tcPr>
-            <w:tcW w:type="dxa" w:w="1728"/>
-          </w:tcPr>
-          <w:p>
-            <w:r/>
-          </w:p>
-        </w:tc>
-        <w:tc>
-          <w:tcPr>
-            <w:tcW w:type="dxa" w:w="1728"/>
-          </w:tcPr>
-          <w:p>
-            <w:r>
-              <w:t>hybrid_decay_decay</w:t>
-            </w:r>
-          </w:p>
-        </w:tc>
-        <w:tc>
-          <w:tcPr>
-            <w:tcW w:type="dxa" w:w="1728"/>
-          </w:tcPr>
-          <w:p>
-            <w:r>
-              <w:t>321.88</w:t>
-            </w:r>
-          </w:p>
-        </w:tc>
-        <w:tc>
-          <w:tcPr>
-            <w:tcW w:type="dxa" w:w="1728"/>
-          </w:tcPr>
-          <w:p>
-            <w:r>
-              <w:t>336.26</w:t>
-            </w:r>
-          </w:p>
-        </w:tc>
-        <w:tc>
-          <w:tcPr>
-            <w:tcW w:type="dxa" w:w="1728"/>
-          </w:tcPr>
-          <w:p>
-            <w:r>
-              <w:t>0</w:t>
-            </w:r>
-          </w:p>
-        </w:tc>
-      </w:tr>
-      <w:tr>
-        <w:tc>
-          <w:tcPr>
-            <w:tcW w:type="dxa" w:w="1728"/>
-          </w:tcPr>
-          <w:p>
-            <w:r/>
-          </w:p>
-        </w:tc>
-        <w:tc>
-          <w:tcPr>
-            <w:tcW w:type="dxa" w:w="1728"/>
-          </w:tcPr>
-          <w:p>
-            <w:r>
-              <w:t>hybrid_decay_delta</w:t>
-            </w:r>
-          </w:p>
-        </w:tc>
-        <w:tc>
-          <w:tcPr>
-            <w:tcW w:type="dxa" w:w="1728"/>
-          </w:tcPr>
-          <w:p>
-            <w:r>
-              <w:t>320.18</w:t>
-            </w:r>
-          </w:p>
-        </w:tc>
-        <w:tc>
-          <w:tcPr>
-            <w:tcW w:type="dxa" w:w="1728"/>
-          </w:tcPr>
-          <w:p>
-            <w:r>
-              <w:t>334.55</w:t>
-            </w:r>
-          </w:p>
-        </w:tc>
-        <w:tc>
-          <w:tcPr>
-            <w:tcW w:type="dxa" w:w="1728"/>
-          </w:tcPr>
-          <w:p>
-            <w:r>
-              <w:t>0</w:t>
-            </w:r>
-          </w:p>
-        </w:tc>
-      </w:tr>
-      <w:tr>
-        <w:tc>
-          <w:tcPr>
-            <w:tcW w:type="dxa" w:w="1728"/>
-          </w:tcPr>
-          <w:p>
-            <w:r/>
-          </w:p>
-        </w:tc>
-        <w:tc>
-          <w:tcPr>
-            <w:tcW w:type="dxa" w:w="1728"/>
-          </w:tcPr>
-          <w:p>
-            <w:r>
-              <w:t>hybrid_delta_delta</w:t>
-            </w:r>
-          </w:p>
-        </w:tc>
-        <w:tc>
-          <w:tcPr>
-            <w:tcW w:type="dxa" w:w="1728"/>
-          </w:tcPr>
-          <w:p>
-            <w:r>
-              <w:t>326.26</w:t>
-            </w:r>
-          </w:p>
-        </w:tc>
-        <w:tc>
-          <w:tcPr>
-            <w:tcW w:type="dxa" w:w="1728"/>
-          </w:tcPr>
-          <w:p>
-            <w:r>
-              <w:t>340.64</w:t>
-            </w:r>
-          </w:p>
-        </w:tc>
-        <w:tc>
-          <w:tcPr>
-            <w:tcW w:type="dxa" w:w="1728"/>
-          </w:tcPr>
-          <w:p>
-            <w:r>
-              <w:t>1</w:t>
-            </w:r>
-          </w:p>
-        </w:tc>
-      </w:tr>
-      <w:tr>
-        <w:tc>
-          <w:tcPr>
-            <w:tcW w:type="dxa" w:w="1728"/>
-          </w:tcPr>
-          <w:p>
-            <w:r/>
-          </w:p>
-        </w:tc>
-        <w:tc>
-          <w:tcPr>
-            <w:tcW w:type="dxa" w:w="1728"/>
-          </w:tcPr>
-          <w:p>
-            <w:r>
-              <w:t>kalman_filter</w:t>
-            </w:r>
-          </w:p>
-        </w:tc>
-        <w:tc>
-          <w:tcPr>
-            <w:tcW w:type="dxa" w:w="1728"/>
-          </w:tcPr>
-          <w:p>
-            <w:r>
-              <w:t>333.41</w:t>
-            </w:r>
-          </w:p>
-        </w:tc>
-        <w:tc>
-          <w:tcPr>
-            <w:tcW w:type="dxa" w:w="1728"/>
-          </w:tcPr>
-          <w:p>
-            <w:r>
-              <w:t>340.59</w:t>
-            </w:r>
-          </w:p>
-        </w:tc>
-        <w:tc>
-          <w:tcPr>
-            <w:tcW w:type="dxa" w:w="1728"/>
-          </w:tcPr>
-          <w:p>
-            <w:r>
-              <w:t>0</w:t>
-            </w:r>
-          </w:p>
-        </w:tc>
-      </w:tr>
-      <w:tr>
-        <w:tc>
-          <w:tcPr>
-            <w:tcW w:type="dxa" w:w="1728"/>
-          </w:tcPr>
-          <w:p>
-            <w:r/>
-          </w:p>
-        </w:tc>
-        <w:tc>
-          <w:tcPr>
-            <w:tcW w:type="dxa" w:w="1728"/>
-          </w:tcPr>
-          <w:p>
-            <w:r>
-              <w:t>mean_var_decay</w:t>
-            </w:r>
-          </w:p>
-        </w:tc>
-        <w:tc>
-          <w:tcPr>
-            <w:tcW w:type="dxa" w:w="1728"/>
-          </w:tcPr>
-          <w:p>
-            <w:r>
-              <w:t>317.55</w:t>
-            </w:r>
-          </w:p>
-        </w:tc>
-        <w:tc>
-          <w:tcPr>
-            <w:tcW w:type="dxa" w:w="1728"/>
-          </w:tcPr>
-          <w:p>
-            <w:r>
-              <w:t>328.33</w:t>
-            </w:r>
-          </w:p>
-        </w:tc>
-        <w:tc>
-          <w:tcPr>
-            <w:tcW w:type="dxa" w:w="1728"/>
-          </w:tcPr>
-          <w:p>
-            <w:r>
-              <w:t>1</w:t>
-            </w:r>
-          </w:p>
-        </w:tc>
-      </w:tr>
-      <w:tr>
-        <w:tc>
-          <w:tcPr>
-            <w:tcW w:type="dxa" w:w="1728"/>
-          </w:tcPr>
-          <w:p>
-            <w:r/>
-          </w:p>
-        </w:tc>
-        <w:tc>
-          <w:tcPr>
-            <w:tcW w:type="dxa" w:w="1728"/>
-          </w:tcPr>
-          <w:p>
-            <w:r>
-              <w:t>mean_var_delta</w:t>
-            </w:r>
-          </w:p>
-        </w:tc>
-        <w:tc>
-          <w:tcPr>
-            <w:tcW w:type="dxa" w:w="1728"/>
-          </w:tcPr>
-          <w:p>
-            <w:r>
-              <w:t>326.35</w:t>
-            </w:r>
-          </w:p>
-        </w:tc>
-        <w:tc>
-          <w:tcPr>
-            <w:tcW w:type="dxa" w:w="1728"/>
-          </w:tcPr>
-          <w:p>
-            <w:r>
-              <w:t>337.13</w:t>
-            </w:r>
-          </w:p>
-        </w:tc>
-        <w:tc>
-          <w:tcPr>
-            <w:tcW w:type="dxa" w:w="1728"/>
-          </w:tcPr>
-          <w:p>
-            <w:r>
-              <w:t>0</w:t>
-            </w:r>
-          </w:p>
-        </w:tc>
-      </w:tr>
-      <w:tr>
-        <w:tc>
-          <w:tcPr>
-            <w:tcW w:type="dxa" w:w="1728"/>
-          </w:tcPr>
-          <w:p>
-            <w:r/>
-          </w:p>
-        </w:tc>
-        <w:tc>
-          <w:tcPr>
-            <w:tcW w:type="dxa" w:w="1728"/>
-          </w:tcPr>
-          <w:p>
-            <w:r>
-              <w:t>mean_var</w:t>
-            </w:r>
-          </w:p>
-        </w:tc>
-        <w:tc>
-          <w:tcPr>
-            <w:tcW w:type="dxa" w:w="1728"/>
-          </w:tcPr>
-          <w:p>
-            <w:r>
-              <w:t>332.77</w:t>
-            </w:r>
-          </w:p>
-        </w:tc>
-        <w:tc>
-          <w:tcPr>
-            <w:tcW w:type="dxa" w:w="1728"/>
-          </w:tcPr>
-          <w:p>
-            <w:r>
-              <w:t>339.96</w:t>
-            </w:r>
-          </w:p>
-        </w:tc>
-        <w:tc>
-          <w:tcPr>
-            <w:tcW w:type="dxa" w:w="1728"/>
-          </w:tcPr>
-          <w:p>
-            <w:r>
-              <w:t>2</w:t>
-            </w:r>
-          </w:p>
-        </w:tc>
-      </w:tr>
-      <w:tr>
-        <w:tc>
-          <w:tcPr>
-            <w:tcW w:type="dxa" w:w="1728"/>
-          </w:tcPr>
-          <w:p>
-            <w:r/>
-          </w:p>
-        </w:tc>
-        <w:tc>
-          <w:tcPr>
-            <w:tcW w:type="dxa" w:w="1728"/>
-          </w:tcPr>
-          <w:p>
-            <w:r>
-              <w:t>mean_var_unc</w:t>
-            </w:r>
-          </w:p>
-        </w:tc>
-        <w:tc>
-          <w:tcPr>
-            <w:tcW w:type="dxa" w:w="1728"/>
-          </w:tcPr>
-          <w:p>
-            <w:r>
-              <w:t>318.15</w:t>
-            </w:r>
-          </w:p>
-        </w:tc>
-        <w:tc>
-          <w:tcPr>
-            <w:tcW w:type="dxa" w:w="1728"/>
-          </w:tcPr>
-          <w:p>
-            <w:r>
-              <w:t>328.93</w:t>
-            </w:r>
-          </w:p>
-        </w:tc>
-        <w:tc>
-          <w:tcPr>
-            <w:tcW w:type="dxa" w:w="1728"/>
-          </w:tcPr>
-          <w:p>
-            <w:r>
-              <w:t>1</w:t>
-            </w:r>
-          </w:p>
-        </w:tc>
-      </w:tr>
-      <w:tr>
-        <w:tc>
-          <w:tcPr>
-            <w:tcW w:type="dxa" w:w="1728"/>
-          </w:tcPr>
-          <w:p>
-            <w:r/>
-          </w:p>
-        </w:tc>
-        <w:tc>
-          <w:tcPr>
-            <w:tcW w:type="dxa" w:w="1728"/>
-          </w:tcPr>
-          <w:p>
-            <w:r>
-              <w:t>perseveration</w:t>
-            </w:r>
-          </w:p>
-        </w:tc>
-        <w:tc>
-          <w:tcPr>
-            <w:tcW w:type="dxa" w:w="1728"/>
-          </w:tcPr>
-          <w:p>
-            <w:r>
-              <w:t>335.86</w:t>
-            </w:r>
-          </w:p>
-        </w:tc>
-        <w:tc>
-          <w:tcPr>
-            <w:tcW w:type="dxa" w:w="1728"/>
-          </w:tcPr>
-          <w:p>
-            <w:r>
-              <w:t>339.45</w:t>
-            </w:r>
-          </w:p>
-        </w:tc>
-        <w:tc>
-          <w:tcPr>
-            <w:tcW w:type="dxa" w:w="1728"/>
-          </w:tcPr>
-          <w:p>
-            <w:r>
-              <w:t>6</w:t>
-            </w:r>
-          </w:p>
-        </w:tc>
-      </w:tr>
-      <w:tr>
-        <w:tc>
-          <w:tcPr>
-            <w:tcW w:type="dxa" w:w="1728"/>
-          </w:tcPr>
-          <w:p>
-            <w:r/>
-          </w:p>
-        </w:tc>
-        <w:tc>
-          <w:tcPr>
-            <w:tcW w:type="dxa" w:w="1728"/>
-          </w:tcPr>
-          <w:p>
-            <w:r>
-              <w:t>random</w:t>
-            </w:r>
-          </w:p>
-        </w:tc>
-        <w:tc>
-          <w:tcPr>
-            <w:tcW w:type="dxa" w:w="1728"/>
-          </w:tcPr>
-          <w:p>
-            <w:r>
-              <w:t>374.80</w:t>
-            </w:r>
-          </w:p>
-        </w:tc>
-        <w:tc>
-          <w:tcPr>
-            <w:tcW w:type="dxa" w:w="1728"/>
-          </w:tcPr>
-          <w:p>
-            <w:r>
-              <w:t>374.80</w:t>
-            </w:r>
-          </w:p>
-        </w:tc>
-        <w:tc>
-          <w:tcPr>
-            <w:tcW w:type="dxa" w:w="1728"/>
-          </w:tcPr>
-          <w:p>
-            <w:r>
-              <w:t>21</w:t>
-            </w:r>
-          </w:p>
-        </w:tc>
-      </w:tr>
-      <w:tr>
-        <w:tc>
-          <w:tcPr>
-            <w:tcW w:type="dxa" w:w="1728"/>
-          </w:tcPr>
-          <w:p>
-            <w:r/>
-          </w:p>
-        </w:tc>
-        <w:tc>
-          <w:tcPr>
-            <w:tcW w:type="dxa" w:w="1728"/>
-          </w:tcPr>
-          <w:p>
-            <w:r>
-              <w:t>RT_decay</w:t>
-            </w:r>
-          </w:p>
-        </w:tc>
-        <w:tc>
-          <w:tcPr>
-            <w:tcW w:type="dxa" w:w="1728"/>
-          </w:tcPr>
-          <w:p>
-            <w:r>
-              <w:t>323.66</w:t>
-            </w:r>
-          </w:p>
-        </w:tc>
-        <w:tc>
-          <w:tcPr>
-            <w:tcW w:type="dxa" w:w="1728"/>
-          </w:tcPr>
-          <w:p>
-            <w:r>
-              <w:t>334.44</w:t>
-            </w:r>
-          </w:p>
-        </w:tc>
-        <w:tc>
-          <w:tcPr>
-            <w:tcW w:type="dxa" w:w="1728"/>
-          </w:tcPr>
-          <w:p>
-            <w:r>
-              <w:t>0</w:t>
-            </w:r>
-          </w:p>
-        </w:tc>
-      </w:tr>
-      <w:tr>
-        <w:tc>
-          <w:tcPr>
-            <w:tcW w:type="dxa" w:w="1728"/>
-          </w:tcPr>
-          <w:p>
-            <w:r/>
-          </w:p>
-        </w:tc>
-        <w:tc>
-          <w:tcPr>
-            <w:tcW w:type="dxa" w:w="1728"/>
-          </w:tcPr>
-          <w:p>
-            <w:r>
-              <w:t>RT_delta</w:t>
-            </w:r>
-          </w:p>
-        </w:tc>
-        <w:tc>
-          <w:tcPr>
-            <w:tcW w:type="dxa" w:w="1728"/>
-          </w:tcPr>
-          <w:p>
-            <w:r>
-              <w:t>348.40</w:t>
-            </w:r>
-          </w:p>
-        </w:tc>
-        <w:tc>
-          <w:tcPr>
-            <w:tcW w:type="dxa" w:w="1728"/>
-          </w:tcPr>
-          <w:p>
-            <w:r>
-              <w:t>359.18</w:t>
-            </w:r>
-          </w:p>
-        </w:tc>
-        <w:tc>
-          <w:tcPr>
-            <w:tcW w:type="dxa" w:w="1728"/>
-          </w:tcPr>
-          <w:p>
-            <w:r>
-              <w:t>0</w:t>
-            </w:r>
-          </w:p>
-        </w:tc>
-      </w:tr>
-      <w:tr>
-        <w:tc>
-          <w:tcPr>
-            <w:tcW w:type="dxa" w:w="1728"/>
-          </w:tcPr>
-          <w:p>
-            <w:r>
-              <w:t>Low-Reward-Optimal</w:t>
-            </w:r>
-          </w:p>
-        </w:tc>
-        <w:tc>
-          <w:tcPr>
-            <w:tcW w:type="dxa" w:w="1728"/>
-          </w:tcPr>
-          <w:p>
-            <w:r/>
-          </w:p>
-        </w:tc>
-        <w:tc>
-          <w:tcPr>
-            <w:tcW w:type="dxa" w:w="1728"/>
-          </w:tcPr>
-          <w:p>
-            <w:r/>
-          </w:p>
-        </w:tc>
-        <w:tc>
-          <w:tcPr>
-            <w:tcW w:type="dxa" w:w="1728"/>
-          </w:tcPr>
-          <w:p>
-            <w:r/>
-          </w:p>
-        </w:tc>
-        <w:tc>
-          <w:tcPr>
-            <w:tcW w:type="dxa" w:w="1728"/>
-          </w:tcPr>
-          <w:p>
-            <w:r/>
-          </w:p>
-        </w:tc>
-      </w:tr>
-      <w:tr>
-        <w:tc>
-          <w:tcPr>
-            <w:tcW w:type="dxa" w:w="1728"/>
-          </w:tcPr>
-          <w:p>
-            <w:r>
-              <w:rPr>
-                <w:highlight w:val="yellow"/>
-              </w:rPr>
-            </w:r>
-          </w:p>
-        </w:tc>
-        <w:tc>
-          <w:tcPr>
-            <w:tcW w:type="dxa" w:w="1728"/>
-          </w:tcPr>
-          <w:p>
-            <w:r>
-              <w:rPr>
-                <w:highlight w:val="yellow"/>
-              </w:rPr>
-              <w:t>decay</w:t>
-            </w:r>
-          </w:p>
-        </w:tc>
-        <w:tc>
-          <w:tcPr>
-            <w:tcW w:type="dxa" w:w="1728"/>
+            <w:tcW w:type="dxa" w:w="864"/>
           </w:tcPr>
           <w:p>
             <w:r>
@@ -1112,7 +6162,7 @@
         </w:tc>
         <w:tc>
           <w:tcPr>
-            <w:tcW w:type="dxa" w:w="1728"/>
+            <w:tcW w:type="dxa" w:w="864"/>
           </w:tcPr>
           <w:p>
             <w:r>
@@ -1125,7 +6175,7 @@
         </w:tc>
         <w:tc>
           <w:tcPr>
-            <w:tcW w:type="dxa" w:w="1728"/>
+            <w:tcW w:type="dxa" w:w="864"/>
           </w:tcPr>
           <w:p>
             <w:r>
@@ -1136,11 +6186,76 @@
             </w:r>
           </w:p>
         </w:tc>
+        <w:tc>
+          <w:tcPr>
+            <w:tcW w:type="dxa" w:w="864"/>
+          </w:tcPr>
+          <w:p>
+            <w:r>
+              <w:rPr>
+                <w:highlight w:val="yellow"/>
+              </w:rPr>
+              <w:t>0.26</w:t>
+            </w:r>
+          </w:p>
+        </w:tc>
+        <w:tc>
+          <w:tcPr>
+            <w:tcW w:type="dxa" w:w="864"/>
+          </w:tcPr>
+          <w:p>
+            <w:r>
+              <w:rPr>
+                <w:highlight w:val="yellow"/>
+              </w:rPr>
+              <w:t>1.00</w:t>
+            </w:r>
+          </w:p>
+        </w:tc>
+        <w:tc>
+          <w:tcPr>
+            <w:tcW w:type="dxa" w:w="864"/>
+          </w:tcPr>
+          <w:p>
+            <w:r>
+              <w:rPr>
+                <w:highlight w:val="yellow"/>
+              </w:rPr>
+              <w:t>5.586</w:t>
+            </w:r>
+          </w:p>
+        </w:tc>
+        <w:tc>
+          <w:tcPr>
+            <w:tcW w:type="dxa" w:w="864"/>
+          </w:tcPr>
+          <w:p>
+            <w:r>
+              <w:rPr>
+                <w:highlight w:val="yellow"/>
+              </w:rPr>
+              <w:t>0.062</w:t>
+            </w:r>
+          </w:p>
+        </w:tc>
+        <w:tc>
+          <w:tcPr>
+            <w:tcW w:type="dxa" w:w="864"/>
+          </w:tcPr>
+          <w:p>
+            <w:r>
+              <w:rPr>
+                <w:highlight w:val="yellow"/>
+              </w:rPr>
+              <w:t>0.016</w:t>
+            </w:r>
+          </w:p>
+        </w:tc>
       </w:tr>
       <w:tr>
         <w:tc>
           <w:tcPr>
-            <w:tcW w:type="dxa" w:w="1728"/>
+            <w:tcW w:type="dxa" w:w="864"/>
           </w:tcPr>
           <w:p>
             <w:r/>
@@ -1148,7 +6263,7 @@
         </w:tc>
         <w:tc>
           <w:tcPr>
-            <w:tcW w:type="dxa" w:w="1728"/>
+            <w:tcW w:type="dxa" w:w="864"/>
           </w:tcPr>
           <w:p>
             <w:r>
@@ -1158,7 +6273,7 @@
         </w:tc>
         <w:tc>
           <w:tcPr>
-            <w:tcW w:type="dxa" w:w="1728"/>
+            <w:tcW w:type="dxa" w:w="864"/>
           </w:tcPr>
           <w:p>
             <w:r>
@@ -1168,7 +6283,7 @@
         </w:tc>
         <w:tc>
           <w:tcPr>
-            <w:tcW w:type="dxa" w:w="1728"/>
+            <w:tcW w:type="dxa" w:w="864"/>
           </w:tcPr>
           <w:p>
             <w:r>
@@ -1178,11 +6293,61 @@
         </w:tc>
         <w:tc>
           <w:tcPr>
-            <w:tcW w:type="dxa" w:w="1728"/>
+            <w:tcW w:type="dxa" w:w="864"/>
           </w:tcPr>
           <w:p>
             <w:r>
               <w:t>3</w:t>
+            </w:r>
+          </w:p>
+        </w:tc>
+        <w:tc>
+          <w:tcPr>
+            <w:tcW w:type="dxa" w:w="864"/>
+          </w:tcPr>
+          <w:p>
+            <w:r>
+              <w:t>0.13</w:t>
+            </w:r>
+          </w:p>
+        </w:tc>
+        <w:tc>
+          <w:tcPr>
+            <w:tcW w:type="dxa" w:w="864"/>
+          </w:tcPr>
+          <w:p>
+            <w:r>
+              <w:t>1.99</w:t>
+            </w:r>
+          </w:p>
+        </w:tc>
+        <w:tc>
+          <w:tcPr>
+            <w:tcW w:type="dxa" w:w="864"/>
+          </w:tcPr>
+          <w:p>
+            <w:r>
+              <w:t>2.594</w:t>
+            </w:r>
+          </w:p>
+        </w:tc>
+        <w:tc>
+          <w:tcPr>
+            <w:tcW w:type="dxa" w:w="864"/>
+          </w:tcPr>
+          <w:p>
+            <w:r>
+              <w:t>0.029</w:t>
+            </w:r>
+          </w:p>
+        </w:tc>
+        <w:tc>
+          <w:tcPr>
+            <w:tcW w:type="dxa" w:w="864"/>
+          </w:tcPr>
+          <w:p>
+            <w:r>
+              <w:t>&lt; .001</w:t>
             </w:r>
           </w:p>
         </w:tc>
@@ -1190,7 +6355,7 @@
       <w:tr>
         <w:tc>
           <w:tcPr>
-            <w:tcW w:type="dxa" w:w="1728"/>
+            <w:tcW w:type="dxa" w:w="864"/>
           </w:tcPr>
           <w:p>
             <w:r/>
@@ -1198,7 +6363,7 @@
         </w:tc>
         <w:tc>
           <w:tcPr>
-            <w:tcW w:type="dxa" w:w="1728"/>
+            <w:tcW w:type="dxa" w:w="864"/>
           </w:tcPr>
           <w:p>
             <w:r>
@@ -1208,7 +6373,7 @@
         </w:tc>
         <w:tc>
           <w:tcPr>
-            <w:tcW w:type="dxa" w:w="1728"/>
+            <w:tcW w:type="dxa" w:w="864"/>
           </w:tcPr>
           <w:p>
             <w:r>
@@ -1218,7 +6383,7 @@
         </w:tc>
         <w:tc>
           <w:tcPr>
-            <w:tcW w:type="dxa" w:w="1728"/>
+            <w:tcW w:type="dxa" w:w="864"/>
           </w:tcPr>
           <w:p>
             <w:r>
@@ -1228,11 +6393,61 @@
         </w:tc>
         <w:tc>
           <w:tcPr>
-            <w:tcW w:type="dxa" w:w="1728"/>
+            <w:tcW w:type="dxa" w:w="864"/>
           </w:tcPr>
           <w:p>
             <w:r>
               <w:t>0</w:t>
+            </w:r>
+          </w:p>
+        </w:tc>
+        <w:tc>
+          <w:tcPr>
+            <w:tcW w:type="dxa" w:w="864"/>
+          </w:tcPr>
+          <w:p>
+            <w:r>
+              <w:t>0.07</w:t>
+            </w:r>
+          </w:p>
+        </w:tc>
+        <w:tc>
+          <w:tcPr>
+            <w:tcW w:type="dxa" w:w="864"/>
+          </w:tcPr>
+          <w:p>
+            <w:r>
+              <w:t>3.85</w:t>
+            </w:r>
+          </w:p>
+        </w:tc>
+        <w:tc>
+          <w:tcPr>
+            <w:tcW w:type="dxa" w:w="864"/>
+          </w:tcPr>
+          <w:p>
+            <w:r>
+              <w:t>1.049</w:t>
+            </w:r>
+          </w:p>
+        </w:tc>
+        <w:tc>
+          <w:tcPr>
+            <w:tcW w:type="dxa" w:w="864"/>
+          </w:tcPr>
+          <w:p>
+            <w:r>
+              <w:t>0.012</w:t>
+            </w:r>
+          </w:p>
+        </w:tc>
+        <w:tc>
+          <w:tcPr>
+            <w:tcW w:type="dxa" w:w="864"/>
+          </w:tcPr>
+          <w:p>
+            <w:r>
+              <w:t>&lt; .001</w:t>
             </w:r>
           </w:p>
         </w:tc>
@@ -1240,7 +6455,7 @@
       <w:tr>
         <w:tc>
           <w:tcPr>
-            <w:tcW w:type="dxa" w:w="1728"/>
+            <w:tcW w:type="dxa" w:w="864"/>
           </w:tcPr>
           <w:p>
             <w:r/>
@@ -1248,7 +6463,7 @@
         </w:tc>
         <w:tc>
           <w:tcPr>
-            <w:tcW w:type="dxa" w:w="1728"/>
+            <w:tcW w:type="dxa" w:w="864"/>
           </w:tcPr>
           <w:p>
             <w:r>
@@ -1258,7 +6473,7 @@
         </w:tc>
         <w:tc>
           <w:tcPr>
-            <w:tcW w:type="dxa" w:w="1728"/>
+            <w:tcW w:type="dxa" w:w="864"/>
           </w:tcPr>
           <w:p>
             <w:r>
@@ -1268,7 +6483,7 @@
         </w:tc>
         <w:tc>
           <w:tcPr>
-            <w:tcW w:type="dxa" w:w="1728"/>
+            <w:tcW w:type="dxa" w:w="864"/>
           </w:tcPr>
           <w:p>
             <w:r>
@@ -1278,11 +6493,61 @@
         </w:tc>
         <w:tc>
           <w:tcPr>
-            <w:tcW w:type="dxa" w:w="1728"/>
-          </w:tcPr>
-          <w:p>
-            <w:r>
-              <w:t>4</w:t>
+            <w:tcW w:type="dxa" w:w="864"/>
+          </w:tcPr>
+          <w:p>
+            <w:r>
+              <w:t>3</w:t>
+            </w:r>
+          </w:p>
+        </w:tc>
+        <w:tc>
+          <w:tcPr>
+            <w:tcW w:type="dxa" w:w="864"/>
+          </w:tcPr>
+          <w:p>
+            <w:r>
+              <w:t>&lt; .001</w:t>
+            </w:r>
+          </w:p>
+        </w:tc>
+        <w:tc>
+          <w:tcPr>
+            <w:tcW w:type="dxa" w:w="864"/>
+          </w:tcPr>
+          <w:p>
+            <w:r>
+              <w:t>1.14×10^7</w:t>
+            </w:r>
+          </w:p>
+        </w:tc>
+        <w:tc>
+          <w:tcPr>
+            <w:tcW w:type="dxa" w:w="864"/>
+          </w:tcPr>
+          <w:p>
+            <w:r>
+              <w:t>1.514</w:t>
+            </w:r>
+          </w:p>
+        </w:tc>
+        <w:tc>
+          <w:tcPr>
+            <w:tcW w:type="dxa" w:w="864"/>
+          </w:tcPr>
+          <w:p>
+            <w:r>
+              <w:t>0.017</w:t>
+            </w:r>
+          </w:p>
+        </w:tc>
+        <w:tc>
+          <w:tcPr>
+            <w:tcW w:type="dxa" w:w="864"/>
+          </w:tcPr>
+          <w:p>
+            <w:r>
+              <w:t>&lt; .001</w:t>
             </w:r>
           </w:p>
         </w:tc>
@@ -1290,7 +6555,7 @@
       <w:tr>
         <w:tc>
           <w:tcPr>
-            <w:tcW w:type="dxa" w:w="1728"/>
+            <w:tcW w:type="dxa" w:w="864"/>
           </w:tcPr>
           <w:p>
             <w:r/>
@@ -1298,7 +6563,7 @@
         </w:tc>
         <w:tc>
           <w:tcPr>
-            <w:tcW w:type="dxa" w:w="1728"/>
+            <w:tcW w:type="dxa" w:w="864"/>
           </w:tcPr>
           <w:p>
             <w:r>
@@ -1308,7 +6573,7 @@
         </w:tc>
         <w:tc>
           <w:tcPr>
-            <w:tcW w:type="dxa" w:w="1728"/>
+            <w:tcW w:type="dxa" w:w="864"/>
           </w:tcPr>
           <w:p>
             <w:r>
@@ -1318,7 +6583,7 @@
         </w:tc>
         <w:tc>
           <w:tcPr>
-            <w:tcW w:type="dxa" w:w="1728"/>
+            <w:tcW w:type="dxa" w:w="864"/>
           </w:tcPr>
           <w:p>
             <w:r>
@@ -1328,11 +6593,61 @@
         </w:tc>
         <w:tc>
           <w:tcPr>
-            <w:tcW w:type="dxa" w:w="1728"/>
+            <w:tcW w:type="dxa" w:w="864"/>
           </w:tcPr>
           <w:p>
             <w:r>
               <w:t>1</w:t>
+            </w:r>
+          </w:p>
+        </w:tc>
+        <w:tc>
+          <w:tcPr>
+            <w:tcW w:type="dxa" w:w="864"/>
+          </w:tcPr>
+          <w:p>
+            <w:r>
+              <w:t>&lt; .001</w:t>
+            </w:r>
+          </w:p>
+        </w:tc>
+        <w:tc>
+          <w:tcPr>
+            <w:tcW w:type="dxa" w:w="864"/>
+          </w:tcPr>
+          <w:p>
+            <w:r>
+              <w:t>1.23×10^6</w:t>
+            </w:r>
+          </w:p>
+        </w:tc>
+        <w:tc>
+          <w:tcPr>
+            <w:tcW w:type="dxa" w:w="864"/>
+          </w:tcPr>
+          <w:p>
+            <w:r>
+              <w:t>1.536</w:t>
+            </w:r>
+          </w:p>
+        </w:tc>
+        <w:tc>
+          <w:tcPr>
+            <w:tcW w:type="dxa" w:w="864"/>
+          </w:tcPr>
+          <w:p>
+            <w:r>
+              <w:t>0.017</w:t>
+            </w:r>
+          </w:p>
+        </w:tc>
+        <w:tc>
+          <w:tcPr>
+            <w:tcW w:type="dxa" w:w="864"/>
+          </w:tcPr>
+          <w:p>
+            <w:r>
+              <w:t>&lt; .001</w:t>
             </w:r>
           </w:p>
         </w:tc>
@@ -1340,7 +6655,7 @@
       <w:tr>
         <w:tc>
           <w:tcPr>
-            <w:tcW w:type="dxa" w:w="1728"/>
+            <w:tcW w:type="dxa" w:w="864"/>
           </w:tcPr>
           <w:p>
             <w:r/>
@@ -1348,7 +6663,7 @@
         </w:tc>
         <w:tc>
           <w:tcPr>
-            <w:tcW w:type="dxa" w:w="1728"/>
+            <w:tcW w:type="dxa" w:w="864"/>
           </w:tcPr>
           <w:p>
             <w:r>
@@ -1358,7 +6673,7 @@
         </w:tc>
         <w:tc>
           <w:tcPr>
-            <w:tcW w:type="dxa" w:w="1728"/>
+            <w:tcW w:type="dxa" w:w="864"/>
           </w:tcPr>
           <w:p>
             <w:r>
@@ -1368,7 +6683,7 @@
         </w:tc>
         <w:tc>
           <w:tcPr>
-            <w:tcW w:type="dxa" w:w="1728"/>
+            <w:tcW w:type="dxa" w:w="864"/>
           </w:tcPr>
           <w:p>
             <w:r>
@@ -1378,11 +6693,61 @@
         </w:tc>
         <w:tc>
           <w:tcPr>
-            <w:tcW w:type="dxa" w:w="1728"/>
+            <w:tcW w:type="dxa" w:w="864"/>
           </w:tcPr>
           <w:p>
             <w:r>
               <w:t>3</w:t>
+            </w:r>
+          </w:p>
+        </w:tc>
+        <w:tc>
+          <w:tcPr>
+            <w:tcW w:type="dxa" w:w="864"/>
+          </w:tcPr>
+          <w:p>
+            <w:r>
+              <w:t>0.01</w:t>
+            </w:r>
+          </w:p>
+        </w:tc>
+        <w:tc>
+          <w:tcPr>
+            <w:tcW w:type="dxa" w:w="864"/>
+          </w:tcPr>
+          <w:p>
+            <w:r>
+              <w:t>29.97</w:t>
+            </w:r>
+          </w:p>
+        </w:tc>
+        <w:tc>
+          <w:tcPr>
+            <w:tcW w:type="dxa" w:w="864"/>
+          </w:tcPr>
+          <w:p>
+            <w:r>
+              <w:t>1.506</w:t>
+            </w:r>
+          </w:p>
+        </w:tc>
+        <w:tc>
+          <w:tcPr>
+            <w:tcW w:type="dxa" w:w="864"/>
+          </w:tcPr>
+          <w:p>
+            <w:r>
+              <w:t>0.017</w:t>
+            </w:r>
+          </w:p>
+        </w:tc>
+        <w:tc>
+          <w:tcPr>
+            <w:tcW w:type="dxa" w:w="864"/>
+          </w:tcPr>
+          <w:p>
+            <w:r>
+              <w:t>&lt; .001</w:t>
             </w:r>
           </w:p>
         </w:tc>
@@ -1390,7 +6755,7 @@
       <w:tr>
         <w:tc>
           <w:tcPr>
-            <w:tcW w:type="dxa" w:w="1728"/>
+            <w:tcW w:type="dxa" w:w="864"/>
           </w:tcPr>
           <w:p>
             <w:r/>
@@ -1398,7 +6763,7 @@
         </w:tc>
         <w:tc>
           <w:tcPr>
-            <w:tcW w:type="dxa" w:w="1728"/>
+            <w:tcW w:type="dxa" w:w="864"/>
           </w:tcPr>
           <w:p>
             <w:r>
@@ -1408,7 +6773,7 @@
         </w:tc>
         <w:tc>
           <w:tcPr>
-            <w:tcW w:type="dxa" w:w="1728"/>
+            <w:tcW w:type="dxa" w:w="864"/>
           </w:tcPr>
           <w:p>
             <w:r>
@@ -1418,7 +6783,7 @@
         </w:tc>
         <w:tc>
           <w:tcPr>
-            <w:tcW w:type="dxa" w:w="1728"/>
+            <w:tcW w:type="dxa" w:w="864"/>
           </w:tcPr>
           <w:p>
             <w:r>
@@ -1428,11 +6793,61 @@
         </w:tc>
         <w:tc>
           <w:tcPr>
-            <w:tcW w:type="dxa" w:w="1728"/>
+            <w:tcW w:type="dxa" w:w="864"/>
           </w:tcPr>
           <w:p>
             <w:r>
               <w:t>0</w:t>
+            </w:r>
+          </w:p>
+        </w:tc>
+        <w:tc>
+          <w:tcPr>
+            <w:tcW w:type="dxa" w:w="864"/>
+          </w:tcPr>
+          <w:p>
+            <w:r>
+              <w:t>0.01</w:t>
+            </w:r>
+          </w:p>
+        </w:tc>
+        <w:tc>
+          <w:tcPr>
+            <w:tcW w:type="dxa" w:w="864"/>
+          </w:tcPr>
+          <w:p>
+            <w:r>
+              <w:t>21.82</w:t>
+            </w:r>
+          </w:p>
+        </w:tc>
+        <w:tc>
+          <w:tcPr>
+            <w:tcW w:type="dxa" w:w="864"/>
+          </w:tcPr>
+          <w:p>
+            <w:r>
+              <w:t>1.018</w:t>
+            </w:r>
+          </w:p>
+        </w:tc>
+        <w:tc>
+          <w:tcPr>
+            <w:tcW w:type="dxa" w:w="864"/>
+          </w:tcPr>
+          <w:p>
+            <w:r>
+              <w:t>0.011</w:t>
+            </w:r>
+          </w:p>
+        </w:tc>
+        <w:tc>
+          <w:tcPr>
+            <w:tcW w:type="dxa" w:w="864"/>
+          </w:tcPr>
+          <w:p>
+            <w:r>
+              <w:t>&lt; .001</w:t>
             </w:r>
           </w:p>
         </w:tc>
@@ -1440,7 +6855,7 @@
       <w:tr>
         <w:tc>
           <w:tcPr>
-            <w:tcW w:type="dxa" w:w="1728"/>
+            <w:tcW w:type="dxa" w:w="864"/>
           </w:tcPr>
           <w:p>
             <w:r/>
@@ -1448,7 +6863,7 @@
         </w:tc>
         <w:tc>
           <w:tcPr>
-            <w:tcW w:type="dxa" w:w="1728"/>
+            <w:tcW w:type="dxa" w:w="864"/>
           </w:tcPr>
           <w:p>
             <w:r>
@@ -1458,7 +6873,7 @@
         </w:tc>
         <w:tc>
           <w:tcPr>
-            <w:tcW w:type="dxa" w:w="1728"/>
+            <w:tcW w:type="dxa" w:w="864"/>
           </w:tcPr>
           <w:p>
             <w:r>
@@ -1468,7 +6883,7 @@
         </w:tc>
         <w:tc>
           <w:tcPr>
-            <w:tcW w:type="dxa" w:w="1728"/>
+            <w:tcW w:type="dxa" w:w="864"/>
           </w:tcPr>
           <w:p>
             <w:r>
@@ -1478,11 +6893,61 @@
         </w:tc>
         <w:tc>
           <w:tcPr>
-            <w:tcW w:type="dxa" w:w="1728"/>
+            <w:tcW w:type="dxa" w:w="864"/>
           </w:tcPr>
           <w:p>
             <w:r>
               <w:t>0</w:t>
+            </w:r>
+          </w:p>
+        </w:tc>
+        <w:tc>
+          <w:tcPr>
+            <w:tcW w:type="dxa" w:w="864"/>
+          </w:tcPr>
+          <w:p>
+            <w:r>
+              <w:t>0.03</w:t>
+            </w:r>
+          </w:p>
+        </w:tc>
+        <w:tc>
+          <w:tcPr>
+            <w:tcW w:type="dxa" w:w="864"/>
+          </w:tcPr>
+          <w:p>
+            <w:r>
+              <w:t>10.01</w:t>
+            </w:r>
+          </w:p>
+        </w:tc>
+        <w:tc>
+          <w:tcPr>
+            <w:tcW w:type="dxa" w:w="864"/>
+          </w:tcPr>
+          <w:p>
+            <w:r>
+              <w:t>1.130</w:t>
+            </w:r>
+          </w:p>
+        </w:tc>
+        <w:tc>
+          <w:tcPr>
+            <w:tcW w:type="dxa" w:w="864"/>
+          </w:tcPr>
+          <w:p>
+            <w:r>
+              <w:t>0.013</w:t>
+            </w:r>
+          </w:p>
+        </w:tc>
+        <w:tc>
+          <w:tcPr>
+            <w:tcW w:type="dxa" w:w="864"/>
+          </w:tcPr>
+          <w:p>
+            <w:r>
+              <w:t>&lt; .001</w:t>
             </w:r>
           </w:p>
         </w:tc>
@@ -1490,7 +6955,7 @@
       <w:tr>
         <w:tc>
           <w:tcPr>
-            <w:tcW w:type="dxa" w:w="1728"/>
+            <w:tcW w:type="dxa" w:w="864"/>
           </w:tcPr>
           <w:p>
             <w:r/>
@@ -1498,7 +6963,7 @@
         </w:tc>
         <w:tc>
           <w:tcPr>
-            <w:tcW w:type="dxa" w:w="1728"/>
+            <w:tcW w:type="dxa" w:w="864"/>
           </w:tcPr>
           <w:p>
             <w:r>
@@ -1508,7 +6973,7 @@
         </w:tc>
         <w:tc>
           <w:tcPr>
-            <w:tcW w:type="dxa" w:w="1728"/>
+            <w:tcW w:type="dxa" w:w="864"/>
           </w:tcPr>
           <w:p>
             <w:r>
@@ -1518,7 +6983,7 @@
         </w:tc>
         <w:tc>
           <w:tcPr>
-            <w:tcW w:type="dxa" w:w="1728"/>
+            <w:tcW w:type="dxa" w:w="864"/>
           </w:tcPr>
           <w:p>
             <w:r>
@@ -1528,11 +6993,61 @@
         </w:tc>
         <w:tc>
           <w:tcPr>
-            <w:tcW w:type="dxa" w:w="1728"/>
+            <w:tcW w:type="dxa" w:w="864"/>
           </w:tcPr>
           <w:p>
             <w:r>
               <w:t>1</w:t>
+            </w:r>
+          </w:p>
+        </w:tc>
+        <w:tc>
+          <w:tcPr>
+            <w:tcW w:type="dxa" w:w="864"/>
+          </w:tcPr>
+          <w:p>
+            <w:r>
+              <w:t>0.00</w:t>
+            </w:r>
+          </w:p>
+        </w:tc>
+        <w:tc>
+          <w:tcPr>
+            <w:tcW w:type="dxa" w:w="864"/>
+          </w:tcPr>
+          <w:p>
+            <w:r>
+              <w:t>95.29</w:t>
+            </w:r>
+          </w:p>
+        </w:tc>
+        <w:tc>
+          <w:tcPr>
+            <w:tcW w:type="dxa" w:w="864"/>
+          </w:tcPr>
+          <w:p>
+            <w:r>
+              <w:t>1.450</w:t>
+            </w:r>
+          </w:p>
+        </w:tc>
+        <w:tc>
+          <w:tcPr>
+            <w:tcW w:type="dxa" w:w="864"/>
+          </w:tcPr>
+          <w:p>
+            <w:r>
+              <w:t>0.016</w:t>
+            </w:r>
+          </w:p>
+        </w:tc>
+        <w:tc>
+          <w:tcPr>
+            <w:tcW w:type="dxa" w:w="864"/>
+          </w:tcPr>
+          <w:p>
+            <w:r>
+              <w:t>&lt; .001</w:t>
             </w:r>
           </w:p>
         </w:tc>
@@ -1540,7 +7055,7 @@
       <w:tr>
         <w:tc>
           <w:tcPr>
-            <w:tcW w:type="dxa" w:w="1728"/>
+            <w:tcW w:type="dxa" w:w="864"/>
           </w:tcPr>
           <w:p>
             <w:r/>
@@ -1548,7 +7063,7 @@
         </w:tc>
         <w:tc>
           <w:tcPr>
-            <w:tcW w:type="dxa" w:w="1728"/>
+            <w:tcW w:type="dxa" w:w="864"/>
           </w:tcPr>
           <w:p>
             <w:r>
@@ -1558,7 +7073,7 @@
         </w:tc>
         <w:tc>
           <w:tcPr>
-            <w:tcW w:type="dxa" w:w="1728"/>
+            <w:tcW w:type="dxa" w:w="864"/>
           </w:tcPr>
           <w:p>
             <w:r>
@@ -1568,7 +7083,7 @@
         </w:tc>
         <w:tc>
           <w:tcPr>
-            <w:tcW w:type="dxa" w:w="1728"/>
+            <w:tcW w:type="dxa" w:w="864"/>
           </w:tcPr>
           <w:p>
             <w:r>
@@ -1578,11 +7093,61 @@
         </w:tc>
         <w:tc>
           <w:tcPr>
-            <w:tcW w:type="dxa" w:w="1728"/>
+            <w:tcW w:type="dxa" w:w="864"/>
           </w:tcPr>
           <w:p>
             <w:r>
               <w:t>0</w:t>
+            </w:r>
+          </w:p>
+        </w:tc>
+        <w:tc>
+          <w:tcPr>
+            <w:tcW w:type="dxa" w:w="864"/>
+          </w:tcPr>
+          <w:p>
+            <w:r>
+              <w:t>&lt; .001</w:t>
+            </w:r>
+          </w:p>
+        </w:tc>
+        <w:tc>
+          <w:tcPr>
+            <w:tcW w:type="dxa" w:w="864"/>
+          </w:tcPr>
+          <w:p>
+            <w:r>
+              <w:t>1.89×10^10</w:t>
+            </w:r>
+          </w:p>
+        </w:tc>
+        <w:tc>
+          <w:tcPr>
+            <w:tcW w:type="dxa" w:w="864"/>
+          </w:tcPr>
+          <w:p>
+            <w:r>
+              <w:t>1.085</w:t>
+            </w:r>
+          </w:p>
+        </w:tc>
+        <w:tc>
+          <w:tcPr>
+            <w:tcW w:type="dxa" w:w="864"/>
+          </w:tcPr>
+          <w:p>
+            <w:r>
+              <w:t>0.012</w:t>
+            </w:r>
+          </w:p>
+        </w:tc>
+        <w:tc>
+          <w:tcPr>
+            <w:tcW w:type="dxa" w:w="864"/>
+          </w:tcPr>
+          <w:p>
+            <w:r>
+              <w:t>&lt; .001</w:t>
             </w:r>
           </w:p>
         </w:tc>
@@ -1590,7 +7155,7 @@
       <w:tr>
         <w:tc>
           <w:tcPr>
-            <w:tcW w:type="dxa" w:w="1728"/>
+            <w:tcW w:type="dxa" w:w="864"/>
           </w:tcPr>
           <w:p>
             <w:r/>
@@ -1598,7 +7163,7 @@
         </w:tc>
         <w:tc>
           <w:tcPr>
-            <w:tcW w:type="dxa" w:w="1728"/>
+            <w:tcW w:type="dxa" w:w="864"/>
           </w:tcPr>
           <w:p>
             <w:r>
@@ -1608,7 +7173,7 @@
         </w:tc>
         <w:tc>
           <w:tcPr>
-            <w:tcW w:type="dxa" w:w="1728"/>
+            <w:tcW w:type="dxa" w:w="864"/>
           </w:tcPr>
           <w:p>
             <w:r>
@@ -1618,7 +7183,7 @@
         </w:tc>
         <w:tc>
           <w:tcPr>
-            <w:tcW w:type="dxa" w:w="1728"/>
+            <w:tcW w:type="dxa" w:w="864"/>
           </w:tcPr>
           <w:p>
             <w:r>
@@ -1628,11 +7193,61 @@
         </w:tc>
         <w:tc>
           <w:tcPr>
-            <w:tcW w:type="dxa" w:w="1728"/>
+            <w:tcW w:type="dxa" w:w="864"/>
           </w:tcPr>
           <w:p>
             <w:r>
               <w:t>1</w:t>
+            </w:r>
+          </w:p>
+        </w:tc>
+        <w:tc>
+          <w:tcPr>
+            <w:tcW w:type="dxa" w:w="864"/>
+          </w:tcPr>
+          <w:p>
+            <w:r>
+              <w:t>0.23</w:t>
+            </w:r>
+          </w:p>
+        </w:tc>
+        <w:tc>
+          <w:tcPr>
+            <w:tcW w:type="dxa" w:w="864"/>
+          </w:tcPr>
+          <w:p>
+            <w:r>
+              <w:t>1.14</w:t>
+            </w:r>
+          </w:p>
+        </w:tc>
+        <w:tc>
+          <w:tcPr>
+            <w:tcW w:type="dxa" w:w="864"/>
+          </w:tcPr>
+          <w:p>
+            <w:r>
+              <w:t>2.247</w:t>
+            </w:r>
+          </w:p>
+        </w:tc>
+        <w:tc>
+          <w:tcPr>
+            <w:tcW w:type="dxa" w:w="864"/>
+          </w:tcPr>
+          <w:p>
+            <w:r>
+              <w:t>0.025</w:t>
+            </w:r>
+          </w:p>
+        </w:tc>
+        <w:tc>
+          <w:tcPr>
+            <w:tcW w:type="dxa" w:w="864"/>
+          </w:tcPr>
+          <w:p>
+            <w:r>
+              <w:t>&lt; .001</w:t>
             </w:r>
           </w:p>
         </w:tc>
@@ -1640,7 +7255,7 @@
       <w:tr>
         <w:tc>
           <w:tcPr>
-            <w:tcW w:type="dxa" w:w="1728"/>
+            <w:tcW w:type="dxa" w:w="864"/>
           </w:tcPr>
           <w:p>
             <w:r/>
@@ -1648,7 +7263,7 @@
         </w:tc>
         <w:tc>
           <w:tcPr>
-            <w:tcW w:type="dxa" w:w="1728"/>
+            <w:tcW w:type="dxa" w:w="864"/>
           </w:tcPr>
           <w:p>
             <w:r>
@@ -1658,7 +7273,7 @@
         </w:tc>
         <w:tc>
           <w:tcPr>
-            <w:tcW w:type="dxa" w:w="1728"/>
+            <w:tcW w:type="dxa" w:w="864"/>
           </w:tcPr>
           <w:p>
             <w:r>
@@ -1668,7 +7283,7 @@
         </w:tc>
         <w:tc>
           <w:tcPr>
-            <w:tcW w:type="dxa" w:w="1728"/>
+            <w:tcW w:type="dxa" w:w="864"/>
           </w:tcPr>
           <w:p>
             <w:r>
@@ -1678,11 +7293,61 @@
         </w:tc>
         <w:tc>
           <w:tcPr>
-            <w:tcW w:type="dxa" w:w="1728"/>
-          </w:tcPr>
-          <w:p>
-            <w:r>
-              <w:t>7</w:t>
+            <w:tcW w:type="dxa" w:w="864"/>
+          </w:tcPr>
+          <w:p>
+            <w:r>
+              <w:t>6</w:t>
+            </w:r>
+          </w:p>
+        </w:tc>
+        <w:tc>
+          <w:tcPr>
+            <w:tcW w:type="dxa" w:w="864"/>
+          </w:tcPr>
+          <w:p>
+            <w:r>
+              <w:t>0.05</w:t>
+            </w:r>
+          </w:p>
+        </w:tc>
+        <w:tc>
+          <w:tcPr>
+            <w:tcW w:type="dxa" w:w="864"/>
+          </w:tcPr>
+          <w:p>
+            <w:r>
+              <w:t>5.20</w:t>
+            </w:r>
+          </w:p>
+        </w:tc>
+        <w:tc>
+          <w:tcPr>
+            <w:tcW w:type="dxa" w:w="864"/>
+          </w:tcPr>
+          <w:p>
+            <w:r>
+              <w:t>14.012</w:t>
+            </w:r>
+          </w:p>
+        </w:tc>
+        <w:tc>
+          <w:tcPr>
+            <w:tcW w:type="dxa" w:w="864"/>
+          </w:tcPr>
+          <w:p>
+            <w:r>
+              <w:t>0.156</w:t>
+            </w:r>
+          </w:p>
+        </w:tc>
+        <w:tc>
+          <w:tcPr>
+            <w:tcW w:type="dxa" w:w="864"/>
+          </w:tcPr>
+          <w:p>
+            <w:r>
+              <w:t>0.866</w:t>
             </w:r>
           </w:p>
         </w:tc>
@@ -1690,7 +7355,7 @@
       <w:tr>
         <w:tc>
           <w:tcPr>
-            <w:tcW w:type="dxa" w:w="1728"/>
+            <w:tcW w:type="dxa" w:w="864"/>
           </w:tcPr>
           <w:p>
             <w:r/>
@@ -1698,7 +7363,7 @@
         </w:tc>
         <w:tc>
           <w:tcPr>
-            <w:tcW w:type="dxa" w:w="1728"/>
+            <w:tcW w:type="dxa" w:w="864"/>
           </w:tcPr>
           <w:p>
             <w:r>
@@ -1708,7 +7373,7 @@
         </w:tc>
         <w:tc>
           <w:tcPr>
-            <w:tcW w:type="dxa" w:w="1728"/>
+            <w:tcW w:type="dxa" w:w="864"/>
           </w:tcPr>
           <w:p>
             <w:r>
@@ -1718,7 +7383,7 @@
         </w:tc>
         <w:tc>
           <w:tcPr>
-            <w:tcW w:type="dxa" w:w="1728"/>
+            <w:tcW w:type="dxa" w:w="864"/>
           </w:tcPr>
           <w:p>
             <w:r>
@@ -1728,11 +7393,61 @@
         </w:tc>
         <w:tc>
           <w:tcPr>
-            <w:tcW w:type="dxa" w:w="1728"/>
+            <w:tcW w:type="dxa" w:w="864"/>
           </w:tcPr>
           <w:p>
             <w:r>
               <w:t>1</w:t>
+            </w:r>
+          </w:p>
+        </w:tc>
+        <w:tc>
+          <w:tcPr>
+            <w:tcW w:type="dxa" w:w="864"/>
+          </w:tcPr>
+          <w:p>
+            <w:r>
+              <w:t>&lt; .001</w:t>
+            </w:r>
+          </w:p>
+        </w:tc>
+        <w:tc>
+          <w:tcPr>
+            <w:tcW w:type="dxa" w:w="864"/>
+          </w:tcPr>
+          <w:p>
+            <w:r>
+              <w:t>2.00×10^6</w:t>
+            </w:r>
+          </w:p>
+        </w:tc>
+        <w:tc>
+          <w:tcPr>
+            <w:tcW w:type="dxa" w:w="864"/>
+          </w:tcPr>
+          <w:p>
+            <w:r>
+              <w:t>2.405</w:t>
+            </w:r>
+          </w:p>
+        </w:tc>
+        <w:tc>
+          <w:tcPr>
+            <w:tcW w:type="dxa" w:w="864"/>
+          </w:tcPr>
+          <w:p>
+            <w:r>
+              <w:t>0.027</w:t>
+            </w:r>
+          </w:p>
+        </w:tc>
+        <w:tc>
+          <w:tcPr>
+            <w:tcW w:type="dxa" w:w="864"/>
+          </w:tcPr>
+          <w:p>
+            <w:r>
+              <w:t>&lt; .001</w:t>
             </w:r>
           </w:p>
         </w:tc>
@@ -1740,7 +7455,7 @@
       <w:tr>
         <w:tc>
           <w:tcPr>
-            <w:tcW w:type="dxa" w:w="1728"/>
+            <w:tcW w:type="dxa" w:w="864"/>
           </w:tcPr>
           <w:p>
             <w:r/>
@@ -1748,7 +7463,7 @@
         </w:tc>
         <w:tc>
           <w:tcPr>
-            <w:tcW w:type="dxa" w:w="1728"/>
+            <w:tcW w:type="dxa" w:w="864"/>
           </w:tcPr>
           <w:p>
             <w:r>
@@ -1758,7 +7473,7 @@
         </w:tc>
         <w:tc>
           <w:tcPr>
-            <w:tcW w:type="dxa" w:w="1728"/>
+            <w:tcW w:type="dxa" w:w="864"/>
           </w:tcPr>
           <w:p>
             <w:r>
@@ -1768,7 +7483,7 @@
         </w:tc>
         <w:tc>
           <w:tcPr>
-            <w:tcW w:type="dxa" w:w="1728"/>
+            <w:tcW w:type="dxa" w:w="864"/>
           </w:tcPr>
           <w:p>
             <w:r>
@@ -1778,11 +7493,61 @@
         </w:tc>
         <w:tc>
           <w:tcPr>
-            <w:tcW w:type="dxa" w:w="1728"/>
-          </w:tcPr>
-          <w:p>
-            <w:r>
-              <w:t>3</w:t>
+            <w:tcW w:type="dxa" w:w="864"/>
+          </w:tcPr>
+          <w:p>
+            <w:r>
+              <w:t>1</w:t>
+            </w:r>
+          </w:p>
+        </w:tc>
+        <w:tc>
+          <w:tcPr>
+            <w:tcW w:type="dxa" w:w="864"/>
+          </w:tcPr>
+          <w:p>
+            <w:r>
+              <w:t>0.12</w:t>
+            </w:r>
+          </w:p>
+        </w:tc>
+        <w:tc>
+          <w:tcPr>
+            <w:tcW w:type="dxa" w:w="864"/>
+          </w:tcPr>
+          <w:p>
+            <w:r>
+              <w:t>2.23</w:t>
+            </w:r>
+          </w:p>
+        </w:tc>
+        <w:tc>
+          <w:tcPr>
+            <w:tcW w:type="dxa" w:w="864"/>
+          </w:tcPr>
+          <w:p>
+            <w:r>
+              <w:t>2.168</w:t>
+            </w:r>
+          </w:p>
+        </w:tc>
+        <w:tc>
+          <w:tcPr>
+            <w:tcW w:type="dxa" w:w="864"/>
+          </w:tcPr>
+          <w:p>
+            <w:r>
+              <w:t>0.024</w:t>
+            </w:r>
+          </w:p>
+        </w:tc>
+        <w:tc>
+          <w:tcPr>
+            <w:tcW w:type="dxa" w:w="864"/>
+          </w:tcPr>
+          <w:p>
+            <w:r>
+              <w:t>&lt; .001</w:t>
             </w:r>
           </w:p>
         </w:tc>
@@ -1790,7 +7555,7 @@
       <w:tr>
         <w:tc>
           <w:tcPr>
-            <w:tcW w:type="dxa" w:w="1728"/>
+            <w:tcW w:type="dxa" w:w="864"/>
           </w:tcPr>
           <w:p>
             <w:r/>
@@ -1798,7 +7563,7 @@
         </w:tc>
         <w:tc>
           <w:tcPr>
-            <w:tcW w:type="dxa" w:w="1728"/>
+            <w:tcW w:type="dxa" w:w="864"/>
           </w:tcPr>
           <w:p>
             <w:r>
@@ -1808,7 +7573,7 @@
         </w:tc>
         <w:tc>
           <w:tcPr>
-            <w:tcW w:type="dxa" w:w="1728"/>
+            <w:tcW w:type="dxa" w:w="864"/>
           </w:tcPr>
           <w:p>
             <w:r>
@@ -1818,7 +7583,7 @@
         </w:tc>
         <w:tc>
           <w:tcPr>
-            <w:tcW w:type="dxa" w:w="1728"/>
+            <w:tcW w:type="dxa" w:w="864"/>
           </w:tcPr>
           <w:p>
             <w:r>
@@ -1828,11 +7593,61 @@
         </w:tc>
         <w:tc>
           <w:tcPr>
-            <w:tcW w:type="dxa" w:w="1728"/>
-          </w:tcPr>
-          <w:p>
-            <w:r>
-              <w:t>6</w:t>
+            <w:tcW w:type="dxa" w:w="864"/>
+          </w:tcPr>
+          <w:p>
+            <w:r>
+              <w:t>0</w:t>
+            </w:r>
+          </w:p>
+        </w:tc>
+        <w:tc>
+          <w:tcPr>
+            <w:tcW w:type="dxa" w:w="864"/>
+          </w:tcPr>
+          <w:p>
+            <w:r>
+              <w:t>&lt; .001</w:t>
+            </w:r>
+          </w:p>
+        </w:tc>
+        <w:tc>
+          <w:tcPr>
+            <w:tcW w:type="dxa" w:w="864"/>
+          </w:tcPr>
+          <w:p>
+            <w:r>
+              <w:t>324.29</w:t>
+            </w:r>
+          </w:p>
+        </w:tc>
+        <w:tc>
+          <w:tcPr>
+            <w:tcW w:type="dxa" w:w="864"/>
+          </w:tcPr>
+          <w:p>
+            <w:r>
+              <w:t>1.032</w:t>
+            </w:r>
+          </w:p>
+        </w:tc>
+        <w:tc>
+          <w:tcPr>
+            <w:tcW w:type="dxa" w:w="864"/>
+          </w:tcPr>
+          <w:p>
+            <w:r>
+              <w:t>0.011</w:t>
+            </w:r>
+          </w:p>
+        </w:tc>
+        <w:tc>
+          <w:tcPr>
+            <w:tcW w:type="dxa" w:w="864"/>
+          </w:tcPr>
+          <w:p>
+            <w:r>
+              <w:t>&lt; .001</w:t>
             </w:r>
           </w:p>
         </w:tc>
@@ -1840,7 +7655,7 @@
       <w:tr>
         <w:tc>
           <w:tcPr>
-            <w:tcW w:type="dxa" w:w="1728"/>
+            <w:tcW w:type="dxa" w:w="864"/>
           </w:tcPr>
           <w:p>
             <w:r/>
@@ -1848,7 +7663,7 @@
         </w:tc>
         <w:tc>
           <w:tcPr>
-            <w:tcW w:type="dxa" w:w="1728"/>
+            <w:tcW w:type="dxa" w:w="864"/>
           </w:tcPr>
           <w:p>
             <w:r>
@@ -1858,7 +7673,7 @@
         </w:tc>
         <w:tc>
           <w:tcPr>
-            <w:tcW w:type="dxa" w:w="1728"/>
+            <w:tcW w:type="dxa" w:w="864"/>
           </w:tcPr>
           <w:p>
             <w:r>
@@ -1868,7 +7683,7 @@
         </w:tc>
         <w:tc>
           <w:tcPr>
-            <w:tcW w:type="dxa" w:w="1728"/>
+            <w:tcW w:type="dxa" w:w="864"/>
           </w:tcPr>
           <w:p>
             <w:r>
@@ -1878,11 +7693,61 @@
         </w:tc>
         <w:tc>
           <w:tcPr>
-            <w:tcW w:type="dxa" w:w="1728"/>
-          </w:tcPr>
-          <w:p>
-            <w:r>
-              <w:t>15</w:t>
+            <w:tcW w:type="dxa" w:w="864"/>
+          </w:tcPr>
+          <w:p>
+            <w:r>
+              <w:t>0</w:t>
+            </w:r>
+          </w:p>
+        </w:tc>
+        <w:tc>
+          <w:tcPr>
+            <w:tcW w:type="dxa" w:w="864"/>
+          </w:tcPr>
+          <w:p>
+            <w:r>
+              <w:t>&lt; .001</w:t>
+            </w:r>
+          </w:p>
+        </w:tc>
+        <w:tc>
+          <w:tcPr>
+            <w:tcW w:type="dxa" w:w="864"/>
+          </w:tcPr>
+          <w:p>
+            <w:r>
+              <w:t>8.44×10^11</w:t>
+            </w:r>
+          </w:p>
+        </w:tc>
+        <w:tc>
+          <w:tcPr>
+            <w:tcW w:type="dxa" w:w="864"/>
+          </w:tcPr>
+          <w:p>
+            <w:r>
+              <w:t>6.165</w:t>
+            </w:r>
+          </w:p>
+        </w:tc>
+        <w:tc>
+          <w:tcPr>
+            <w:tcW w:type="dxa" w:w="864"/>
+          </w:tcPr>
+          <w:p>
+            <w:r>
+              <w:t>0.069</w:t>
+            </w:r>
+          </w:p>
+        </w:tc>
+        <w:tc>
+          <w:tcPr>
+            <w:tcW w:type="dxa" w:w="864"/>
+          </w:tcPr>
+          <w:p>
+            <w:r>
+              <w:t>0.026</w:t>
             </w:r>
           </w:p>
         </w:tc>
@@ -1890,7 +7755,7 @@
       <w:tr>
         <w:tc>
           <w:tcPr>
-            <w:tcW w:type="dxa" w:w="1728"/>
+            <w:tcW w:type="dxa" w:w="864"/>
           </w:tcPr>
           <w:p>
             <w:r/>
@@ -1898,7 +7763,7 @@
         </w:tc>
         <w:tc>
           <w:tcPr>
-            <w:tcW w:type="dxa" w:w="1728"/>
+            <w:tcW w:type="dxa" w:w="864"/>
           </w:tcPr>
           <w:p>
             <w:r>
@@ -1908,7 +7773,7 @@
         </w:tc>
         <w:tc>
           <w:tcPr>
-            <w:tcW w:type="dxa" w:w="1728"/>
+            <w:tcW w:type="dxa" w:w="864"/>
           </w:tcPr>
           <w:p>
             <w:r>
@@ -1918,7 +7783,7 @@
         </w:tc>
         <w:tc>
           <w:tcPr>
-            <w:tcW w:type="dxa" w:w="1728"/>
+            <w:tcW w:type="dxa" w:w="864"/>
           </w:tcPr>
           <w:p>
             <w:r>
@@ -1928,11 +7793,61 @@
         </w:tc>
         <w:tc>
           <w:tcPr>
-            <w:tcW w:type="dxa" w:w="1728"/>
+            <w:tcW w:type="dxa" w:w="864"/>
           </w:tcPr>
           <w:p>
             <w:r>
               <w:t>2</w:t>
+            </w:r>
+          </w:p>
+        </w:tc>
+        <w:tc>
+          <w:tcPr>
+            <w:tcW w:type="dxa" w:w="864"/>
+          </w:tcPr>
+          <w:p>
+            <w:r>
+              <w:t>0.09</w:t>
+            </w:r>
+          </w:p>
+        </w:tc>
+        <w:tc>
+          <w:tcPr>
+            <w:tcW w:type="dxa" w:w="864"/>
+          </w:tcPr>
+          <w:p>
+            <w:r>
+              <w:t>2.99</w:t>
+            </w:r>
+          </w:p>
+        </w:tc>
+        <w:tc>
+          <w:tcPr>
+            <w:tcW w:type="dxa" w:w="864"/>
+          </w:tcPr>
+          <w:p>
+            <w:r>
+              <w:t>1.298</w:t>
+            </w:r>
+          </w:p>
+        </w:tc>
+        <w:tc>
+          <w:tcPr>
+            <w:tcW w:type="dxa" w:w="864"/>
+          </w:tcPr>
+          <w:p>
+            <w:r>
+              <w:t>0.014</w:t>
+            </w:r>
+          </w:p>
+        </w:tc>
+        <w:tc>
+          <w:tcPr>
+            <w:tcW w:type="dxa" w:w="864"/>
+          </w:tcPr>
+          <w:p>
+            <w:r>
+              <w:t>&lt; .001</w:t>
             </w:r>
           </w:p>
         </w:tc>
@@ -1940,7 +7855,7 @@
       <w:tr>
         <w:tc>
           <w:tcPr>
-            <w:tcW w:type="dxa" w:w="1728"/>
+            <w:tcW w:type="dxa" w:w="864"/>
           </w:tcPr>
           <w:p>
             <w:r/>
@@ -1948,7 +7863,7 @@
         </w:tc>
         <w:tc>
           <w:tcPr>
-            <w:tcW w:type="dxa" w:w="1728"/>
+            <w:tcW w:type="dxa" w:w="864"/>
           </w:tcPr>
           <w:p>
             <w:r>
@@ -1958,7 +7873,7 @@
         </w:tc>
         <w:tc>
           <w:tcPr>
-            <w:tcW w:type="dxa" w:w="1728"/>
+            <w:tcW w:type="dxa" w:w="864"/>
           </w:tcPr>
           <w:p>
             <w:r>
@@ -1968,7 +7883,7 @@
         </w:tc>
         <w:tc>
           <w:tcPr>
-            <w:tcW w:type="dxa" w:w="1728"/>
+            <w:tcW w:type="dxa" w:w="864"/>
           </w:tcPr>
           <w:p>
             <w:r>
@@ -1978,11 +7893,461 @@
         </w:tc>
         <w:tc>
           <w:tcPr>
-            <w:tcW w:type="dxa" w:w="1728"/>
+            <w:tcW w:type="dxa" w:w="864"/>
           </w:tcPr>
           <w:p>
             <w:r>
               <w:t>0</w:t>
+            </w:r>
+          </w:p>
+        </w:tc>
+        <w:tc>
+          <w:tcPr>
+            <w:tcW w:type="dxa" w:w="864"/>
+          </w:tcPr>
+          <w:p>
+            <w:r>
+              <w:t>&lt; .001</w:t>
+            </w:r>
+          </w:p>
+        </w:tc>
+        <w:tc>
+          <w:tcPr>
+            <w:tcW w:type="dxa" w:w="864"/>
+          </w:tcPr>
+          <w:p>
+            <w:r>
+              <w:t>4.88×10^7</w:t>
+            </w:r>
+          </w:p>
+        </w:tc>
+        <w:tc>
+          <w:tcPr>
+            <w:tcW w:type="dxa" w:w="864"/>
+          </w:tcPr>
+          <w:p>
+            <w:r>
+              <w:t>1.014</w:t>
+            </w:r>
+          </w:p>
+        </w:tc>
+        <w:tc>
+          <w:tcPr>
+            <w:tcW w:type="dxa" w:w="864"/>
+          </w:tcPr>
+          <w:p>
+            <w:r>
+              <w:t>0.011</w:t>
+            </w:r>
+          </w:p>
+        </w:tc>
+        <w:tc>
+          <w:tcPr>
+            <w:tcW w:type="dxa" w:w="864"/>
+          </w:tcPr>
+          <w:p>
+            <w:r>
+              <w:t>&lt; .001</w:t>
+            </w:r>
+          </w:p>
+        </w:tc>
+      </w:tr>
+      <w:tr>
+        <w:tc>
+          <w:tcPr>
+            <w:tcW w:type="dxa" w:w="864"/>
+          </w:tcPr>
+          <w:p>
+            <w:r/>
+          </w:p>
+        </w:tc>
+        <w:tc>
+          <w:tcPr>
+            <w:tcW w:type="dxa" w:w="864"/>
+          </w:tcPr>
+          <w:p>
+            <w:r>
+              <w:t>stim_decay</w:t>
+            </w:r>
+          </w:p>
+        </w:tc>
+        <w:tc>
+          <w:tcPr>
+            <w:tcW w:type="dxa" w:w="864"/>
+          </w:tcPr>
+          <w:p>
+            <w:r>
+              <w:t>328.30</w:t>
+            </w:r>
+          </w:p>
+        </w:tc>
+        <w:tc>
+          <w:tcPr>
+            <w:tcW w:type="dxa" w:w="864"/>
+          </w:tcPr>
+          <w:p>
+            <w:r>
+              <w:t>335.51</w:t>
+            </w:r>
+          </w:p>
+        </w:tc>
+        <w:tc>
+          <w:tcPr>
+            <w:tcW w:type="dxa" w:w="864"/>
+          </w:tcPr>
+          <w:p>
+            <w:r>
+              <w:t>3</w:t>
+            </w:r>
+          </w:p>
+        </w:tc>
+        <w:tc>
+          <w:tcPr>
+            <w:tcW w:type="dxa" w:w="864"/>
+          </w:tcPr>
+          <w:p>
+            <w:r>
+              <w:t>&lt; .001</w:t>
+            </w:r>
+          </w:p>
+        </w:tc>
+        <w:tc>
+          <w:tcPr>
+            <w:tcW w:type="dxa" w:w="864"/>
+          </w:tcPr>
+          <w:p>
+            <w:r>
+              <w:t>293.06</w:t>
+            </w:r>
+          </w:p>
+        </w:tc>
+        <w:tc>
+          <w:tcPr>
+            <w:tcW w:type="dxa" w:w="864"/>
+          </w:tcPr>
+          <w:p>
+            <w:r>
+              <w:t>2.779</w:t>
+            </w:r>
+          </w:p>
+        </w:tc>
+        <w:tc>
+          <w:tcPr>
+            <w:tcW w:type="dxa" w:w="864"/>
+          </w:tcPr>
+          <w:p>
+            <w:r>
+              <w:t>0.031</w:t>
+            </w:r>
+          </w:p>
+        </w:tc>
+        <w:tc>
+          <w:tcPr>
+            <w:tcW w:type="dxa" w:w="864"/>
+          </w:tcPr>
+          <w:p>
+            <w:r>
+              <w:t>&lt; .001</w:t>
+            </w:r>
+          </w:p>
+        </w:tc>
+      </w:tr>
+      <w:tr>
+        <w:tc>
+          <w:tcPr>
+            <w:tcW w:type="dxa" w:w="864"/>
+          </w:tcPr>
+          <w:p>
+            <w:r/>
+          </w:p>
+        </w:tc>
+        <w:tc>
+          <w:tcPr>
+            <w:tcW w:type="dxa" w:w="864"/>
+          </w:tcPr>
+          <w:p>
+            <w:r>
+              <w:t>stim_delta</w:t>
+            </w:r>
+          </w:p>
+        </w:tc>
+        <w:tc>
+          <w:tcPr>
+            <w:tcW w:type="dxa" w:w="864"/>
+          </w:tcPr>
+          <w:p>
+            <w:r>
+              <w:t>348.48</w:t>
+            </w:r>
+          </w:p>
+        </w:tc>
+        <w:tc>
+          <w:tcPr>
+            <w:tcW w:type="dxa" w:w="864"/>
+          </w:tcPr>
+          <w:p>
+            <w:r>
+              <w:t>355.69</w:t>
+            </w:r>
+          </w:p>
+        </w:tc>
+        <w:tc>
+          <w:tcPr>
+            <w:tcW w:type="dxa" w:w="864"/>
+          </w:tcPr>
+          <w:p>
+            <w:r>
+              <w:t>0</w:t>
+            </w:r>
+          </w:p>
+        </w:tc>
+        <w:tc>
+          <w:tcPr>
+            <w:tcW w:type="dxa" w:w="864"/>
+          </w:tcPr>
+          <w:p>
+            <w:r>
+              <w:t>&lt; .001</w:t>
+            </w:r>
+          </w:p>
+        </w:tc>
+        <w:tc>
+          <w:tcPr>
+            <w:tcW w:type="dxa" w:w="864"/>
+          </w:tcPr>
+          <w:p>
+            <w:r>
+              <w:t>7.06×10^6</w:t>
+            </w:r>
+          </w:p>
+        </w:tc>
+        <w:tc>
+          <w:tcPr>
+            <w:tcW w:type="dxa" w:w="864"/>
+          </w:tcPr>
+          <w:p>
+            <w:r>
+              <w:t>1.082</w:t>
+            </w:r>
+          </w:p>
+        </w:tc>
+        <w:tc>
+          <w:tcPr>
+            <w:tcW w:type="dxa" w:w="864"/>
+          </w:tcPr>
+          <w:p>
+            <w:r>
+              <w:t>0.012</w:t>
+            </w:r>
+          </w:p>
+        </w:tc>
+        <w:tc>
+          <w:tcPr>
+            <w:tcW w:type="dxa" w:w="864"/>
+          </w:tcPr>
+          <w:p>
+            <w:r>
+              <w:t>&lt; .001</w:t>
+            </w:r>
+          </w:p>
+        </w:tc>
+      </w:tr>
+      <w:tr>
+        <w:tc>
+          <w:tcPr>
+            <w:tcW w:type="dxa" w:w="864"/>
+          </w:tcPr>
+          <w:p>
+            <w:r/>
+          </w:p>
+        </w:tc>
+        <w:tc>
+          <w:tcPr>
+            <w:tcW w:type="dxa" w:w="864"/>
+          </w:tcPr>
+          <w:p>
+            <w:r>
+              <w:t>stim_RT_delta</w:t>
+            </w:r>
+          </w:p>
+        </w:tc>
+        <w:tc>
+          <w:tcPr>
+            <w:tcW w:type="dxa" w:w="864"/>
+          </w:tcPr>
+          <w:p>
+            <w:r>
+              <w:t>327.25</w:t>
+            </w:r>
+          </w:p>
+        </w:tc>
+        <w:tc>
+          <w:tcPr>
+            <w:tcW w:type="dxa" w:w="864"/>
+          </w:tcPr>
+          <w:p>
+            <w:r>
+              <w:t>334.46</w:t>
+            </w:r>
+          </w:p>
+        </w:tc>
+        <w:tc>
+          <w:tcPr>
+            <w:tcW w:type="dxa" w:w="864"/>
+          </w:tcPr>
+          <w:p>
+            <w:r>
+              <w:t>0</w:t>
+            </w:r>
+          </w:p>
+        </w:tc>
+        <w:tc>
+          <w:tcPr>
+            <w:tcW w:type="dxa" w:w="864"/>
+          </w:tcPr>
+          <w:p>
+            <w:r>
+              <w:t>0.00</w:t>
+            </w:r>
+          </w:p>
+        </w:tc>
+        <w:tc>
+          <w:tcPr>
+            <w:tcW w:type="dxa" w:w="864"/>
+          </w:tcPr>
+          <w:p>
+            <w:r>
+              <w:t>173.36</w:t>
+            </w:r>
+          </w:p>
+        </w:tc>
+        <w:tc>
+          <w:tcPr>
+            <w:tcW w:type="dxa" w:w="864"/>
+          </w:tcPr>
+          <w:p>
+            <w:r>
+              <w:t>1.079</w:t>
+            </w:r>
+          </w:p>
+        </w:tc>
+        <w:tc>
+          <w:tcPr>
+            <w:tcW w:type="dxa" w:w="864"/>
+          </w:tcPr>
+          <w:p>
+            <w:r>
+              <w:t>0.012</w:t>
+            </w:r>
+          </w:p>
+        </w:tc>
+        <w:tc>
+          <w:tcPr>
+            <w:tcW w:type="dxa" w:w="864"/>
+          </w:tcPr>
+          <w:p>
+            <w:r>
+              <w:t>&lt; .001</w:t>
+            </w:r>
+          </w:p>
+        </w:tc>
+      </w:tr>
+      <w:tr>
+        <w:tc>
+          <w:tcPr>
+            <w:tcW w:type="dxa" w:w="864"/>
+          </w:tcPr>
+          <w:p>
+            <w:r/>
+          </w:p>
+        </w:tc>
+        <w:tc>
+          <w:tcPr>
+            <w:tcW w:type="dxa" w:w="864"/>
+          </w:tcPr>
+          <w:p>
+            <w:r>
+              <w:t>WSLS_delta</w:t>
+            </w:r>
+          </w:p>
+        </w:tc>
+        <w:tc>
+          <w:tcPr>
+            <w:tcW w:type="dxa" w:w="864"/>
+          </w:tcPr>
+          <w:p>
+            <w:r>
+              <w:t>327.15</w:t>
+            </w:r>
+          </w:p>
+        </w:tc>
+        <w:tc>
+          <w:tcPr>
+            <w:tcW w:type="dxa" w:w="864"/>
+          </w:tcPr>
+          <w:p>
+            <w:r>
+              <w:t>337.96</w:t>
+            </w:r>
+          </w:p>
+        </w:tc>
+        <w:tc>
+          <w:tcPr>
+            <w:tcW w:type="dxa" w:w="864"/>
+          </w:tcPr>
+          <w:p>
+            <w:r>
+              <w:t>0</w:t>
+            </w:r>
+          </w:p>
+        </w:tc>
+        <w:tc>
+          <w:tcPr>
+            <w:tcW w:type="dxa" w:w="864"/>
+          </w:tcPr>
+          <w:p>
+            <w:r>
+              <w:t>&lt; .001</w:t>
+            </w:r>
+          </w:p>
+        </w:tc>
+        <w:tc>
+          <w:tcPr>
+            <w:tcW w:type="dxa" w:w="864"/>
+          </w:tcPr>
+          <w:p>
+            <w:r>
+              <w:t>1.00×10^3</w:t>
+            </w:r>
+          </w:p>
+        </w:tc>
+        <w:tc>
+          <w:tcPr>
+            <w:tcW w:type="dxa" w:w="864"/>
+          </w:tcPr>
+          <w:p>
+            <w:r>
+              <w:t>1.022</w:t>
+            </w:r>
+          </w:p>
+        </w:tc>
+        <w:tc>
+          <w:tcPr>
+            <w:tcW w:type="dxa" w:w="864"/>
+          </w:tcPr>
+          <w:p>
+            <w:r>
+              <w:t>0.011</w:t>
+            </w:r>
+          </w:p>
+        </w:tc>
+        <w:tc>
+          <w:tcPr>
+            <w:tcW w:type="dxa" w:w="864"/>
+          </w:tcPr>
+          <w:p>
+            <w:r>
+              <w:t>&lt; .001</w:t>
             </w:r>
           </w:p>
         </w:tc>
